--- a/06_DOCUMENTACION_DE_PRUEBAS/EN/WORD/06_Test_Documentation.docx
+++ b/06_DOCUMENTACION_DE_PRUEBAS/EN/WORD/06_Test_Documentation.docx
@@ -2,7 +2,7 @@
 <file path=word/document.xml><?xml version="1.0" encoding="utf-8"?>
 <w:document xmlns:w="http://schemas.openxmlformats.org/wordprocessingml/2006/main" xmlns:m="http://schemas.openxmlformats.org/officeDocument/2006/math" xmlns:r="http://schemas.openxmlformats.org/officeDocument/2006/relationships" xmlns:o="urn:schemas-microsoft-com:office:office" xmlns:v="urn:schemas-microsoft-com:vml" xmlns:w10="urn:schemas-microsoft-com:office:word" xmlns:a="http://schemas.openxmlformats.org/drawingml/2006/main" xmlns:pic="http://schemas.openxmlformats.org/drawingml/2006/picture" xmlns:wp="http://schemas.openxmlformats.org/drawingml/2006/wordprocessingDrawing">
   <w:body>
-    <w:bookmarkStart w:id="36" w:name="Xcf6a0c2401a74048a359afe09f245aa0d2e1ee2"/>
+    <w:bookmarkStart w:id="37" w:name="Xcf6a0c2401a74048a359afe09f245aa0d2e1ee2"/>
     <w:p>
       <w:pPr>
         <w:pStyle w:val="Heading1"/>
@@ -268,7 +268,7 @@
               <w:pStyle w:val="Compact"/>
             </w:pPr>
             <w:r>
-              <w:t xml:space="preserve">October 15, 2026</w:t>
+              <w:t xml:space="preserve">October 16, 2026</w:t>
             </w:r>
           </w:p>
         </w:tc>
@@ -279,7 +279,7 @@
         <w:pStyle w:val="BodyText"/>
       </w:pPr>
       <w:r>
-        <w:t xml:space="preserve">This document gathers the test plan, the inventory of automated tests in the repositories, their actual results when run on October 15, 2026, and the functional test cases, run on October 9, 2026, traced to the SRS v6 requirements (</w:t>
+        <w:t xml:space="preserve">This document gathers the test plan, the inventory of automated tests in the repositories, their actual results when run on October 16, 2026 (including the end-to-end tests against the complete system), and the functional test cases, run on October 9, 2026, traced to the SRS v7 requirements (</w:t>
       </w:r>
       <w:r>
         <w:rPr>
@@ -908,29 +908,29 @@
               <w:pStyle w:val="Compact"/>
             </w:pPr>
             <w:r>
-              <w:t xml:space="preserve">Cross-service and RNF</w:t>
-            </w:r>
-          </w:p>
-        </w:tc>
-        <w:tc>
-          <w:tcPr/>
-          <w:p>
-            <w:pPr>
-              <w:pStyle w:val="Compact"/>
-            </w:pPr>
-            <w:r>
-              <w:t xml:space="preserve">Booking flow through the gateway with operator choice, automatic assignment and notices; 95th percentile response time (RNF-001); web screens at 360 px (RNF-008)</w:t>
-            </w:r>
-          </w:p>
-        </w:tc>
-        <w:tc>
-          <w:tcPr/>
-          <w:p>
-            <w:pPr>
-              <w:pStyle w:val="Compact"/>
-            </w:pPr>
-            <w:r>
-              <w:t xml:space="preserve">Node 22 (</w:t>
+              <w:t xml:space="preserve">Cross-service (end-to-end) and RNF</w:t>
+            </w:r>
+          </w:p>
+        </w:tc>
+        <w:tc>
+          <w:tcPr/>
+          <w:p>
+            <w:pPr>
+              <w:pStyle w:val="Compact"/>
+            </w:pPr>
+            <w:r>
+              <w:t xml:space="preserve">Booking with operator choice and automatic assignment, complete flow of the three roles, inspection report, access rules per role; 95th percentile response time (RNF-001); web screens at 360 px (RNF-008)</w:t>
+            </w:r>
+          </w:p>
+        </w:tc>
+        <w:tc>
+          <w:tcPr/>
+          <w:p>
+            <w:pPr>
+              <w:pStyle w:val="Compact"/>
+            </w:pPr>
+            <w:r>
+              <w:t xml:space="preserve">Node 24 (</w:t>
             </w:r>
             <w:r>
               <w:rPr>
@@ -1082,7 +1082,7 @@
               <w:pStyle w:val="Compact"/>
             </w:pPr>
             <w:r>
-              <w:t xml:space="preserve">Windows 11 Home Single Language 10.0.26300 (October 15); 10.0.26200 (October 9)</w:t>
+              <w:t xml:space="preserve">Windows 11 Home Single Language 10.0.26300 (October 15 and 16); 10.0.26200 (October 9)</w:t>
             </w:r>
           </w:p>
         </w:tc>
@@ -1202,7 +1202,7 @@
               <w:pStyle w:val="Compact"/>
             </w:pPr>
             <w:r>
-              <w:t xml:space="preserve">Not needed by the automated tests. The October 9 functional cases used SQL Server 2022, RabbitMQ 4 and Mailpit on Docker 28.4 (Docker Desktop)</w:t>
+              <w:t xml:space="preserve">Not needed by the unit tests. The end-to-end tests of October 16 and the functional cases of October 9 used SQL Server 2022, RabbitMQ 4, and Mailpit on Docker 28.4 (Docker Desktop)</w:t>
             </w:r>
           </w:p>
         </w:tc>
@@ -1358,7 +1358,7 @@
         <w:pStyle w:val="FirstParagraph"/>
       </w:pPr>
       <w:r>
-        <w:t xml:space="preserve">The repositories have 504 test methods: 468 in the backend and 36 in the web client. The mobile app has no automated tests.</w:t>
+        <w:t xml:space="preserve">The repositories have 542 test methods: 499 in the backend and 43 in the web. The mobile app has no automated tests.</w:t>
       </w:r>
     </w:p>
     <w:p>
@@ -1661,18 +1661,18 @@
               <w:pStyle w:val="Compact"/>
             </w:pPr>
             <w:r>
-              <w:t xml:space="preserve">15</w:t>
-            </w:r>
-          </w:p>
-        </w:tc>
-        <w:tc>
-          <w:tcPr/>
-          <w:p>
-            <w:pPr>
-              <w:pStyle w:val="Compact"/>
-            </w:pPr>
-            <w:r>
-              <w:t xml:space="preserve">119</w:t>
+              <w:t xml:space="preserve">17</w:t>
+            </w:r>
+          </w:p>
+        </w:tc>
+        <w:tc>
+          <w:tcPr/>
+          <w:p>
+            <w:pPr>
+              <w:pStyle w:val="Compact"/>
+            </w:pPr>
+            <w:r>
+              <w:t xml:space="preserve">131</w:t>
             </w:r>
           </w:p>
         </w:tc>
@@ -1788,7 +1788,7 @@
               <w:pStyle w:val="Compact"/>
             </w:pPr>
             <w:r>
-              <w:t xml:space="preserve">38</w:t>
+              <w:t xml:space="preserve">40</w:t>
             </w:r>
           </w:p>
         </w:tc>
@@ -1832,18 +1832,18 @@
               <w:pStyle w:val="Compact"/>
             </w:pPr>
             <w:r>
-              <w:t xml:space="preserve">10</w:t>
-            </w:r>
-          </w:p>
-        </w:tc>
-        <w:tc>
-          <w:tcPr/>
-          <w:p>
-            <w:pPr>
-              <w:pStyle w:val="Compact"/>
-            </w:pPr>
-            <w:r>
-              <w:t xml:space="preserve">49</w:t>
+              <w:t xml:space="preserve">11</w:t>
+            </w:r>
+          </w:p>
+        </w:tc>
+        <w:tc>
+          <w:tcPr/>
+          <w:p>
+            <w:pPr>
+              <w:pStyle w:val="Compact"/>
+            </w:pPr>
+            <w:r>
+              <w:t xml:space="preserve">54</w:t>
             </w:r>
           </w:p>
         </w:tc>
@@ -1878,18 +1878,18 @@
               <w:pStyle w:val="Compact"/>
             </w:pPr>
             <w:r>
-              <w:t xml:space="preserve">10</w:t>
-            </w:r>
-          </w:p>
-        </w:tc>
-        <w:tc>
-          <w:tcPr/>
-          <w:p>
-            <w:pPr>
-              <w:pStyle w:val="Compact"/>
-            </w:pPr>
-            <w:r>
-              <w:t xml:space="preserve">94</w:t>
+              <w:t xml:space="preserve">12</w:t>
+            </w:r>
+          </w:p>
+        </w:tc>
+        <w:tc>
+          <w:tcPr/>
+          <w:p>
+            <w:pPr>
+              <w:pStyle w:val="Compact"/>
+            </w:pPr>
+            <w:r>
+              <w:t xml:space="preserve">106</w:t>
             </w:r>
           </w:p>
         </w:tc>
@@ -1970,18 +1970,18 @@
               <w:pStyle w:val="Compact"/>
             </w:pPr>
             <w:r>
-              <w:t xml:space="preserve">35</w:t>
-            </w:r>
-          </w:p>
-        </w:tc>
-        <w:tc>
-          <w:tcPr/>
-          <w:p>
-            <w:pPr>
-              <w:pStyle w:val="Compact"/>
-            </w:pPr>
-            <w:r>
-              <w:t xml:space="preserve">36</w:t>
+              <w:t xml:space="preserve">37</w:t>
+            </w:r>
+          </w:p>
+        </w:tc>
+        <w:tc>
+          <w:tcPr/>
+          <w:p>
+            <w:pPr>
+              <w:pStyle w:val="Compact"/>
+            </w:pPr>
+            <w:r>
+              <w:t xml:space="preserve">43</w:t>
             </w:r>
           </w:p>
         </w:tc>
@@ -2004,7 +2004,7 @@
               <w:t xml:space="preserve"> </w:t>
             </w:r>
             <w:r>
-              <w:t xml:space="preserve">smoke tests)</w:t>
+              <w:t xml:space="preserve">smoke tests), API error messages, and payment account selection</w:t>
             </w:r>
           </w:p>
         </w:tc>
@@ -2133,11 +2133,41 @@
         <w:pStyle w:val="FirstParagraph"/>
       </w:pPr>
       <w:r>
-        <w:t xml:space="preserve">Backend tests are domain and application tests with in-memory doubles, plus controller tests with MockMvc. Web tests only check that each component is created; they do not validate UI business rules.</w:t>
+        <w:t xml:space="preserve">Backend tests are domain and application tests with in-memory doubles, plus controller tests with MockMvc. Most web tests check that each component is created;</w:t>
+      </w:r>
+      <w:r>
+        <w:t xml:space="preserve"> </w:t>
+      </w:r>
+      <w:r>
+        <w:rPr>
+          <w:rStyle w:val="VerbatimChar"/>
+        </w:rPr>
+        <w:t xml:space="preserve">api-error.spec.ts</w:t>
+      </w:r>
+      <w:r>
+        <w:t xml:space="preserve"> </w:t>
+      </w:r>
+      <w:r>
+        <w:t xml:space="preserve">and</w:t>
+      </w:r>
+      <w:r>
+        <w:t xml:space="preserve"> </w:t>
+      </w:r>
+      <w:r>
+        <w:rPr>
+          <w:rStyle w:val="VerbatimChar"/>
+        </w:rPr>
+        <w:t xml:space="preserve">payment.spec.ts</w:t>
+      </w:r>
+      <w:r>
+        <w:t xml:space="preserve"> </w:t>
+      </w:r>
+      <w:r>
+        <w:t xml:space="preserve">test real rules (the API error messages and the payment account selection).</w:t>
       </w:r>
     </w:p>
     <w:bookmarkEnd w:id="26"/>
-    <w:bookmarkStart w:id="27" w:name="Xa199472fa01c305a2143eae5f023829c20c68cf"/>
+    <w:bookmarkStart w:id="28" w:name="Xa199472fa01c305a2143eae5f023829c20c68cf"/>
     <w:p>
       <w:pPr>
         <w:pStyle w:val="Heading2"/>
@@ -2151,7 +2181,7 @@
         <w:pStyle w:val="FirstParagraph"/>
       </w:pPr>
       <w:r>
-        <w:t xml:space="preserve">On October 15, 2026 the eight automated suites were run: 601 tests, all passed. The 7 payment persistence tests were skipped because the test database was not set; on October 9 they had been run against an isolated database (</w:t>
+        <w:t xml:space="preserve">On October 16, 2026, the eight automated suites were run: 639 tests, all passed. The 7 payment persistence tests were skipped because the test database was not set; on October 9 they had been run against an isolated database (</w:t>
       </w:r>
       <w:r>
         <w:rPr>
@@ -2184,7 +2214,7 @@
           <w:i/>
           <w:iCs/>
         </w:rPr>
-        <w:t xml:space="preserve">Actual results per artifact (October 15, 2026)</w:t>
+        <w:t xml:space="preserve">Actual results per artifact (October 16, 2026)</w:t>
       </w:r>
     </w:p>
     <w:tbl>
@@ -2317,18 +2347,18 @@
               <w:pStyle w:val="Compact"/>
             </w:pPr>
             <w:r>
-              <w:t xml:space="preserve">36</w:t>
-            </w:r>
-          </w:p>
-        </w:tc>
-        <w:tc>
-          <w:tcPr/>
-          <w:p>
-            <w:pPr>
-              <w:pStyle w:val="Compact"/>
-            </w:pPr>
-            <w:r>
-              <w:t xml:space="preserve">36</w:t>
+              <w:t xml:space="preserve">43</w:t>
+            </w:r>
+          </w:p>
+        </w:tc>
+        <w:tc>
+          <w:tcPr/>
+          <w:p>
+            <w:pPr>
+              <w:pStyle w:val="Compact"/>
+            </w:pPr>
+            <w:r>
+              <w:t xml:space="preserve">43</w:t>
             </w:r>
           </w:p>
         </w:tc>
@@ -2361,7 +2391,7 @@
               <w:pStyle w:val="Compact"/>
             </w:pPr>
             <w:r>
-              <w:t xml:space="preserve">23.5 s</w:t>
+              <w:t xml:space="preserve">6.7 s</w:t>
             </w:r>
           </w:p>
         </w:tc>
@@ -2443,7 +2473,7 @@
               <w:pStyle w:val="Compact"/>
             </w:pPr>
             <w:r>
-              <w:t xml:space="preserve">10.9 s</w:t>
+              <w:t xml:space="preserve">9.9 s</w:t>
             </w:r>
           </w:p>
         </w:tc>
@@ -2481,18 +2511,18 @@
               <w:pStyle w:val="Compact"/>
             </w:pPr>
             <w:r>
-              <w:t xml:space="preserve">135</w:t>
-            </w:r>
-          </w:p>
-        </w:tc>
-        <w:tc>
-          <w:tcPr/>
-          <w:p>
-            <w:pPr>
-              <w:pStyle w:val="Compact"/>
-            </w:pPr>
-            <w:r>
-              <w:t xml:space="preserve">135</w:t>
+              <w:t xml:space="preserve">147</w:t>
+            </w:r>
+          </w:p>
+        </w:tc>
+        <w:tc>
+          <w:tcPr/>
+          <w:p>
+            <w:pPr>
+              <w:pStyle w:val="Compact"/>
+            </w:pPr>
+            <w:r>
+              <w:t xml:space="preserve">147</w:t>
             </w:r>
           </w:p>
         </w:tc>
@@ -2525,7 +2555,7 @@
               <w:pStyle w:val="Compact"/>
             </w:pPr>
             <w:r>
-              <w:t xml:space="preserve">18.0 s</w:t>
+              <w:t xml:space="preserve">13.5 s</w:t>
             </w:r>
           </w:p>
         </w:tc>
@@ -2607,7 +2637,7 @@
               <w:pStyle w:val="Compact"/>
             </w:pPr>
             <w:r>
-              <w:t xml:space="preserve">8.0 s</w:t>
+              <w:t xml:space="preserve">8.3 s</w:t>
             </w:r>
           </w:p>
         </w:tc>
@@ -2645,18 +2675,18 @@
               <w:pStyle w:val="Compact"/>
             </w:pPr>
             <w:r>
-              <w:t xml:space="preserve">38</w:t>
-            </w:r>
-          </w:p>
-        </w:tc>
-        <w:tc>
-          <w:tcPr/>
-          <w:p>
-            <w:pPr>
-              <w:pStyle w:val="Compact"/>
-            </w:pPr>
-            <w:r>
-              <w:t xml:space="preserve">38</w:t>
+              <w:t xml:space="preserve">40</w:t>
+            </w:r>
+          </w:p>
+        </w:tc>
+        <w:tc>
+          <w:tcPr/>
+          <w:p>
+            <w:pPr>
+              <w:pStyle w:val="Compact"/>
+            </w:pPr>
+            <w:r>
+              <w:t xml:space="preserve">40</w:t>
             </w:r>
           </w:p>
         </w:tc>
@@ -2689,7 +2719,7 @@
               <w:pStyle w:val="Compact"/>
             </w:pPr>
             <w:r>
-              <w:t xml:space="preserve">8.6 s</w:t>
+              <w:t xml:space="preserve">10.0 s</w:t>
             </w:r>
           </w:p>
         </w:tc>
@@ -2727,18 +2757,18 @@
               <w:pStyle w:val="Compact"/>
             </w:pPr>
             <w:r>
-              <w:t xml:space="preserve">49</w:t>
-            </w:r>
-          </w:p>
-        </w:tc>
-        <w:tc>
-          <w:tcPr/>
-          <w:p>
-            <w:pPr>
-              <w:pStyle w:val="Compact"/>
-            </w:pPr>
-            <w:r>
-              <w:t xml:space="preserve">49</w:t>
+              <w:t xml:space="preserve">54</w:t>
+            </w:r>
+          </w:p>
+        </w:tc>
+        <w:tc>
+          <w:tcPr/>
+          <w:p>
+            <w:pPr>
+              <w:pStyle w:val="Compact"/>
+            </w:pPr>
+            <w:r>
+              <w:t xml:space="preserve">54</w:t>
             </w:r>
           </w:p>
         </w:tc>
@@ -2771,7 +2801,7 @@
               <w:pStyle w:val="Compact"/>
             </w:pPr>
             <w:r>
-              <w:t xml:space="preserve">9.7 s</w:t>
+              <w:t xml:space="preserve">10.9 s</w:t>
             </w:r>
           </w:p>
         </w:tc>
@@ -2809,18 +2839,18 @@
               <w:pStyle w:val="Compact"/>
             </w:pPr>
             <w:r>
-              <w:t xml:space="preserve">100</w:t>
-            </w:r>
-          </w:p>
-        </w:tc>
-        <w:tc>
-          <w:tcPr/>
-          <w:p>
-            <w:pPr>
-              <w:pStyle w:val="Compact"/>
-            </w:pPr>
-            <w:r>
-              <w:t xml:space="preserve">100</w:t>
+              <w:t xml:space="preserve">112</w:t>
+            </w:r>
+          </w:p>
+        </w:tc>
+        <w:tc>
+          <w:tcPr/>
+          <w:p>
+            <w:pPr>
+              <w:pStyle w:val="Compact"/>
+            </w:pPr>
+            <w:r>
+              <w:t xml:space="preserve">112</w:t>
             </w:r>
           </w:p>
         </w:tc>
@@ -2853,7 +2883,7 @@
               <w:pStyle w:val="Compact"/>
             </w:pPr>
             <w:r>
-              <w:t xml:space="preserve">0.5 s</w:t>
+              <w:t xml:space="preserve">0.6 s</w:t>
             </w:r>
           </w:p>
         </w:tc>
@@ -3145,7 +3175,7 @@
                 <w:b/>
                 <w:bCs/>
               </w:rPr>
-              <w:t xml:space="preserve">601</w:t>
+              <w:t xml:space="preserve">639</w:t>
             </w:r>
           </w:p>
         </w:tc>
@@ -3160,7 +3190,7 @@
                 <w:b/>
                 <w:bCs/>
               </w:rPr>
-              <w:t xml:space="preserve">601</w:t>
+              <w:t xml:space="preserve">639</w:t>
             </w:r>
           </w:p>
         </w:tc>
@@ -3371,8 +3401,430 @@
         <w:t xml:space="preserve">The run used JDK 25 and .NET SDK 9 on projects targeting Java 21 and .NET 8; for the final delivery it should be repeated with the project's exact versions.</w:t>
       </w:r>
     </w:p>
+    <w:bookmarkStart w:id="27" w:name="X1e87cdfcc1cbf65d259e528f643bdb7dd800108"/>
+    <w:p>
+      <w:pPr>
+        <w:pStyle w:val="Heading3"/>
+      </w:pPr>
+      <w:r>
+        <w:t xml:space="preserve">3.1 End-to-End Tests</w:t>
+      </w:r>
+    </w:p>
+    <w:p>
+      <w:pPr>
+        <w:pStyle w:val="FirstParagraph"/>
+      </w:pPr>
+      <w:r>
+        <w:t xml:space="preserve">On October 16, 2026,</w:t>
+      </w:r>
+      <w:r>
+        <w:t xml:space="preserve"> </w:t>
+      </w:r>
+      <w:r>
+        <w:rPr>
+          <w:rStyle w:val="VerbatimChar"/>
+        </w:rPr>
+        <w:t xml:space="preserve">node --test "e2e/*.test.js"</w:t>
+      </w:r>
+      <w:r>
+        <w:t xml:space="preserve"> </w:t>
+      </w:r>
+      <w:r>
+        <w:t xml:space="preserve">was run from</w:t>
+      </w:r>
+      <w:r>
+        <w:t xml:space="preserve"> </w:t>
+      </w:r>
+      <w:r>
+        <w:rPr>
+          <w:rStyle w:val="VerbatimChar"/>
+        </w:rPr>
+        <w:t xml:space="preserve">lavarapido-infra</w:t>
+      </w:r>
+      <w:r>
+        <w:t xml:space="preserve">, with the containers of the</w:t>
+      </w:r>
+      <w:r>
+        <w:t xml:space="preserve"> </w:t>
+      </w:r>
+      <w:r>
+        <w:rPr>
+          <w:i/>
+          <w:iCs/>
+        </w:rPr>
+        <w:t xml:space="preserve">app</w:t>
+      </w:r>
+      <w:r>
+        <w:t xml:space="preserve"> </w:t>
+      </w:r>
+      <w:r>
+        <w:t xml:space="preserve">profile running and</w:t>
+      </w:r>
+      <w:r>
+        <w:t xml:space="preserve"> </w:t>
+      </w:r>
+      <w:r>
+        <w:rPr>
+          <w:rStyle w:val="VerbatimChar"/>
+        </w:rPr>
+        <w:t xml:space="preserve">E2E_OPERATOR_ID=2</w:t>
+      </w:r>
+      <w:r>
+        <w:t xml:space="preserve"> </w:t>
+      </w:r>
+      <w:r>
+        <w:t xml:space="preserve">(the test operator of the local database). All 19 tests passed in 7.3 s. Each test deletes what it creates and leaves the customer's points as they were.</w:t>
+      </w:r>
+    </w:p>
+    <w:p>
+      <w:pPr>
+        <w:pStyle w:val="BodyText"/>
+      </w:pPr>
+      <w:r>
+        <w:rPr>
+          <w:b/>
+          <w:bCs/>
+        </w:rPr>
+        <w:t xml:space="preserve">Table 5a</w:t>
+      </w:r>
+    </w:p>
+    <w:p>
+      <w:pPr>
+        <w:pStyle w:val="BodyText"/>
+      </w:pPr>
+      <w:r>
+        <w:rPr>
+          <w:i/>
+          <w:iCs/>
+        </w:rPr>
+        <w:t xml:space="preserve">End-to-end tests (October 16, 2026)</w:t>
+      </w:r>
+    </w:p>
+    <w:tbl>
+      <w:tblPr>
+        <w:tblStyle w:val="Table"/>
+        <w:tblW w:type="auto" w:w="0"/>
+        <w:tblLook w:firstRow="1" w:lastRow="0" w:firstColumn="0" w:lastColumn="0" w:noHBand="0" w:noVBand="0" w:val="0020"/>
+      </w:tblPr>
+      <w:tblGrid>
+        <w:gridCol w:w="1980"/>
+        <w:gridCol w:w="1980"/>
+        <w:gridCol w:w="1980"/>
+        <w:gridCol w:w="1980"/>
+      </w:tblGrid>
+      <w:tr>
+        <w:trPr>
+          <w:tblHeader w:val="on"/>
+        </w:trPr>
+        <w:tc>
+          <w:tcPr/>
+          <w:p>
+            <w:pPr>
+              <w:pStyle w:val="Compact"/>
+            </w:pPr>
+            <w:r>
+              <w:t xml:space="preserve">File</w:t>
+            </w:r>
+          </w:p>
+        </w:tc>
+        <w:tc>
+          <w:tcPr/>
+          <w:p>
+            <w:pPr>
+              <w:pStyle w:val="Compact"/>
+            </w:pPr>
+            <w:r>
+              <w:t xml:space="preserve">Tests</w:t>
+            </w:r>
+          </w:p>
+        </w:tc>
+        <w:tc>
+          <w:tcPr/>
+          <w:p>
+            <w:pPr>
+              <w:pStyle w:val="Compact"/>
+            </w:pPr>
+            <w:r>
+              <w:t xml:space="preserve">What it covers</w:t>
+            </w:r>
+          </w:p>
+        </w:tc>
+        <w:tc>
+          <w:tcPr/>
+          <w:p>
+            <w:pPr>
+              <w:pStyle w:val="Compact"/>
+            </w:pPr>
+            <w:r>
+              <w:t xml:space="preserve">Result</w:t>
+            </w:r>
+          </w:p>
+        </w:tc>
+      </w:tr>
+      <w:tr>
+        <w:tc>
+          <w:tcPr/>
+          <w:p>
+            <w:pPr>
+              <w:pStyle w:val="Compact"/>
+            </w:pPr>
+            <w:r>
+              <w:rPr>
+                <w:rStyle w:val="VerbatimChar"/>
+              </w:rPr>
+              <w:t xml:space="preserve">access-rules.test.js</w:t>
+            </w:r>
+          </w:p>
+        </w:tc>
+        <w:tc>
+          <w:tcPr/>
+          <w:p>
+            <w:pPr>
+              <w:pStyle w:val="Compact"/>
+            </w:pPr>
+            <w:r>
+              <w:t xml:space="preserve">7</w:t>
+            </w:r>
+          </w:p>
+        </w:tc>
+        <w:tc>
+          <w:tcPr/>
+          <w:p>
+            <w:pPr>
+              <w:pStyle w:val="Compact"/>
+            </w:pPr>
+            <w:r>
+              <w:t xml:space="preserve">Permissions per role and internal routes, profile address, payment history filters, tax data only for the administrator, operator profile, time outside opening hours (</w:t>
+            </w:r>
+            <w:r>
+              <w:rPr>
+                <w:rStyle w:val="VerbatimChar"/>
+              </w:rPr>
+              <w:t xml:space="preserve">reason: OUTSIDE_HOURS</w:t>
+            </w:r>
+            <w:r>
+              <w:t xml:space="preserve">), and the token of a nonexistent account</w:t>
+            </w:r>
+          </w:p>
+        </w:tc>
+        <w:tc>
+          <w:tcPr/>
+          <w:p>
+            <w:pPr>
+              <w:pStyle w:val="Compact"/>
+            </w:pPr>
+            <w:r>
+              <w:t xml:space="preserve">7 passed</w:t>
+            </w:r>
+          </w:p>
+        </w:tc>
+      </w:tr>
+      <w:tr>
+        <w:tc>
+          <w:tcPr/>
+          <w:p>
+            <w:pPr>
+              <w:pStyle w:val="Compact"/>
+            </w:pPr>
+            <w:r>
+              <w:rPr>
+                <w:rStyle w:val="VerbatimChar"/>
+              </w:rPr>
+              <w:t xml:space="preserve">booking-flow.test.js</w:t>
+            </w:r>
+          </w:p>
+        </w:tc>
+        <w:tc>
+          <w:tcPr/>
+          <w:p>
+            <w:pPr>
+              <w:pStyle w:val="Compact"/>
+            </w:pPr>
+            <w:r>
+              <w:t xml:space="preserve">5 (1 + 4 subtests)</w:t>
+            </w:r>
+          </w:p>
+        </w:tc>
+        <w:tc>
+          <w:tcPr/>
+          <w:p>
+            <w:pPr>
+              <w:pStyle w:val="Compact"/>
+            </w:pPr>
+            <w:r>
+              <w:t xml:space="preserve">Booking choosing an operator, automatic assignment through RabbitMQ, notices to the customer, day summary, and internal routes outside the gateway</w:t>
+            </w:r>
+          </w:p>
+        </w:tc>
+        <w:tc>
+          <w:tcPr/>
+          <w:p>
+            <w:pPr>
+              <w:pStyle w:val="Compact"/>
+            </w:pPr>
+            <w:r>
+              <w:t xml:space="preserve">5 passed</w:t>
+            </w:r>
+          </w:p>
+        </w:tc>
+      </w:tr>
+      <w:tr>
+        <w:tc>
+          <w:tcPr/>
+          <w:p>
+            <w:pPr>
+              <w:pStyle w:val="Compact"/>
+            </w:pPr>
+            <w:r>
+              <w:rPr>
+                <w:rStyle w:val="VerbatimChar"/>
+              </w:rPr>
+              <w:t xml:space="preserve">full-flow.test.js</w:t>
+            </w:r>
+          </w:p>
+        </w:tc>
+        <w:tc>
+          <w:tcPr/>
+          <w:p>
+            <w:pPr>
+              <w:pStyle w:val="Compact"/>
+            </w:pPr>
+            <w:r>
+              <w:t xml:space="preserve">6 (1 + 5 subtests)</w:t>
+            </w:r>
+          </w:p>
+        </w:tc>
+        <w:tc>
+          <w:tcPr/>
+          <w:p>
+            <w:pPr>
+              <w:pStyle w:val="Compact"/>
+            </w:pPr>
+            <w:r>
+              <w:t xml:space="preserve">Booking → reported payment → approval with points → service start and finish → rating, checking each notice</w:t>
+            </w:r>
+          </w:p>
+        </w:tc>
+        <w:tc>
+          <w:tcPr/>
+          <w:p>
+            <w:pPr>
+              <w:pStyle w:val="Compact"/>
+            </w:pPr>
+            <w:r>
+              <w:t xml:space="preserve">6 passed</w:t>
+            </w:r>
+          </w:p>
+        </w:tc>
+      </w:tr>
+      <w:tr>
+        <w:tc>
+          <w:tcPr/>
+          <w:p>
+            <w:pPr>
+              <w:pStyle w:val="Compact"/>
+            </w:pPr>
+            <w:r>
+              <w:rPr>
+                <w:rStyle w:val="VerbatimChar"/>
+              </w:rPr>
+              <w:t xml:space="preserve">inspection-flow.test.js</w:t>
+            </w:r>
+          </w:p>
+        </w:tc>
+        <w:tc>
+          <w:tcPr/>
+          <w:p>
+            <w:pPr>
+              <w:pStyle w:val="Compact"/>
+            </w:pPr>
+            <w:r>
+              <w:t xml:space="preserve">1</w:t>
+            </w:r>
+          </w:p>
+        </w:tc>
+        <w:tc>
+          <w:tcPr/>
+          <w:p>
+            <w:pPr>
+              <w:pStyle w:val="Compact"/>
+            </w:pPr>
+            <w:r>
+              <w:t xml:space="preserve">Inspection report with findings and photos, publication, notice to the customer, and public link</w:t>
+            </w:r>
+          </w:p>
+        </w:tc>
+        <w:tc>
+          <w:tcPr/>
+          <w:p>
+            <w:pPr>
+              <w:pStyle w:val="Compact"/>
+            </w:pPr>
+            <w:r>
+              <w:t xml:space="preserve">1 passed</w:t>
+            </w:r>
+          </w:p>
+        </w:tc>
+      </w:tr>
+      <w:tr>
+        <w:tc>
+          <w:tcPr/>
+          <w:p>
+            <w:pPr>
+              <w:pStyle w:val="Compact"/>
+            </w:pPr>
+            <w:r>
+              <w:rPr>
+                <w:b/>
+                <w:bCs/>
+              </w:rPr>
+              <w:t xml:space="preserve">Total</w:t>
+            </w:r>
+          </w:p>
+        </w:tc>
+        <w:tc>
+          <w:tcPr/>
+          <w:p>
+            <w:pPr>
+              <w:pStyle w:val="Compact"/>
+            </w:pPr>
+            <w:r>
+              <w:rPr>
+                <w:b/>
+                <w:bCs/>
+              </w:rPr>
+              <w:t xml:space="preserve">19</w:t>
+            </w:r>
+          </w:p>
+        </w:tc>
+        <w:tc>
+          <w:tcPr/>
+          <w:p>
+            <w:pPr>
+              <w:pStyle w:val="Compact"/>
+            </w:pPr>
+          </w:p>
+        </w:tc>
+        <w:tc>
+          <w:tcPr/>
+          <w:p>
+            <w:pPr>
+              <w:pStyle w:val="Compact"/>
+            </w:pPr>
+            <w:r>
+              <w:rPr>
+                <w:b/>
+                <w:bCs/>
+              </w:rPr>
+              <w:t xml:space="preserve">19 passed</w:t>
+            </w:r>
+          </w:p>
+        </w:tc>
+      </w:tr>
+    </w:tbl>
     <w:bookmarkEnd w:id="27"/>
-    <w:bookmarkStart w:id="28" w:name="X47a48e144f5c32641f4d74d55a0fe662ef2c4a0"/>
+    <w:bookmarkEnd w:id="28"/>
+    <w:bookmarkStart w:id="29" w:name="X47a48e144f5c32641f4d74d55a0fe662ef2c4a0"/>
     <w:p>
       <w:pPr>
         <w:pStyle w:val="Heading2"/>
@@ -7348,8 +7800,8 @@
         <w:t xml:space="preserve">is deactivated in the local database. Afterward, the Basic price, the permission matrix, the promotion, and the schedule exception were restored. Evidence: execution log with the HTTP status and error code of each step.</w:t>
       </w:r>
     </w:p>
-    <w:bookmarkEnd w:id="28"/>
-    <w:bookmarkStart w:id="29" w:name="X79d3bd4b2783e4ea44ef041c7f10cc9b0fc4916"/>
+    <w:bookmarkEnd w:id="29"/>
+    <w:bookmarkStart w:id="30" w:name="X79d3bd4b2783e4ea44ef041c7f10cc9b0fc4916"/>
     <w:p>
       <w:pPr>
         <w:pStyle w:val="Heading2"/>
@@ -7363,7 +7815,7 @@
         <w:pStyle w:val="FirstParagraph"/>
       </w:pPr>
       <w:r>
-        <w:t xml:space="preserve">Of the 41 requirements in SRS v6, 30 have a functional case and 39 a related automated test; RF-032 and RF-034 only have a functional case.</w:t>
+        <w:t xml:space="preserve">Of the 41 requirements in SRS v7, 30 have a functional case and 39 a related automated test; RF-032 and RF-034 only have a functional case.</w:t>
       </w:r>
     </w:p>
     <w:p>
@@ -7426,7 +7878,7 @@
               <w:pStyle w:val="Compact"/>
             </w:pPr>
             <w:r>
-              <w:t xml:space="preserve">Status (SRS v6)</w:t>
+              <w:t xml:space="preserve">Status (SRS v7)</w:t>
             </w:r>
           </w:p>
         </w:tc>
@@ -11599,8 +12051,8 @@
         <w:t xml:space="preserve">and needs the system running.</w:t>
       </w:r>
     </w:p>
-    <w:bookmarkEnd w:id="29"/>
-    <w:bookmarkStart w:id="30" w:name="X2996f10ad68e40bf12401970e882f375d45c8be"/>
+    <w:bookmarkEnd w:id="30"/>
+    <w:bookmarkStart w:id="31" w:name="X2996f10ad68e40bf12401970e882f375d45c8be"/>
     <w:p>
       <w:pPr>
         <w:pStyle w:val="Heading2"/>
@@ -11766,18 +12218,18 @@
               <w:pStyle w:val="Compact"/>
             </w:pPr>
             <w:r>
-              <w:t xml:space="preserve">The 36 web tests only check that the component is created</w:t>
-            </w:r>
-          </w:p>
-        </w:tc>
-        <w:tc>
-          <w:tcPr/>
-          <w:p>
-            <w:pPr>
-              <w:pStyle w:val="Compact"/>
-            </w:pPr>
-            <w:r>
-              <w:t xml:space="preserve">Test real rules:</w:t>
+              <w:t xml:space="preserve">Most of the 43 web tests only check that the component is created</w:t>
+            </w:r>
+          </w:p>
+        </w:tc>
+        <w:tc>
+          <w:tcPr/>
+          <w:p>
+            <w:pPr>
+              <w:pStyle w:val="Compact"/>
+            </w:pPr>
+            <w:r>
+              <w:t xml:space="preserve">Test more real rules:</w:t>
             </w:r>
             <w:r>
               <w:t xml:space="preserve"> </w:t>
@@ -11975,7 +12427,7 @@
               <w:pStyle w:val="Compact"/>
             </w:pPr>
             <w:r>
-              <w:t xml:space="preserve">The requirements implemented after October 9 (RF-004b, RF-008, RF-010, RF-015, RF-022, RF-036, RF-037 and RF-038) have automated tests but no functional case of their own</w:t>
+              <w:t xml:space="preserve">The requirements implemented after October 9 (RF-004b, RF-008, RF-010, RF-015, RF-022, RF-036, RF-037, and RF-038) have automated tests but no functional case of their own; RF-008, RF-010, RF-015, RF-036, and RF-037 are already covered by the end-to-end tests</w:t>
             </w:r>
           </w:p>
         </w:tc>
@@ -12399,11 +12851,23 @@
         <w:t xml:space="preserve"> </w:t>
       </w:r>
       <w:r>
-        <w:t xml:space="preserve">Code review of October 15, 2026: defect 3 is fixed (the customer home shows the name of the assigned operator, on the web and on mobile). Defects 1, 2, 4 and 5 are still in the code; defect 6 was not checked again.</w:t>
+        <w:t xml:space="preserve">Code review of October 16, 2026: the six defects are fixed. The dashboard greets with the session name and the payment review shows the reviewer (1); the Client column shows the customer name (2); the customer home shows the assigned operator on the web and on mobile (3); the brand is LavaRápido on the web and on mobile (4); the home page describes the service at the car wash (5); and the payment screen selects by account and shows the holder when two accounts share a method (6,</w:t>
+      </w:r>
+      <w:r>
+        <w:t xml:space="preserve"> </w:t>
+      </w:r>
+      <w:r>
+        <w:rPr>
+          <w:rStyle w:val="VerbatimChar"/>
+        </w:rPr>
+        <w:t xml:space="preserve">payment.spec.ts</w:t>
+      </w:r>
+      <w:r>
+        <w:t xml:space="preserve">).</w:t>
       </w:r>
     </w:p>
-    <w:bookmarkEnd w:id="30"/>
-    <w:bookmarkStart w:id="35" w:name="references"/>
+    <w:bookmarkEnd w:id="31"/>
+    <w:bookmarkStart w:id="36" w:name="references"/>
     <w:p>
       <w:pPr>
         <w:pStyle w:val="Heading2"/>
@@ -12438,7 +12902,7 @@
       <w:r>
         <w:t xml:space="preserve"> </w:t>
       </w:r>
-      <w:hyperlink r:id="rId31">
+      <w:hyperlink r:id="rId32">
         <w:r>
           <w:rPr>
             <w:rStyle w:val="Hyperlink"/>
@@ -12470,7 +12934,7 @@
       <w:r>
         <w:t xml:space="preserve"> </w:t>
       </w:r>
-      <w:hyperlink r:id="rId32">
+      <w:hyperlink r:id="rId33">
         <w:r>
           <w:rPr>
             <w:rStyle w:val="Hyperlink"/>
@@ -12502,7 +12966,7 @@
       <w:r>
         <w:t xml:space="preserve"> </w:t>
       </w:r>
-      <w:hyperlink r:id="rId33">
+      <w:hyperlink r:id="rId34">
         <w:r>
           <w:rPr>
             <w:rStyle w:val="Hyperlink"/>
@@ -12534,7 +12998,7 @@
       <w:r>
         <w:t xml:space="preserve"> </w:t>
       </w:r>
-      <w:hyperlink r:id="rId34">
+      <w:hyperlink r:id="rId35">
         <w:r>
           <w:rPr>
             <w:rStyle w:val="Hyperlink"/>
@@ -12543,8 +13007,8 @@
         </w:r>
       </w:hyperlink>
     </w:p>
-    <w:bookmarkEnd w:id="35"/>
     <w:bookmarkEnd w:id="36"/>
+    <w:bookmarkEnd w:id="37"/>
     <w:sectPr>
       <w:footnotePr>
         <w:numRestart w:val="eachSect"/>
@@ -13433,7 +13897,7 @@
       <w:color w:themeColor="accent1" w:themeShade="BF" w:val="365F91"/>
     </w:rPr>
   </w:style>
-  <w:style w:type="paragraph" w:customStyle="1" w:styleId="SourceCode">
+  <w:style w:customStyle="1" w:styleId="SourceCode" w:type="paragraph">
     <w:name w:val="Source Code"/>
     <w:basedOn w:val="Normal"/>
     <w:link w:val="VerbatimChar"/>
@@ -13441,7 +13905,7 @@
       <w:wordWrap w:val="off"/>
     </w:pPr>
   </w:style>
-  <w:style w:type="character" w:customStyle="1" w:styleId="KeywordTok">
+  <w:style w:customStyle="1" w:styleId="KeywordTok" w:type="character">
     <w:name w:val="KeywordTok"/>
     <w:basedOn w:val="VerbatimChar"/>
     <w:rPr>
@@ -13449,77 +13913,77 @@
       <w:color w:val="007020"/>
     </w:rPr>
   </w:style>
-  <w:style w:type="character" w:customStyle="1" w:styleId="DataTypeTok">
+  <w:style w:customStyle="1" w:styleId="DataTypeTok" w:type="character">
     <w:name w:val="DataTypeTok"/>
     <w:basedOn w:val="VerbatimChar"/>
     <w:rPr>
       <w:color w:val="902000"/>
     </w:rPr>
   </w:style>
-  <w:style w:type="character" w:customStyle="1" w:styleId="DecValTok">
+  <w:style w:customStyle="1" w:styleId="DecValTok" w:type="character">
     <w:name w:val="DecValTok"/>
     <w:basedOn w:val="VerbatimChar"/>
     <w:rPr>
       <w:color w:val="40a070"/>
     </w:rPr>
   </w:style>
-  <w:style w:type="character" w:customStyle="1" w:styleId="BaseNTok">
+  <w:style w:customStyle="1" w:styleId="BaseNTok" w:type="character">
     <w:name w:val="BaseNTok"/>
     <w:basedOn w:val="VerbatimChar"/>
     <w:rPr>
       <w:color w:val="40a070"/>
     </w:rPr>
   </w:style>
-  <w:style w:type="character" w:customStyle="1" w:styleId="FloatTok">
+  <w:style w:customStyle="1" w:styleId="FloatTok" w:type="character">
     <w:name w:val="FloatTok"/>
     <w:basedOn w:val="VerbatimChar"/>
     <w:rPr>
       <w:color w:val="40a070"/>
     </w:rPr>
   </w:style>
-  <w:style w:type="character" w:customStyle="1" w:styleId="ConstantTok">
+  <w:style w:customStyle="1" w:styleId="ConstantTok" w:type="character">
     <w:name w:val="ConstantTok"/>
     <w:basedOn w:val="VerbatimChar"/>
     <w:rPr>
       <w:color w:val="880000"/>
     </w:rPr>
   </w:style>
-  <w:style w:type="character" w:customStyle="1" w:styleId="CharTok">
+  <w:style w:customStyle="1" w:styleId="CharTok" w:type="character">
     <w:name w:val="CharTok"/>
     <w:basedOn w:val="VerbatimChar"/>
     <w:rPr>
       <w:color w:val="4070a0"/>
     </w:rPr>
   </w:style>
-  <w:style w:type="character" w:customStyle="1" w:styleId="SpecialCharTok">
+  <w:style w:customStyle="1" w:styleId="SpecialCharTok" w:type="character">
     <w:name w:val="SpecialCharTok"/>
     <w:basedOn w:val="VerbatimChar"/>
     <w:rPr>
       <w:color w:val="4070a0"/>
     </w:rPr>
   </w:style>
-  <w:style w:type="character" w:customStyle="1" w:styleId="StringTok">
+  <w:style w:customStyle="1" w:styleId="StringTok" w:type="character">
     <w:name w:val="StringTok"/>
     <w:basedOn w:val="VerbatimChar"/>
     <w:rPr>
       <w:color w:val="4070a0"/>
     </w:rPr>
   </w:style>
-  <w:style w:type="character" w:customStyle="1" w:styleId="VerbatimStringTok">
+  <w:style w:customStyle="1" w:styleId="VerbatimStringTok" w:type="character">
     <w:name w:val="VerbatimStringTok"/>
     <w:basedOn w:val="VerbatimChar"/>
     <w:rPr>
       <w:color w:val="4070a0"/>
     </w:rPr>
   </w:style>
-  <w:style w:type="character" w:customStyle="1" w:styleId="SpecialStringTok">
+  <w:style w:customStyle="1" w:styleId="SpecialStringTok" w:type="character">
     <w:name w:val="SpecialStringTok"/>
     <w:basedOn w:val="VerbatimChar"/>
     <w:rPr>
       <w:color w:val="bb6688"/>
     </w:rPr>
   </w:style>
-  <w:style w:type="character" w:customStyle="1" w:styleId="ImportTok">
+  <w:style w:customStyle="1" w:styleId="ImportTok" w:type="character">
     <w:name w:val="ImportTok"/>
     <w:basedOn w:val="VerbatimChar"/>
     <w:rPr>
@@ -13527,7 +13991,7 @@
       <w:color w:val="008000"/>
     </w:rPr>
   </w:style>
-  <w:style w:type="character" w:customStyle="1" w:styleId="CommentTok">
+  <w:style w:customStyle="1" w:styleId="CommentTok" w:type="character">
     <w:name w:val="CommentTok"/>
     <w:basedOn w:val="VerbatimChar"/>
     <w:rPr>
@@ -13535,7 +13999,7 @@
       <w:color w:val="60a0b0"/>
     </w:rPr>
   </w:style>
-  <w:style w:type="character" w:customStyle="1" w:styleId="DocumentationTok">
+  <w:style w:customStyle="1" w:styleId="DocumentationTok" w:type="character">
     <w:name w:val="DocumentationTok"/>
     <w:basedOn w:val="VerbatimChar"/>
     <w:rPr>
@@ -13543,7 +14007,7 @@
       <w:color w:val="ba2121"/>
     </w:rPr>
   </w:style>
-  <w:style w:type="character" w:customStyle="1" w:styleId="AnnotationTok">
+  <w:style w:customStyle="1" w:styleId="AnnotationTok" w:type="character">
     <w:name w:val="AnnotationTok"/>
     <w:basedOn w:val="VerbatimChar"/>
     <w:rPr>
@@ -13552,7 +14016,7 @@
       <w:color w:val="60a0b0"/>
     </w:rPr>
   </w:style>
-  <w:style w:type="character" w:customStyle="1" w:styleId="CommentVarTok">
+  <w:style w:customStyle="1" w:styleId="CommentVarTok" w:type="character">
     <w:name w:val="CommentVarTok"/>
     <w:basedOn w:val="VerbatimChar"/>
     <w:rPr>
@@ -13561,28 +14025,28 @@
       <w:color w:val="60a0b0"/>
     </w:rPr>
   </w:style>
-  <w:style w:type="character" w:customStyle="1" w:styleId="OtherTok">
+  <w:style w:customStyle="1" w:styleId="OtherTok" w:type="character">
     <w:name w:val="OtherTok"/>
     <w:basedOn w:val="VerbatimChar"/>
     <w:rPr>
       <w:color w:val="007020"/>
     </w:rPr>
   </w:style>
-  <w:style w:type="character" w:customStyle="1" w:styleId="FunctionTok">
+  <w:style w:customStyle="1" w:styleId="FunctionTok" w:type="character">
     <w:name w:val="FunctionTok"/>
     <w:basedOn w:val="VerbatimChar"/>
     <w:rPr>
       <w:color w:val="06287e"/>
     </w:rPr>
   </w:style>
-  <w:style w:type="character" w:customStyle="1" w:styleId="VariableTok">
+  <w:style w:customStyle="1" w:styleId="VariableTok" w:type="character">
     <w:name w:val="VariableTok"/>
     <w:basedOn w:val="VerbatimChar"/>
     <w:rPr>
       <w:color w:val="19177c"/>
     </w:rPr>
   </w:style>
-  <w:style w:type="character" w:customStyle="1" w:styleId="ControlFlowTok">
+  <w:style w:customStyle="1" w:styleId="ControlFlowTok" w:type="character">
     <w:name w:val="ControlFlowTok"/>
     <w:basedOn w:val="VerbatimChar"/>
     <w:rPr>
@@ -13590,45 +14054,45 @@
       <w:color w:val="007020"/>
     </w:rPr>
   </w:style>
-  <w:style w:type="character" w:customStyle="1" w:styleId="OperatorTok">
+  <w:style w:customStyle="1" w:styleId="OperatorTok" w:type="character">
     <w:name w:val="OperatorTok"/>
     <w:basedOn w:val="VerbatimChar"/>
     <w:rPr>
       <w:color w:val="666666"/>
     </w:rPr>
   </w:style>
-  <w:style w:type="character" w:customStyle="1" w:styleId="BuiltInTok">
+  <w:style w:customStyle="1" w:styleId="BuiltInTok" w:type="character">
     <w:name w:val="BuiltInTok"/>
     <w:basedOn w:val="VerbatimChar"/>
     <w:rPr>
       <w:color w:val="008000"/>
     </w:rPr>
   </w:style>
-  <w:style w:type="character" w:customStyle="1" w:styleId="ExtensionTok">
+  <w:style w:customStyle="1" w:styleId="ExtensionTok" w:type="character">
     <w:name w:val="ExtensionTok"/>
     <w:basedOn w:val="VerbatimChar"/>
     <w:rPr/>
   </w:style>
-  <w:style w:type="character" w:customStyle="1" w:styleId="PreprocessorTok">
+  <w:style w:customStyle="1" w:styleId="PreprocessorTok" w:type="character">
     <w:name w:val="PreprocessorTok"/>
     <w:basedOn w:val="VerbatimChar"/>
     <w:rPr>
       <w:color w:val="bc7a00"/>
     </w:rPr>
   </w:style>
-  <w:style w:type="character" w:customStyle="1" w:styleId="AttributeTok">
+  <w:style w:customStyle="1" w:styleId="AttributeTok" w:type="character">
     <w:name w:val="AttributeTok"/>
     <w:basedOn w:val="VerbatimChar"/>
     <w:rPr>
       <w:color w:val="7d9029"/>
     </w:rPr>
   </w:style>
-  <w:style w:type="character" w:customStyle="1" w:styleId="RegionMarkerTok">
+  <w:style w:customStyle="1" w:styleId="RegionMarkerTok" w:type="character">
     <w:name w:val="RegionMarkerTok"/>
     <w:basedOn w:val="VerbatimChar"/>
     <w:rPr/>
   </w:style>
-  <w:style w:type="character" w:customStyle="1" w:styleId="InformationTok">
+  <w:style w:customStyle="1" w:styleId="InformationTok" w:type="character">
     <w:name w:val="InformationTok"/>
     <w:basedOn w:val="VerbatimChar"/>
     <w:rPr>
@@ -13637,7 +14101,7 @@
       <w:color w:val="60a0b0"/>
     </w:rPr>
   </w:style>
-  <w:style w:type="character" w:customStyle="1" w:styleId="WarningTok">
+  <w:style w:customStyle="1" w:styleId="WarningTok" w:type="character">
     <w:name w:val="WarningTok"/>
     <w:basedOn w:val="VerbatimChar"/>
     <w:rPr>
@@ -13646,7 +14110,7 @@
       <w:color w:val="60a0b0"/>
     </w:rPr>
   </w:style>
-  <w:style w:type="character" w:customStyle="1" w:styleId="AlertTok">
+  <w:style w:customStyle="1" w:styleId="AlertTok" w:type="character">
     <w:name w:val="AlertTok"/>
     <w:basedOn w:val="VerbatimChar"/>
     <w:rPr>
@@ -13654,7 +14118,7 @@
       <w:color w:val="ff0000"/>
     </w:rPr>
   </w:style>
-  <w:style w:type="character" w:customStyle="1" w:styleId="ErrorTok">
+  <w:style w:customStyle="1" w:styleId="ErrorTok" w:type="character">
     <w:name w:val="ErrorTok"/>
     <w:basedOn w:val="VerbatimChar"/>
     <w:rPr>
@@ -13662,7 +14126,7 @@
       <w:color w:val="ff0000"/>
     </w:rPr>
   </w:style>
-  <w:style w:type="character" w:customStyle="1" w:styleId="NormalTok">
+  <w:style w:customStyle="1" w:styleId="NormalTok" w:type="character">
     <w:name w:val="NormalTok"/>
     <w:basedOn w:val="VerbatimChar"/>
     <w:rPr/>

--- a/06_DOCUMENTACION_DE_PRUEBAS/EN/WORD/06_Test_Documentation.docx
+++ b/06_DOCUMENTACION_DE_PRUEBAS/EN/WORD/06_Test_Documentation.docx
@@ -2,7 +2,7 @@
 <file path=word/document.xml><?xml version="1.0" encoding="utf-8"?>
 <w:document xmlns:w="http://schemas.openxmlformats.org/wordprocessingml/2006/main" xmlns:m="http://schemas.openxmlformats.org/officeDocument/2006/math" xmlns:r="http://schemas.openxmlformats.org/officeDocument/2006/relationships" xmlns:o="urn:schemas-microsoft-com:office:office" xmlns:v="urn:schemas-microsoft-com:vml" xmlns:w10="urn:schemas-microsoft-com:office:word" xmlns:a="http://schemas.openxmlformats.org/drawingml/2006/main" xmlns:pic="http://schemas.openxmlformats.org/drawingml/2006/picture" xmlns:wp="http://schemas.openxmlformats.org/drawingml/2006/wordprocessingDrawing">
   <w:body>
-    <w:bookmarkStart w:id="37" w:name="Xcf6a0c2401a74048a359afe09f245aa0d2e1ee2"/>
+    <w:bookmarkStart w:id="38" w:name="Xcf6a0c2401a74048a359afe09f245aa0d2e1ee2"/>
     <w:p>
       <w:pPr>
         <w:pStyle w:val="Heading1"/>
@@ -268,7 +268,7 @@
               <w:pStyle w:val="Compact"/>
             </w:pPr>
             <w:r>
-              <w:t xml:space="preserve">October 16, 2026</w:t>
+              <w:t xml:space="preserve">October 17, 2026</w:t>
             </w:r>
           </w:p>
         </w:tc>
@@ -2167,7 +2167,7 @@
       </w:r>
     </w:p>
     <w:bookmarkEnd w:id="26"/>
-    <w:bookmarkStart w:id="28" w:name="Xa199472fa01c305a2143eae5f023829c20c68cf"/>
+    <w:bookmarkStart w:id="29" w:name="Xa199472fa01c305a2143eae5f023829c20c68cf"/>
     <w:p>
       <w:pPr>
         <w:pStyle w:val="Heading2"/>
@@ -3823,8 +3823,350 @@
       </w:tr>
     </w:tbl>
     <w:bookmarkEnd w:id="27"/>
+    <w:bookmarkStart w:id="28" w:name="X2041464a476babbf13d48cc7110bfd79a3de3af"/>
+    <w:p>
+      <w:pPr>
+        <w:pStyle w:val="Heading3"/>
+      </w:pPr>
+      <w:r>
+        <w:t xml:space="preserve">3.2 Responsive Design and Inspection Report in the Mobile App</w:t>
+      </w:r>
+    </w:p>
+    <w:p>
+      <w:pPr>
+        <w:pStyle w:val="FirstParagraph"/>
+      </w:pPr>
+      <w:r>
+        <w:t xml:space="preserve">On October 17, 2026, Playwright (headless Edge) was used to check that no screen scrolls sideways or clips content (RNF-008), with the backend in Docker and the web in</w:t>
+      </w:r>
+      <w:r>
+        <w:t xml:space="preserve"> </w:t>
+      </w:r>
+      <w:r>
+        <w:rPr>
+          <w:rStyle w:val="VerbatimChar"/>
+        </w:rPr>
+        <w:t xml:space="preserve">ng serve</w:t>
+      </w:r>
+      <w:r>
+        <w:t xml:space="preserve">. The mobile app was measured in its web version (</w:t>
+      </w:r>
+      <w:r>
+        <w:rPr>
+          <w:rStyle w:val="VerbatimChar"/>
+        </w:rPr>
+        <w:t xml:space="preserve">npx expo start --web</w:t>
+      </w:r>
+      <w:r>
+        <w:t xml:space="preserve">), because it shares the same screen code. On each screen the content width was compared with the window width, and elements crossing the right edge outside a container with its own scrolling were searched for. Before the fixes made that same day there were screens with cut buttons, overlapping titles, and filters outside their card (Table 9, defect 8); Table 5b shows the final result.</w:t>
+      </w:r>
+    </w:p>
+    <w:p>
+      <w:pPr>
+        <w:pStyle w:val="BodyText"/>
+      </w:pPr>
+      <w:r>
+        <w:rPr>
+          <w:b/>
+          <w:bCs/>
+        </w:rPr>
+        <w:t xml:space="preserve">Table 5b</w:t>
+      </w:r>
+    </w:p>
+    <w:p>
+      <w:pPr>
+        <w:pStyle w:val="BodyText"/>
+      </w:pPr>
+      <w:r>
+        <w:rPr>
+          <w:i/>
+          <w:iCs/>
+        </w:rPr>
+        <w:t xml:space="preserve">Responsive Design and Mobile Inspection Report Check (October 17, 2026)</w:t>
+      </w:r>
+    </w:p>
+    <w:tbl>
+      <w:tblPr>
+        <w:tblStyle w:val="Table"/>
+        <w:tblW w:type="auto" w:w="0"/>
+        <w:tblLook w:firstRow="1" w:lastRow="0" w:firstColumn="0" w:lastColumn="0" w:noHBand="0" w:noVBand="0" w:val="0020"/>
+      </w:tblPr>
+      <w:tblGrid>
+        <w:gridCol w:w="2640"/>
+        <w:gridCol w:w="2640"/>
+        <w:gridCol w:w="2640"/>
+      </w:tblGrid>
+      <w:tr>
+        <w:trPr>
+          <w:tblHeader w:val="on"/>
+        </w:trPr>
+        <w:tc>
+          <w:tcPr/>
+          <w:p>
+            <w:pPr>
+              <w:pStyle w:val="Compact"/>
+            </w:pPr>
+            <w:r>
+              <w:t xml:space="preserve">Test</w:t>
+            </w:r>
+          </w:p>
+        </w:tc>
+        <w:tc>
+          <w:tcPr/>
+          <w:p>
+            <w:pPr>
+              <w:pStyle w:val="Compact"/>
+            </w:pPr>
+            <w:r>
+              <w:t xml:space="preserve">Scope</w:t>
+            </w:r>
+          </w:p>
+        </w:tc>
+        <w:tc>
+          <w:tcPr/>
+          <w:p>
+            <w:pPr>
+              <w:pStyle w:val="Compact"/>
+            </w:pPr>
+            <w:r>
+              <w:t xml:space="preserve">Result</w:t>
+            </w:r>
+          </w:p>
+        </w:tc>
+      </w:tr>
+      <w:tr>
+        <w:tc>
+          <w:tcPr/>
+          <w:p>
+            <w:pPr>
+              <w:pStyle w:val="Compact"/>
+            </w:pPr>
+            <w:r>
+              <w:t xml:space="preserve">Web at 360 px</w:t>
+            </w:r>
+          </w:p>
+        </w:tc>
+        <w:tc>
+          <w:tcPr/>
+          <w:p>
+            <w:pPr>
+              <w:pStyle w:val="Compact"/>
+            </w:pPr>
+            <w:r>
+              <w:t xml:space="preserve">30 screens: public, customer, operator, and administrator</w:t>
+            </w:r>
+          </w:p>
+        </w:tc>
+        <w:tc>
+          <w:tcPr/>
+          <w:p>
+            <w:pPr>
+              <w:pStyle w:val="Compact"/>
+            </w:pPr>
+            <w:r>
+              <w:t xml:space="preserve">None scrolls sideways or clips content</w:t>
+            </w:r>
+          </w:p>
+        </w:tc>
+      </w:tr>
+      <w:tr>
+        <w:tc>
+          <w:tcPr/>
+          <w:p>
+            <w:pPr>
+              <w:pStyle w:val="Compact"/>
+            </w:pPr>
+            <w:r>
+              <w:t xml:space="preserve">Web at 768 px</w:t>
+            </w:r>
+          </w:p>
+        </w:tc>
+        <w:tc>
+          <w:tcPr/>
+          <w:p>
+            <w:pPr>
+              <w:pStyle w:val="Compact"/>
+            </w:pPr>
+            <w:r>
+              <w:t xml:space="preserve">The same 30 screens</w:t>
+            </w:r>
+          </w:p>
+        </w:tc>
+        <w:tc>
+          <w:tcPr/>
+          <w:p>
+            <w:pPr>
+              <w:pStyle w:val="Compact"/>
+            </w:pPr>
+            <w:r>
+              <w:t xml:space="preserve">None scrolls sideways or clips content</w:t>
+            </w:r>
+          </w:p>
+        </w:tc>
+      </w:tr>
+      <w:tr>
+        <w:tc>
+          <w:tcPr/>
+          <w:p>
+            <w:pPr>
+              <w:pStyle w:val="Compact"/>
+            </w:pPr>
+            <w:r>
+              <w:t xml:space="preserve">Mobile app at 360 px</w:t>
+            </w:r>
+          </w:p>
+        </w:tc>
+        <w:tc>
+          <w:tcPr/>
+          <w:p>
+            <w:pPr>
+              <w:pStyle w:val="Compact"/>
+            </w:pPr>
+            <w:r>
+              <w:t xml:space="preserve">26 screens of the three roles, opened from the bottom menu and the More menu</w:t>
+            </w:r>
+          </w:p>
+        </w:tc>
+        <w:tc>
+          <w:tcPr/>
+          <w:p>
+            <w:pPr>
+              <w:pStyle w:val="Compact"/>
+            </w:pPr>
+            <w:r>
+              <w:t xml:space="preserve">None scrolls sideways or clips content</w:t>
+            </w:r>
+          </w:p>
+        </w:tc>
+      </w:tr>
+      <w:tr>
+        <w:tc>
+          <w:tcPr/>
+          <w:p>
+            <w:pPr>
+              <w:pStyle w:val="Compact"/>
+            </w:pPr>
+            <w:r>
+              <w:t xml:space="preserve">Inspection report in the app</w:t>
+            </w:r>
+          </w:p>
+        </w:tc>
+        <w:tc>
+          <w:tcPr/>
+          <w:p>
+            <w:pPr>
+              <w:pStyle w:val="Compact"/>
+            </w:pPr>
+            <w:r>
+              <w:t xml:space="preserve">Temporary confirmed 200-minute booking: booking detail → Inspection → Start report → Start phase → Add finding → Finish phase → Publish and share link</w:t>
+            </w:r>
+          </w:p>
+        </w:tc>
+        <w:tc>
+          <w:tcPr/>
+          <w:p>
+            <w:pPr>
+              <w:pStyle w:val="Compact"/>
+            </w:pPr>
+            <w:r>
+              <w:t xml:space="preserve">Full flow without errors; at the end the report, the booking, and the temporary service were deleted</w:t>
+            </w:r>
+          </w:p>
+        </w:tc>
+      </w:tr>
+      <w:tr>
+        <w:tc>
+          <w:tcPr/>
+          <w:p>
+            <w:pPr>
+              <w:pStyle w:val="Compact"/>
+            </w:pPr>
+            <w:r>
+              <w:t xml:space="preserve">Build and tests</w:t>
+            </w:r>
+          </w:p>
+        </w:tc>
+        <w:tc>
+          <w:tcPr/>
+          <w:p>
+            <w:pPr>
+              <w:pStyle w:val="Compact"/>
+            </w:pPr>
+            <w:r>
+              <w:rPr>
+                <w:rStyle w:val="VerbatimChar"/>
+              </w:rPr>
+              <w:t xml:space="preserve">npx ng build</w:t>
+            </w:r>
+            <w:r>
+              <w:t xml:space="preserve">,</w:t>
+            </w:r>
+            <w:r>
+              <w:t xml:space="preserve"> </w:t>
+            </w:r>
+            <w:r>
+              <w:rPr>
+                <w:rStyle w:val="VerbatimChar"/>
+              </w:rPr>
+              <w:t xml:space="preserve">npx ng test --watch=false</w:t>
+            </w:r>
+            <w:r>
+              <w:t xml:space="preserve"> </w:t>
+            </w:r>
+            <w:r>
+              <w:t xml:space="preserve">(web), and</w:t>
+            </w:r>
+            <w:r>
+              <w:t xml:space="preserve"> </w:t>
+            </w:r>
+            <w:r>
+              <w:rPr>
+                <w:rStyle w:val="VerbatimChar"/>
+              </w:rPr>
+              <w:t xml:space="preserve">npx tsc --noEmit</w:t>
+            </w:r>
+            <w:r>
+              <w:t xml:space="preserve"> </w:t>
+            </w:r>
+            <w:r>
+              <w:t xml:space="preserve">(app)</w:t>
+            </w:r>
+          </w:p>
+        </w:tc>
+        <w:tc>
+          <w:tcPr/>
+          <w:p>
+            <w:pPr>
+              <w:pStyle w:val="Compact"/>
+            </w:pPr>
+            <w:r>
+              <w:t xml:space="preserve">No errors; 43 of 43 web tests passed</w:t>
+            </w:r>
+          </w:p>
+        </w:tc>
+      </w:tr>
+    </w:tbl>
+    <w:p>
+      <w:pPr>
+        <w:pStyle w:val="BodyText"/>
+      </w:pPr>
+      <w:r>
+        <w:rPr>
+          <w:i/>
+          <w:iCs/>
+        </w:rPr>
+        <w:t xml:space="preserve">Note.</w:t>
+      </w:r>
+      <w:r>
+        <w:t xml:space="preserve"> </w:t>
+      </w:r>
+      <w:r>
+        <w:t xml:space="preserve">Taking or picking photos with the phone camera and gallery cannot be automated in this test; it is still pending on an Android device.</w:t>
+      </w:r>
+    </w:p>
     <w:bookmarkEnd w:id="28"/>
-    <w:bookmarkStart w:id="29" w:name="X47a48e144f5c32641f4d74d55a0fe662ef2c4a0"/>
+    <w:bookmarkEnd w:id="29"/>
+    <w:bookmarkStart w:id="30" w:name="X47a48e144f5c32641f4d74d55a0fe662ef2c4a0"/>
     <w:p>
       <w:pPr>
         <w:pStyle w:val="Heading2"/>
@@ -7800,8 +8142,8 @@
         <w:t xml:space="preserve">is deactivated in the local database. Afterward, the Basic price, the permission matrix, the promotion, and the schedule exception were restored. Evidence: execution log with the HTTP status and error code of each step.</w:t>
       </w:r>
     </w:p>
-    <w:bookmarkEnd w:id="29"/>
-    <w:bookmarkStart w:id="30" w:name="X79d3bd4b2783e4ea44ef041c7f10cc9b0fc4916"/>
+    <w:bookmarkEnd w:id="30"/>
+    <w:bookmarkStart w:id="31" w:name="X79d3bd4b2783e4ea44ef041c7f10cc9b0fc4916"/>
     <w:p>
       <w:pPr>
         <w:pStyle w:val="Heading2"/>
@@ -12051,8 +12393,8 @@
         <w:t xml:space="preserve">and needs the system running.</w:t>
       </w:r>
     </w:p>
-    <w:bookmarkEnd w:id="30"/>
-    <w:bookmarkStart w:id="31" w:name="X2996f10ad68e40bf12401970e882f375d45c8be"/>
+    <w:bookmarkEnd w:id="31"/>
+    <w:bookmarkStart w:id="32" w:name="X2996f10ad68e40bf12401970e882f375d45c8be"/>
     <w:p>
       <w:pPr>
         <w:pStyle w:val="Heading2"/>
@@ -12835,6 +13177,241 @@
           </w:p>
         </w:tc>
       </w:tr>
+      <w:tr>
+        <w:tc>
+          <w:tcPr/>
+          <w:p>
+            <w:pPr>
+              <w:pStyle w:val="Compact"/>
+            </w:pPr>
+            <w:r>
+              <w:t xml:space="preserve">7</w:t>
+            </w:r>
+          </w:p>
+        </w:tc>
+        <w:tc>
+          <w:tcPr/>
+          <w:p>
+            <w:pPr>
+              <w:pStyle w:val="Compact"/>
+            </w:pPr>
+            <w:r>
+              <w:t xml:space="preserve">When logging out, the web and the app showed "Your session expired", because a 401 that arrived after the token was deleted was taken as an expired session</w:t>
+            </w:r>
+          </w:p>
+        </w:tc>
+        <w:tc>
+          <w:tcPr/>
+          <w:p>
+            <w:pPr>
+              <w:pStyle w:val="Compact"/>
+            </w:pPr>
+            <w:r>
+              <w:rPr>
+                <w:rStyle w:val="VerbatimChar"/>
+              </w:rPr>
+              <w:t xml:space="preserve">auth-interceptor.ts</w:t>
+            </w:r>
+            <w:r>
+              <w:t xml:space="preserve"> </w:t>
+            </w:r>
+            <w:r>
+              <w:t xml:space="preserve">(web) and</w:t>
+            </w:r>
+            <w:r>
+              <w:t xml:space="preserve"> </w:t>
+            </w:r>
+            <w:r>
+              <w:rPr>
+                <w:rStyle w:val="VerbatimChar"/>
+              </w:rPr>
+              <w:t xml:space="preserve">AuthServiceContext.tsx</w:t>
+            </w:r>
+            <w:r>
+              <w:t xml:space="preserve"> </w:t>
+            </w:r>
+            <w:r>
+              <w:t xml:space="preserve">(mobile)</w:t>
+            </w:r>
+          </w:p>
+        </w:tc>
+        <w:tc>
+          <w:tcPr/>
+          <w:p>
+            <w:pPr>
+              <w:pStyle w:val="Compact"/>
+            </w:pPr>
+            <w:r>
+              <w:t xml:space="preserve">Medium</w:t>
+            </w:r>
+          </w:p>
+        </w:tc>
+      </w:tr>
+      <w:tr>
+        <w:tc>
+          <w:tcPr/>
+          <w:p>
+            <w:pPr>
+              <w:pStyle w:val="Compact"/>
+            </w:pPr>
+            <w:r>
+              <w:t xml:space="preserve">8</w:t>
+            </w:r>
+          </w:p>
+        </w:tc>
+        <w:tc>
+          <w:tcPr/>
+          <w:p>
+            <w:pPr>
+              <w:pStyle w:val="Compact"/>
+            </w:pPr>
+            <w:r>
+              <w:t xml:space="preserve">On a phone (360 px) there were buttons off the screen in the landing bar, overlapping titles, the ☰ button over the titles, Assigned services badges off the screen, Management filters outside their card, and Settings switches over their text</w:t>
+            </w:r>
+          </w:p>
+        </w:tc>
+        <w:tc>
+          <w:tcPr/>
+          <w:p>
+            <w:pPr>
+              <w:pStyle w:val="Compact"/>
+            </w:pPr>
+            <w:r>
+              <w:t xml:space="preserve">Responsive design check of October 17, 2026 (Table 5b)</w:t>
+            </w:r>
+          </w:p>
+        </w:tc>
+        <w:tc>
+          <w:tcPr/>
+          <w:p>
+            <w:pPr>
+              <w:pStyle w:val="Compact"/>
+            </w:pPr>
+            <w:r>
+              <w:t xml:space="preserve">Medium</w:t>
+            </w:r>
+          </w:p>
+        </w:tc>
+      </w:tr>
+      <w:tr>
+        <w:tc>
+          <w:tcPr/>
+          <w:p>
+            <w:pPr>
+              <w:pStyle w:val="Compact"/>
+            </w:pPr>
+            <w:r>
+              <w:t xml:space="preserve">9</w:t>
+            </w:r>
+          </w:p>
+        </w:tc>
+        <w:tc>
+          <w:tcPr/>
+          <w:p>
+            <w:pPr>
+              <w:pStyle w:val="Compact"/>
+            </w:pPr>
+            <w:r>
+              <w:t xml:space="preserve">In the mobile app, the date and search inputs were squashed when placed in a column (History and Ratings)</w:t>
+            </w:r>
+          </w:p>
+        </w:tc>
+        <w:tc>
+          <w:tcPr/>
+          <w:p>
+            <w:pPr>
+              <w:pStyle w:val="Compact"/>
+            </w:pPr>
+            <w:r>
+              <w:rPr>
+                <w:rStyle w:val="VerbatimChar"/>
+              </w:rPr>
+              <w:t xml:space="preserve">shared/components/screen/FilterInputs.tsx</w:t>
+            </w:r>
+          </w:p>
+        </w:tc>
+        <w:tc>
+          <w:tcPr/>
+          <w:p>
+            <w:pPr>
+              <w:pStyle w:val="Compact"/>
+            </w:pPr>
+            <w:r>
+              <w:t xml:space="preserve">Low</w:t>
+            </w:r>
+          </w:p>
+        </w:tc>
+      </w:tr>
+      <w:tr>
+        <w:tc>
+          <w:tcPr/>
+          <w:p>
+            <w:pPr>
+              <w:pStyle w:val="Compact"/>
+            </w:pPr>
+            <w:r>
+              <w:t xml:space="preserve">10</w:t>
+            </w:r>
+          </w:p>
+        </w:tc>
+        <w:tc>
+          <w:tcPr/>
+          <w:p>
+            <w:pPr>
+              <w:pStyle w:val="Compact"/>
+            </w:pPr>
+            <w:r>
+              <w:t xml:space="preserve">The customer's next service progress showed 10% or 25% although the wash had not started</w:t>
+            </w:r>
+          </w:p>
+        </w:tc>
+        <w:tc>
+          <w:tcPr/>
+          <w:p>
+            <w:pPr>
+              <w:pStyle w:val="Compact"/>
+            </w:pPr>
+            <w:r>
+              <w:rPr>
+                <w:rStyle w:val="VerbatimChar"/>
+              </w:rPr>
+              <w:t xml:space="preserve">features/client/pages/dashboard/dashboard.ts</w:t>
+            </w:r>
+            <w:r>
+              <w:t xml:space="preserve"> </w:t>
+            </w:r>
+            <w:r>
+              <w:t xml:space="preserve">(web) and</w:t>
+            </w:r>
+            <w:r>
+              <w:t xml:space="preserve"> </w:t>
+            </w:r>
+            <w:r>
+              <w:rPr>
+                <w:rStyle w:val="VerbatimChar"/>
+              </w:rPr>
+              <w:t xml:space="preserve">modules/client/models/client.ts</w:t>
+            </w:r>
+            <w:r>
+              <w:t xml:space="preserve"> </w:t>
+            </w:r>
+            <w:r>
+              <w:t xml:space="preserve">(mobile)</w:t>
+            </w:r>
+          </w:p>
+        </w:tc>
+        <w:tc>
+          <w:tcPr/>
+          <w:p>
+            <w:pPr>
+              <w:pStyle w:val="Compact"/>
+            </w:pPr>
+            <w:r>
+              <w:t xml:space="preserve">Low</w:t>
+            </w:r>
+          </w:p>
+        </w:tc>
+      </w:tr>
     </w:tbl>
     <w:p>
       <w:pPr>
@@ -12851,6 +13428,40 @@
         <w:t xml:space="preserve"> </w:t>
       </w:r>
       <w:r>
+        <w:t xml:space="preserve">Defects 7 to 10 were fixed between October 16 and 17, 2026, on the</w:t>
+      </w:r>
+      <w:r>
+        <w:t xml:space="preserve"> </w:t>
+      </w:r>
+      <w:r>
+        <w:rPr>
+          <w:i/>
+          <w:iCs/>
+        </w:rPr>
+        <w:t xml:space="preserve">develop</w:t>
+      </w:r>
+      <w:r>
+        <w:t xml:space="preserve"> </w:t>
+      </w:r>
+      <w:r>
+        <w:t xml:space="preserve">branch of the web and the app; 8 and 9 were measured again with no overflow (Table 5b).</w:t>
+      </w:r>
+    </w:p>
+    <w:p>
+      <w:pPr>
+        <w:pStyle w:val="BlockText"/>
+      </w:pPr>
+      <w:r>
+        <w:rPr>
+          <w:i/>
+          <w:iCs/>
+        </w:rPr>
+        <w:t xml:space="preserve">Note.</w:t>
+      </w:r>
+      <w:r>
+        <w:t xml:space="preserve"> </w:t>
+      </w:r>
+      <w:r>
         <w:t xml:space="preserve">Code review of October 16, 2026: the six defects are fixed. The dashboard greets with the session name and the payment review shows the reviewer (1); the Client column shows the customer name (2); the customer home shows the assigned operator on the web and on mobile (3); the brand is LavaRápido on the web and on mobile (4); the home page describes the service at the car wash (5); and the payment screen selects by account and shows the holder when two accounts share a method (6,</w:t>
       </w:r>
       <w:r>
@@ -12866,8 +13477,8 @@
         <w:t xml:space="preserve">).</w:t>
       </w:r>
     </w:p>
-    <w:bookmarkEnd w:id="31"/>
-    <w:bookmarkStart w:id="36" w:name="references"/>
+    <w:bookmarkEnd w:id="32"/>
+    <w:bookmarkStart w:id="37" w:name="references"/>
     <w:p>
       <w:pPr>
         <w:pStyle w:val="Heading2"/>
@@ -12902,7 +13513,7 @@
       <w:r>
         <w:t xml:space="preserve"> </w:t>
       </w:r>
-      <w:hyperlink r:id="rId32">
+      <w:hyperlink r:id="rId33">
         <w:r>
           <w:rPr>
             <w:rStyle w:val="Hyperlink"/>
@@ -12934,7 +13545,7 @@
       <w:r>
         <w:t xml:space="preserve"> </w:t>
       </w:r>
-      <w:hyperlink r:id="rId33">
+      <w:hyperlink r:id="rId34">
         <w:r>
           <w:rPr>
             <w:rStyle w:val="Hyperlink"/>
@@ -12966,7 +13577,7 @@
       <w:r>
         <w:t xml:space="preserve"> </w:t>
       </w:r>
-      <w:hyperlink r:id="rId34">
+      <w:hyperlink r:id="rId35">
         <w:r>
           <w:rPr>
             <w:rStyle w:val="Hyperlink"/>
@@ -12998,7 +13609,7 @@
       <w:r>
         <w:t xml:space="preserve"> </w:t>
       </w:r>
-      <w:hyperlink r:id="rId35">
+      <w:hyperlink r:id="rId36">
         <w:r>
           <w:rPr>
             <w:rStyle w:val="Hyperlink"/>
@@ -13007,8 +13618,8 @@
         </w:r>
       </w:hyperlink>
     </w:p>
-    <w:bookmarkEnd w:id="36"/>
     <w:bookmarkEnd w:id="37"/>
+    <w:bookmarkEnd w:id="38"/>
     <w:sectPr>
       <w:footnotePr>
         <w:numRestart w:val="eachSect"/>
@@ -13897,7 +14508,7 @@
       <w:color w:themeColor="accent1" w:themeShade="BF" w:val="365F91"/>
     </w:rPr>
   </w:style>
-  <w:style w:customStyle="1" w:styleId="SourceCode" w:type="paragraph">
+  <w:style w:type="paragraph" w:customStyle="1" w:styleId="SourceCode">
     <w:name w:val="Source Code"/>
     <w:basedOn w:val="Normal"/>
     <w:link w:val="VerbatimChar"/>
@@ -13905,7 +14516,7 @@
       <w:wordWrap w:val="off"/>
     </w:pPr>
   </w:style>
-  <w:style w:customStyle="1" w:styleId="KeywordTok" w:type="character">
+  <w:style w:type="character" w:customStyle="1" w:styleId="KeywordTok">
     <w:name w:val="KeywordTok"/>
     <w:basedOn w:val="VerbatimChar"/>
     <w:rPr>
@@ -13913,77 +14524,77 @@
       <w:color w:val="007020"/>
     </w:rPr>
   </w:style>
-  <w:style w:customStyle="1" w:styleId="DataTypeTok" w:type="character">
+  <w:style w:type="character" w:customStyle="1" w:styleId="DataTypeTok">
     <w:name w:val="DataTypeTok"/>
     <w:basedOn w:val="VerbatimChar"/>
     <w:rPr>
       <w:color w:val="902000"/>
     </w:rPr>
   </w:style>
-  <w:style w:customStyle="1" w:styleId="DecValTok" w:type="character">
+  <w:style w:type="character" w:customStyle="1" w:styleId="DecValTok">
     <w:name w:val="DecValTok"/>
     <w:basedOn w:val="VerbatimChar"/>
     <w:rPr>
       <w:color w:val="40a070"/>
     </w:rPr>
   </w:style>
-  <w:style w:customStyle="1" w:styleId="BaseNTok" w:type="character">
+  <w:style w:type="character" w:customStyle="1" w:styleId="BaseNTok">
     <w:name w:val="BaseNTok"/>
     <w:basedOn w:val="VerbatimChar"/>
     <w:rPr>
       <w:color w:val="40a070"/>
     </w:rPr>
   </w:style>
-  <w:style w:customStyle="1" w:styleId="FloatTok" w:type="character">
+  <w:style w:type="character" w:customStyle="1" w:styleId="FloatTok">
     <w:name w:val="FloatTok"/>
     <w:basedOn w:val="VerbatimChar"/>
     <w:rPr>
       <w:color w:val="40a070"/>
     </w:rPr>
   </w:style>
-  <w:style w:customStyle="1" w:styleId="ConstantTok" w:type="character">
+  <w:style w:type="character" w:customStyle="1" w:styleId="ConstantTok">
     <w:name w:val="ConstantTok"/>
     <w:basedOn w:val="VerbatimChar"/>
     <w:rPr>
       <w:color w:val="880000"/>
     </w:rPr>
   </w:style>
-  <w:style w:customStyle="1" w:styleId="CharTok" w:type="character">
+  <w:style w:type="character" w:customStyle="1" w:styleId="CharTok">
     <w:name w:val="CharTok"/>
     <w:basedOn w:val="VerbatimChar"/>
     <w:rPr>
       <w:color w:val="4070a0"/>
     </w:rPr>
   </w:style>
-  <w:style w:customStyle="1" w:styleId="SpecialCharTok" w:type="character">
+  <w:style w:type="character" w:customStyle="1" w:styleId="SpecialCharTok">
     <w:name w:val="SpecialCharTok"/>
     <w:basedOn w:val="VerbatimChar"/>
     <w:rPr>
       <w:color w:val="4070a0"/>
     </w:rPr>
   </w:style>
-  <w:style w:customStyle="1" w:styleId="StringTok" w:type="character">
+  <w:style w:type="character" w:customStyle="1" w:styleId="StringTok">
     <w:name w:val="StringTok"/>
     <w:basedOn w:val="VerbatimChar"/>
     <w:rPr>
       <w:color w:val="4070a0"/>
     </w:rPr>
   </w:style>
-  <w:style w:customStyle="1" w:styleId="VerbatimStringTok" w:type="character">
+  <w:style w:type="character" w:customStyle="1" w:styleId="VerbatimStringTok">
     <w:name w:val="VerbatimStringTok"/>
     <w:basedOn w:val="VerbatimChar"/>
     <w:rPr>
       <w:color w:val="4070a0"/>
     </w:rPr>
   </w:style>
-  <w:style w:customStyle="1" w:styleId="SpecialStringTok" w:type="character">
+  <w:style w:type="character" w:customStyle="1" w:styleId="SpecialStringTok">
     <w:name w:val="SpecialStringTok"/>
     <w:basedOn w:val="VerbatimChar"/>
     <w:rPr>
       <w:color w:val="bb6688"/>
     </w:rPr>
   </w:style>
-  <w:style w:customStyle="1" w:styleId="ImportTok" w:type="character">
+  <w:style w:type="character" w:customStyle="1" w:styleId="ImportTok">
     <w:name w:val="ImportTok"/>
     <w:basedOn w:val="VerbatimChar"/>
     <w:rPr>
@@ -13991,7 +14602,7 @@
       <w:color w:val="008000"/>
     </w:rPr>
   </w:style>
-  <w:style w:customStyle="1" w:styleId="CommentTok" w:type="character">
+  <w:style w:type="character" w:customStyle="1" w:styleId="CommentTok">
     <w:name w:val="CommentTok"/>
     <w:basedOn w:val="VerbatimChar"/>
     <w:rPr>
@@ -13999,7 +14610,7 @@
       <w:color w:val="60a0b0"/>
     </w:rPr>
   </w:style>
-  <w:style w:customStyle="1" w:styleId="DocumentationTok" w:type="character">
+  <w:style w:type="character" w:customStyle="1" w:styleId="DocumentationTok">
     <w:name w:val="DocumentationTok"/>
     <w:basedOn w:val="VerbatimChar"/>
     <w:rPr>
@@ -14007,7 +14618,7 @@
       <w:color w:val="ba2121"/>
     </w:rPr>
   </w:style>
-  <w:style w:customStyle="1" w:styleId="AnnotationTok" w:type="character">
+  <w:style w:type="character" w:customStyle="1" w:styleId="AnnotationTok">
     <w:name w:val="AnnotationTok"/>
     <w:basedOn w:val="VerbatimChar"/>
     <w:rPr>
@@ -14016,7 +14627,7 @@
       <w:color w:val="60a0b0"/>
     </w:rPr>
   </w:style>
-  <w:style w:customStyle="1" w:styleId="CommentVarTok" w:type="character">
+  <w:style w:type="character" w:customStyle="1" w:styleId="CommentVarTok">
     <w:name w:val="CommentVarTok"/>
     <w:basedOn w:val="VerbatimChar"/>
     <w:rPr>
@@ -14025,28 +14636,28 @@
       <w:color w:val="60a0b0"/>
     </w:rPr>
   </w:style>
-  <w:style w:customStyle="1" w:styleId="OtherTok" w:type="character">
+  <w:style w:type="character" w:customStyle="1" w:styleId="OtherTok">
     <w:name w:val="OtherTok"/>
     <w:basedOn w:val="VerbatimChar"/>
     <w:rPr>
       <w:color w:val="007020"/>
     </w:rPr>
   </w:style>
-  <w:style w:customStyle="1" w:styleId="FunctionTok" w:type="character">
+  <w:style w:type="character" w:customStyle="1" w:styleId="FunctionTok">
     <w:name w:val="FunctionTok"/>
     <w:basedOn w:val="VerbatimChar"/>
     <w:rPr>
       <w:color w:val="06287e"/>
     </w:rPr>
   </w:style>
-  <w:style w:customStyle="1" w:styleId="VariableTok" w:type="character">
+  <w:style w:type="character" w:customStyle="1" w:styleId="VariableTok">
     <w:name w:val="VariableTok"/>
     <w:basedOn w:val="VerbatimChar"/>
     <w:rPr>
       <w:color w:val="19177c"/>
     </w:rPr>
   </w:style>
-  <w:style w:customStyle="1" w:styleId="ControlFlowTok" w:type="character">
+  <w:style w:type="character" w:customStyle="1" w:styleId="ControlFlowTok">
     <w:name w:val="ControlFlowTok"/>
     <w:basedOn w:val="VerbatimChar"/>
     <w:rPr>
@@ -14054,45 +14665,45 @@
       <w:color w:val="007020"/>
     </w:rPr>
   </w:style>
-  <w:style w:customStyle="1" w:styleId="OperatorTok" w:type="character">
+  <w:style w:type="character" w:customStyle="1" w:styleId="OperatorTok">
     <w:name w:val="OperatorTok"/>
     <w:basedOn w:val="VerbatimChar"/>
     <w:rPr>
       <w:color w:val="666666"/>
     </w:rPr>
   </w:style>
-  <w:style w:customStyle="1" w:styleId="BuiltInTok" w:type="character">
+  <w:style w:type="character" w:customStyle="1" w:styleId="BuiltInTok">
     <w:name w:val="BuiltInTok"/>
     <w:basedOn w:val="VerbatimChar"/>
     <w:rPr>
       <w:color w:val="008000"/>
     </w:rPr>
   </w:style>
-  <w:style w:customStyle="1" w:styleId="ExtensionTok" w:type="character">
+  <w:style w:type="character" w:customStyle="1" w:styleId="ExtensionTok">
     <w:name w:val="ExtensionTok"/>
     <w:basedOn w:val="VerbatimChar"/>
     <w:rPr/>
   </w:style>
-  <w:style w:customStyle="1" w:styleId="PreprocessorTok" w:type="character">
+  <w:style w:type="character" w:customStyle="1" w:styleId="PreprocessorTok">
     <w:name w:val="PreprocessorTok"/>
     <w:basedOn w:val="VerbatimChar"/>
     <w:rPr>
       <w:color w:val="bc7a00"/>
     </w:rPr>
   </w:style>
-  <w:style w:customStyle="1" w:styleId="AttributeTok" w:type="character">
+  <w:style w:type="character" w:customStyle="1" w:styleId="AttributeTok">
     <w:name w:val="AttributeTok"/>
     <w:basedOn w:val="VerbatimChar"/>
     <w:rPr>
       <w:color w:val="7d9029"/>
     </w:rPr>
   </w:style>
-  <w:style w:customStyle="1" w:styleId="RegionMarkerTok" w:type="character">
+  <w:style w:type="character" w:customStyle="1" w:styleId="RegionMarkerTok">
     <w:name w:val="RegionMarkerTok"/>
     <w:basedOn w:val="VerbatimChar"/>
     <w:rPr/>
   </w:style>
-  <w:style w:customStyle="1" w:styleId="InformationTok" w:type="character">
+  <w:style w:type="character" w:customStyle="1" w:styleId="InformationTok">
     <w:name w:val="InformationTok"/>
     <w:basedOn w:val="VerbatimChar"/>
     <w:rPr>
@@ -14101,7 +14712,7 @@
       <w:color w:val="60a0b0"/>
     </w:rPr>
   </w:style>
-  <w:style w:customStyle="1" w:styleId="WarningTok" w:type="character">
+  <w:style w:type="character" w:customStyle="1" w:styleId="WarningTok">
     <w:name w:val="WarningTok"/>
     <w:basedOn w:val="VerbatimChar"/>
     <w:rPr>
@@ -14110,7 +14721,7 @@
       <w:color w:val="60a0b0"/>
     </w:rPr>
   </w:style>
-  <w:style w:customStyle="1" w:styleId="AlertTok" w:type="character">
+  <w:style w:type="character" w:customStyle="1" w:styleId="AlertTok">
     <w:name w:val="AlertTok"/>
     <w:basedOn w:val="VerbatimChar"/>
     <w:rPr>
@@ -14118,7 +14729,7 @@
       <w:color w:val="ff0000"/>
     </w:rPr>
   </w:style>
-  <w:style w:customStyle="1" w:styleId="ErrorTok" w:type="character">
+  <w:style w:type="character" w:customStyle="1" w:styleId="ErrorTok">
     <w:name w:val="ErrorTok"/>
     <w:basedOn w:val="VerbatimChar"/>
     <w:rPr>
@@ -14126,7 +14737,7 @@
       <w:color w:val="ff0000"/>
     </w:rPr>
   </w:style>
-  <w:style w:customStyle="1" w:styleId="NormalTok" w:type="character">
+  <w:style w:type="character" w:customStyle="1" w:styleId="NormalTok">
     <w:name w:val="NormalTok"/>
     <w:basedOn w:val="VerbatimChar"/>
     <w:rPr/>

--- a/06_DOCUMENTACION_DE_PRUEBAS/EN/WORD/06_Test_Documentation.docx
+++ b/06_DOCUMENTACION_DE_PRUEBAS/EN/WORD/06_Test_Documentation.docx
@@ -196,7 +196,7 @@
               <w:pStyle w:val="Compact"/>
             </w:pPr>
             <w:r>
-              <w:t xml:space="preserve">Brayan Estiven Patiño Cabrera, Juan Camilo Guilombo Osorio, Merari Urbano</w:t>
+              <w:t xml:space="preserve">Brayan Estiven Patiño Cabrera, Juan Camilo Guilombo Osorio, Merari Urbano Quintero</w:t>
             </w:r>
           </w:p>
         </w:tc>
@@ -268,7 +268,7 @@
               <w:pStyle w:val="Compact"/>
             </w:pPr>
             <w:r>
-              <w:t xml:space="preserve">October 19, 2026</w:t>
+              <w:t xml:space="preserve">October 20, 2026</w:t>
             </w:r>
           </w:p>
         </w:tc>
@@ -279,7 +279,7 @@
         <w:pStyle w:val="BodyText"/>
       </w:pPr>
       <w:r>
-        <w:t xml:space="preserve">This document gathers the test plan, the inventory of automated tests in the repositories, their actual results when run on October 19, 2026 (including the end-to-end, performance, and responsive design tests against the complete system), and the 42 functional test cases, run the same day, traced to the SRS v7.4 requirements (</w:t>
+        <w:t xml:space="preserve">This document gathers the test plan, the inventory of automated tests in the repositories, their actual results when run on October 19, 2026 (including the end-to-end, performance, and responsive design tests against the complete system), and the 42 functional test cases, run the same day, traced to the SRS v7.6 requirements (</w:t>
       </w:r>
       <w:r>
         <w:rPr>
@@ -288,7 +288,7 @@
         <w:t xml:space="preserve">lavarapido-docs/01_INFORME_DE_ESPECIFICACION_DE_REQUISITOS</w:t>
       </w:r>
       <w:r>
-        <w:t xml:space="preserve">). Its structure follows the ISO/IEC/IEEE 29119-3 standard for test documentation (International Organization for Standardization [ISO], 2021). No result in this document is assumed.</w:t>
+        <w:t xml:space="preserve">). On October 20, 2026, the inventory, case CP-42 and the traceability matrix were adjusted because the role change of an account was reverted in the code that day, and the wording of CP-10 because the customer cancels without writing a reason. Its structure follows the ISO/IEC/IEEE 29119-3 standard for test documentation (International Organization for Standardization [ISO], 2021). No result in this document is assumed.</w:t>
       </w:r>
     </w:p>
     <w:bookmarkEnd w:id="20"/>
@@ -895,7 +895,7 @@
               <w:pStyle w:val="Compact"/>
             </w:pPr>
             <w:r>
-              <w:t xml:space="preserve">Cases CP-01 to CP-33 (section 4)</w:t>
+              <w:t xml:space="preserve">Cases CP-01 to CP-42 (section 4)</w:t>
             </w:r>
           </w:p>
         </w:tc>
@@ -1406,7 +1406,7 @@
         <w:pStyle w:val="FirstParagraph"/>
       </w:pPr>
       <w:r>
-        <w:t xml:space="preserve">The repositories have 550 test methods: 507 in the backend and 43 in the web. The mobile app has no automated tests; it is checked with the TypeScript build and the screen walk-through (section 3.2).</w:t>
+        <w:t xml:space="preserve">As of October 20, 2026, the repositories have 548 test methods: 505 in the backend and 43 in the web. The mobile app has no automated tests; it is checked with the TypeScript build and the screen walk-through (section 3.2).</w:t>
       </w:r>
     </w:p>
     <w:p>
@@ -1720,18 +1720,18 @@
               <w:pStyle w:val="Compact"/>
             </w:pPr>
             <w:r>
-              <w:t xml:space="preserve">135</w:t>
-            </w:r>
-          </w:p>
-        </w:tc>
-        <w:tc>
-          <w:tcPr/>
-          <w:p>
-            <w:pPr>
-              <w:pStyle w:val="Compact"/>
-            </w:pPr>
-            <w:r>
-              <w:t xml:space="preserve">Registration, sign-in with lockout after failed attempts, password recovery, profile and address, user administration and role change, roles and permissions, preferences, value objects, password policy, JWT issuing and HTTP security by role (</w:t>
+              <w:t xml:space="preserve">133</w:t>
+            </w:r>
+          </w:p>
+        </w:tc>
+        <w:tc>
+          <w:tcPr/>
+          <w:p>
+            <w:pPr>
+              <w:pStyle w:val="Compact"/>
+            </w:pPr>
+            <w:r>
+              <w:t xml:space="preserve">Registration, sign-in with lockout after failed attempts, password recovery, profile and address, user administration (including the rule that an administrator account cannot be deactivated), roles and permissions, preferences, value objects, password policy, JWT issuing and HTTP security by role (</w:t>
             </w:r>
             <w:r>
               <w:rPr>
@@ -2284,7 +2284,31 @@
         <w:t xml:space="preserve"> </w:t>
       </w:r>
       <w:r>
-        <w:t xml:space="preserve">database.</w:t>
+        <w:t xml:space="preserve">database. When the role change was reverted on October 20, 2 tests left security-service (</w:t>
+      </w:r>
+      <w:r>
+        <w:rPr>
+          <w:rStyle w:val="VerbatimChar"/>
+        </w:rPr>
+        <w:t xml:space="preserve">changingTheRoleReplacesItAndClosesTheSessions</w:t>
+      </w:r>
+      <w:r>
+        <w:t xml:space="preserve"> </w:t>
+      </w:r>
+      <w:r>
+        <w:t xml:space="preserve">and</w:t>
+      </w:r>
+      <w:r>
+        <w:t xml:space="preserve"> </w:t>
+      </w:r>
+      <w:r>
+        <w:rPr>
+          <w:rStyle w:val="VerbatimChar"/>
+        </w:rPr>
+        <w:t xml:space="preserve">nobodyChangesTheirOwnRole</w:t>
+      </w:r>
+      <w:r>
+        <w:t xml:space="preserve">), so that suite now has 2 tests fewer than the 151 in Table 5; Table 5 keeps the real numbers of the October 19 run.</w:t>
       </w:r>
     </w:p>
     <w:p>
@@ -5182,7 +5206,7 @@
         <w:pStyle w:val="FirstParagraph"/>
       </w:pPr>
       <w:r>
-        <w:t xml:space="preserve">Cases CP-01 to CP-33 were defined on SRS v4 and first run on October 9, 2026; cases CP-34 to CP-42 cover the requirements implemented afterwards (RF-004b, RF-008, RF-010, RF-015, RF-022, RF-036, RF-037, and RF-038) and the role change of RF-028. All 42 were run on October 19, 2026, against the full system through the API Gateway (the same calls the web and mobile clients make), with a script that creates its own accounts and data and deletes them at the end. All 42 passed (Figure 7).</w:t>
+        <w:t xml:space="preserve">Cases CP-01 to CP-33 were defined on SRS v4 and first run on October 9, 2026; cases CP-34 to CP-42 cover the requirements implemented afterwards (RF-004b, RF-008, RF-010, RF-015, RF-022, RF-036, RF-037, and RF-038) and the administrator accounts of RF-028. All 42 were run on October 19, 2026, against the full system through the API Gateway (the same calls the web and mobile clients make), with a script that creates its own accounts and data and deletes them at the end. All 42 passed (Figure 7).</w:t>
       </w:r>
     </w:p>
     <w:p>
@@ -6402,18 +6426,29 @@
               <w:pStyle w:val="Compact"/>
             </w:pPr>
             <w:r>
-              <w:t xml:space="preserve">Cancel with a reason</w:t>
-            </w:r>
-          </w:p>
-        </w:tc>
-        <w:tc>
-          <w:tcPr/>
-          <w:p>
-            <w:pPr>
-              <w:pStyle w:val="Compact"/>
-            </w:pPr>
-            <w:r>
-              <w:t xml:space="preserve">Reason</w:t>
+              <w:t xml:space="preserve">Cancel as the customer (the customer writes no reason)</w:t>
+            </w:r>
+          </w:p>
+        </w:tc>
+        <w:tc>
+          <w:tcPr/>
+          <w:p>
+            <w:pPr>
+              <w:pStyle w:val="Compact"/>
+            </w:pPr>
+            <w:r>
+              <w:t xml:space="preserve">—</w:t>
+            </w:r>
+          </w:p>
+        </w:tc>
+        <w:tc>
+          <w:tcPr/>
+          <w:p>
+            <w:pPr>
+              <w:pStyle w:val="Compact"/>
+            </w:pPr>
+            <w:r>
+              <w:t xml:space="preserve">Booking is CANCELLED with the reason</w:t>
             </w:r>
             <w:r>
               <w:t xml:space="preserve"> </w:t>
@@ -6424,16 +6459,11 @@
               </w:rPr>
               <w:t xml:space="preserve">CUSTOMER_REQUEST</w:t>
             </w:r>
-          </w:p>
-        </w:tc>
-        <w:tc>
-          <w:tcPr/>
-          <w:p>
-            <w:pPr>
-              <w:pStyle w:val="Compact"/>
-            </w:pPr>
-            <w:r>
-              <w:t xml:space="preserve">Booking is CANCELLED with the reason stored</w:t>
+            <w:r>
+              <w:t xml:space="preserve"> </w:t>
+            </w:r>
+            <w:r>
+              <w:t xml:space="preserve">set by the system</w:t>
             </w:r>
           </w:p>
         </w:tc>
@@ -9825,74 +9855,62 @@
               <w:pStyle w:val="Compact"/>
             </w:pPr>
             <w:r>
-              <w:t xml:space="preserve">Role change and administrator accounts</w:t>
-            </w:r>
-          </w:p>
-        </w:tc>
-        <w:tc>
-          <w:tcPr/>
-          <w:p>
-            <w:pPr>
-              <w:pStyle w:val="Compact"/>
-            </w:pPr>
-            <w:r>
-              <w:t xml:space="preserve">Test administrator and operator</w:t>
-            </w:r>
-          </w:p>
-        </w:tc>
-        <w:tc>
-          <w:tcPr/>
-          <w:p>
-            <w:pPr>
-              <w:pStyle w:val="Compact"/>
-            </w:pPr>
-            <w:r>
-              <w:t xml:space="preserve">Try to change one's own role, disable an administrator, and turn an operator into a customer</w:t>
-            </w:r>
-          </w:p>
-        </w:tc>
-        <w:tc>
-          <w:tcPr/>
-          <w:p>
-            <w:pPr>
-              <w:pStyle w:val="Compact"/>
-            </w:pPr>
-            <w:r>
-              <w:t xml:space="preserve">Roles</w:t>
-            </w:r>
-          </w:p>
-        </w:tc>
-        <w:tc>
-          <w:tcPr/>
-          <w:p>
-            <w:pPr>
-              <w:pStyle w:val="Compact"/>
-            </w:pPr>
-            <w:r>
-              <w:t xml:space="preserve">The first two are rejected; the role change closes the user's sessions</w:t>
-            </w:r>
-          </w:p>
-        </w:tc>
-        <w:tc>
-          <w:tcPr/>
-          <w:p>
-            <w:pPr>
-              <w:pStyle w:val="Compact"/>
-            </w:pPr>
-            <w:r>
-              <w:t xml:space="preserve">Changing their own role: 403</w:t>
-            </w:r>
-            <w:r>
-              <w:t xml:space="preserve"> </w:t>
-            </w:r>
-            <w:r>
-              <w:rPr>
-                <w:rStyle w:val="VerbatimChar"/>
-              </w:rPr>
-              <w:t xml:space="preserve">CANNOT_CHANGE_OWN_ROLE</w:t>
-            </w:r>
-            <w:r>
-              <w:t xml:space="preserve">; disabling an administrator: 403</w:t>
+              <w:t xml:space="preserve">An administrator account cannot be deactivated</w:t>
+            </w:r>
+          </w:p>
+        </w:tc>
+        <w:tc>
+          <w:tcPr/>
+          <w:p>
+            <w:pPr>
+              <w:pStyle w:val="Compact"/>
+            </w:pPr>
+            <w:r>
+              <w:t xml:space="preserve">Administrator session</w:t>
+            </w:r>
+          </w:p>
+        </w:tc>
+        <w:tc>
+          <w:tcPr/>
+          <w:p>
+            <w:pPr>
+              <w:pStyle w:val="Compact"/>
+            </w:pPr>
+            <w:r>
+              <w:t xml:space="preserve">Try to deactivate an administrator account</w:t>
+            </w:r>
+          </w:p>
+        </w:tc>
+        <w:tc>
+          <w:tcPr/>
+          <w:p>
+            <w:pPr>
+              <w:pStyle w:val="Compact"/>
+            </w:pPr>
+            <w:r>
+              <w:t xml:space="preserve">—</w:t>
+            </w:r>
+          </w:p>
+        </w:tc>
+        <w:tc>
+          <w:tcPr/>
+          <w:p>
+            <w:pPr>
+              <w:pStyle w:val="Compact"/>
+            </w:pPr>
+            <w:r>
+              <w:t xml:space="preserve">Rejected: an administrator account cannot be deactivated</w:t>
+            </w:r>
+          </w:p>
+        </w:tc>
+        <w:tc>
+          <w:tcPr/>
+          <w:p>
+            <w:pPr>
+              <w:pStyle w:val="Compact"/>
+            </w:pPr>
+            <w:r>
+              <w:t xml:space="preserve">403</w:t>
             </w:r>
             <w:r>
               <w:t xml:space="preserve"> </w:t>
@@ -9902,9 +9920,6 @@
                 <w:rStyle w:val="VerbatimChar"/>
               </w:rPr>
               <w:t xml:space="preserve">ADMIN_CANNOT_BE_DISABLED</w:t>
-            </w:r>
-            <w:r>
-              <w:t xml:space="preserve">; the operator becomes a customer (200) and their sessions are closed</w:t>
             </w:r>
           </w:p>
         </w:tc>
@@ -9921,6 +9936,39 @@
         </w:tc>
       </w:tr>
     </w:tbl>
+    <w:p>
+      <w:pPr>
+        <w:pStyle w:val="BlockText"/>
+      </w:pPr>
+      <w:r>
+        <w:rPr>
+          <w:i/>
+          <w:iCs/>
+        </w:rPr>
+        <w:t xml:space="preserve">Note.</w:t>
+      </w:r>
+      <w:r>
+        <w:t xml:space="preserve"> </w:t>
+      </w:r>
+      <w:r>
+        <w:t xml:space="preserve">On October 19, CP-42 also tested the role change of an account (403</w:t>
+      </w:r>
+      <w:r>
+        <w:t xml:space="preserve"> </w:t>
+      </w:r>
+      <w:r>
+        <w:rPr>
+          <w:rStyle w:val="VerbatimChar"/>
+        </w:rPr>
+        <w:t xml:space="preserve">CANNOT_CHANGE_OWN_ROLE</w:t>
+      </w:r>
+      <w:r>
+        <w:t xml:space="preserve"> </w:t>
+      </w:r>
+      <w:r>
+        <w:t xml:space="preserve">when changing one's own role, and an operator turned into a customer with 200). That part was removed from the case on October 20, 2026, when the feature was reverted in the backend, the web and the app.</w:t>
+      </w:r>
+    </w:p>
     <w:p>
       <w:pPr>
         <w:pStyle w:val="BlockText"/>
@@ -10061,7 +10109,7 @@
         <w:pStyle w:val="FirstParagraph"/>
       </w:pPr>
       <w:r>
-        <w:t xml:space="preserve">Of the 41 requirements in SRS v7.4, 38 have a functional case and 39 a related automated test; RF-032 and RF-034 only have a functional case, and RF-017, RF-023, and RF-025 only an automated test.</w:t>
+        <w:t xml:space="preserve">Of the 41 requirements in SRS v7.6, 38 have a functional case and 39 a related automated test; RF-032 and RF-034 only have a functional case, and RF-017, RF-023, and RF-025 only an automated test.</w:t>
       </w:r>
     </w:p>
     <w:p>
@@ -10903,18 +10951,6 @@
                 <w:rStyle w:val="VerbatimChar"/>
               </w:rPr>
               <w:t xml:space="preserve">PATCH /admin/users/{id}/status</w:t>
-            </w:r>
-            <w:r>
-              <w:t xml:space="preserve">,</w:t>
-            </w:r>
-            <w:r>
-              <w:t xml:space="preserve"> </w:t>
-            </w:r>
-            <w:r>
-              <w:rPr>
-                <w:rStyle w:val="VerbatimChar"/>
-              </w:rPr>
-              <w:t xml:space="preserve">PATCH /admin/users/{id}/role</w:t>
             </w:r>
           </w:p>
         </w:tc>

--- a/06_DOCUMENTACION_DE_PRUEBAS/EN/WORD/06_Test_Documentation.docx
+++ b/06_DOCUMENTACION_DE_PRUEBAS/EN/WORD/06_Test_Documentation.docx
@@ -268,7 +268,7 @@
               <w:pStyle w:val="Compact"/>
             </w:pPr>
             <w:r>
-              <w:t xml:space="preserve">October 20, 2026</w:t>
+              <w:t xml:space="preserve">October 21, 2026</w:t>
             </w:r>
           </w:p>
         </w:tc>
@@ -279,7 +279,7 @@
         <w:pStyle w:val="BodyText"/>
       </w:pPr>
       <w:r>
-        <w:t xml:space="preserve">This document gathers the test plan, the inventory of automated tests in the repositories, their actual results when run on October 19, 2026 (including the end-to-end, performance, and responsive design tests against the complete system), and the 42 functional test cases, run the same day, traced to the SRS v7.6 requirements (</w:t>
+        <w:t xml:space="preserve">This document gathers the test plan, the inventory of automated tests in the repositories, their actual results when run on October 19, 2026 (including the end-to-end, performance, and responsive design tests against the complete system) and again on October 21, and the 42 functional test cases, run on October 19, traced to the SRS v7.7 requirements (</w:t>
       </w:r>
       <w:r>
         <w:rPr>
@@ -288,7 +288,7 @@
         <w:t xml:space="preserve">lavarapido-docs/01_INFORME_DE_ESPECIFICACION_DE_REQUISITOS</w:t>
       </w:r>
       <w:r>
-        <w:t xml:space="preserve">). On October 20, 2026, the inventory, case CP-42 and the traceability matrix were adjusted because the role change of an account was reverted in the code that day, and the wording of CP-10 because the customer cancels without writing a reason. Its structure follows the ISO/IEC/IEEE 29119-3 standard for test documentation (International Organization for Standardization [ISO], 2021). No result in this document is assumed.</w:t>
+        <w:t xml:space="preserve">). On October 20, 2026, the inventory, case CP-42 and the traceability matrix were adjusted because the role change of an account was reverted in the code that day, and the wording of CP-10 because the customer cancels without writing a reason. On October 21, 2026, two runs of the automated tests and of the 19 end-to-end tests were recorded: the early-morning run (689 tests, all passed) and the evening run (707, all passed), which is the latest. They include the changes of that day: the token of a closed session stops working, operator assignment uses a lock, the receipt has a 2 MB maximum, and, for bookings that ended and nobody closed, the system only cancels a scheduled booking that expired without confirmation and sets to "No-show" a confirmed one that never had an operator; one that had an operator goes to the administrator's "To close" list. Its structure follows the ISO/IEC/IEEE 29119-3 standard for test documentation (International Organization for Standardization [ISO], 2021). No result in this document is assumed.</w:t>
       </w:r>
     </w:p>
     <w:bookmarkEnd w:id="20"/>
@@ -691,29 +691,29 @@
               <w:pStyle w:val="Compact"/>
             </w:pPr>
             <w:r>
-              <w:t xml:space="preserve">Gateway route integration</w:t>
-            </w:r>
-          </w:p>
-        </w:tc>
-        <w:tc>
-          <w:tcPr/>
-          <w:p>
-            <w:pPr>
-              <w:pStyle w:val="Compact"/>
-            </w:pPr>
-            <w:r>
-              <w:t xml:space="preserve">Each public route reaches its service</w:t>
-            </w:r>
-          </w:p>
-        </w:tc>
-        <w:tc>
-          <w:tcPr/>
-          <w:p>
-            <w:pPr>
-              <w:pStyle w:val="Compact"/>
-            </w:pPr>
-            <w:r>
-              <w:t xml:space="preserve">Spring Boot Test</w:t>
+              <w:t xml:space="preserve">Gateway integration</w:t>
+            </w:r>
+          </w:p>
+        </w:tc>
+        <w:tc>
+          <w:tcPr/>
+          <w:p>
+            <w:pPr>
+              <w:pStyle w:val="Compact"/>
+            </w:pPr>
+            <w:r>
+              <w:t xml:space="preserve">Each public route reaches its service and the token of a closed session does not get through</w:t>
+            </w:r>
+          </w:p>
+        </w:tc>
+        <w:tc>
+          <w:tcPr/>
+          <w:p>
+            <w:pPr>
+              <w:pStyle w:val="Compact"/>
+            </w:pPr>
+            <w:r>
+              <w:t xml:space="preserve">Spring Boot Test; for the session, a security-service simulated with the JDK HTTP server</w:t>
             </w:r>
           </w:p>
         </w:tc>
@@ -728,6 +728,18 @@
                 <w:rStyle w:val="VerbatimChar"/>
               </w:rPr>
               <w:t xml:space="preserve">GatewayRoutesTest.java</w:t>
+            </w:r>
+            <w:r>
+              <w:t xml:space="preserve">,</w:t>
+            </w:r>
+            <w:r>
+              <w:t xml:space="preserve"> </w:t>
+            </w:r>
+            <w:r>
+              <w:rPr>
+                <w:rStyle w:val="VerbatimChar"/>
+              </w:rPr>
+              <w:t xml:space="preserve">SessionCheckFilterTest.java</w:t>
             </w:r>
           </w:p>
         </w:tc>
@@ -1406,7 +1418,7 @@
         <w:pStyle w:val="FirstParagraph"/>
       </w:pPr>
       <w:r>
-        <w:t xml:space="preserve">As of October 20, 2026, the repositories have 548 test methods: 505 in the backend and 43 in the web. The mobile app has no automated tests; it is checked with the TypeScript build and the screen walk-through (section 3.2).</w:t>
+        <w:t xml:space="preserve">As of the evening of October 21, 2026, the repositories have 602 test methods: 540 in the backend and 62 in the web. The mobile app has no automated tests; it is checked with the TypeScript build and the screen walk-through (section 3.2).</w:t>
       </w:r>
     </w:p>
     <w:p>
@@ -1624,18 +1636,18 @@
               <w:pStyle w:val="Compact"/>
             </w:pPr>
             <w:r>
-              <w:t xml:space="preserve">1</w:t>
-            </w:r>
-          </w:p>
-        </w:tc>
-        <w:tc>
-          <w:tcPr/>
-          <w:p>
-            <w:pPr>
-              <w:pStyle w:val="Compact"/>
-            </w:pPr>
-            <w:r>
-              <w:t xml:space="preserve">8</w:t>
+              <w:t xml:space="preserve">2</w:t>
+            </w:r>
+          </w:p>
+        </w:tc>
+        <w:tc>
+          <w:tcPr/>
+          <w:p>
+            <w:pPr>
+              <w:pStyle w:val="Compact"/>
+            </w:pPr>
+            <w:r>
+              <w:t xml:space="preserve">14</w:t>
             </w:r>
           </w:p>
         </w:tc>
@@ -1683,6 +1695,15 @@
                 <w:rStyle w:val="VerbatimChar"/>
               </w:rPr>
               <w:t xml:space="preserve">GatewayRoutesTest</w:t>
+            </w:r>
+            <w:r>
+              <w:t xml:space="preserve">); session check: the token of a closed session does not get through, the answer is kept per token, logout drops it, if security-service fails the request goes on, and public routes are not checked (</w:t>
+            </w:r>
+            <w:r>
+              <w:rPr>
+                <w:rStyle w:val="VerbatimChar"/>
+              </w:rPr>
+              <w:t xml:space="preserve">SessionCheckFilterTest</w:t>
             </w:r>
             <w:r>
               <w:t xml:space="preserve">)</w:t>
@@ -1720,18 +1741,18 @@
               <w:pStyle w:val="Compact"/>
             </w:pPr>
             <w:r>
-              <w:t xml:space="preserve">133</w:t>
-            </w:r>
-          </w:p>
-        </w:tc>
-        <w:tc>
-          <w:tcPr/>
-          <w:p>
-            <w:pPr>
-              <w:pStyle w:val="Compact"/>
-            </w:pPr>
-            <w:r>
-              <w:t xml:space="preserve">Registration, sign-in with lockout after failed attempts, password recovery, profile and address, user administration (including the rule that an administrator account cannot be deactivated), roles and permissions, preferences, value objects, password policy, JWT issuing and HTTP security by role (</w:t>
+              <w:t xml:space="preserve">139</w:t>
+            </w:r>
+          </w:p>
+        </w:tc>
+        <w:tc>
+          <w:tcPr/>
+          <w:p>
+            <w:pPr>
+              <w:pStyle w:val="Compact"/>
+            </w:pPr>
+            <w:r>
+              <w:t xml:space="preserve">Registration, sign-in with lockout after failed attempts, password recovery, profile and address, user administration (including the rule that an administrator account cannot be deactivated), roles and permissions, preferences, value objects, password policy, JWT issuing, open and closed sessions (the token of a closed session answers 401), and HTTP security by role (</w:t>
             </w:r>
             <w:r>
               <w:rPr>
@@ -1836,18 +1857,18 @@
               <w:pStyle w:val="Compact"/>
             </w:pPr>
             <w:r>
-              <w:t xml:space="preserve">43</w:t>
-            </w:r>
-          </w:p>
-        </w:tc>
-        <w:tc>
-          <w:tcPr/>
-          <w:p>
-            <w:pPr>
-              <w:pStyle w:val="Compact"/>
-            </w:pPr>
-            <w:r>
-              <w:t xml:space="preserve">Booking life cycle, availability and the reason a time is not available, bays (</w:t>
+              <w:t xml:space="preserve">50</w:t>
+            </w:r>
+          </w:p>
+        </w:tc>
+        <w:tc>
+          <w:tcPr/>
+          <w:p>
+            <w:pPr>
+              <w:pStyle w:val="Compact"/>
+            </w:pPr>
+            <w:r>
+              <w:t xml:space="preserve">Booking life cycle, cancellation of scheduled bookings that expired without confirmation, "No-show" only for an expired confirmed booking that operations requests through the internal route, availability and the reason a time is not available, bays (</w:t>
             </w:r>
             <w:r>
               <w:rPr>
@@ -1889,29 +1910,50 @@
               <w:pStyle w:val="Compact"/>
             </w:pPr>
             <w:r>
-              <w:t xml:space="preserve">11</w:t>
-            </w:r>
-          </w:p>
-        </w:tc>
-        <w:tc>
-          <w:tcPr/>
-          <w:p>
-            <w:pPr>
-              <w:pStyle w:val="Compact"/>
-            </w:pPr>
-            <w:r>
-              <w:t xml:space="preserve">55</w:t>
-            </w:r>
-          </w:p>
-        </w:tc>
-        <w:tc>
-          <w:tcPr/>
-          <w:p>
-            <w:pPr>
-              <w:pStyle w:val="Compact"/>
-            </w:pPr>
-            <w:r>
-              <w:t xml:space="preserve">Manual and automatic assignment, free operators, start window, execution, rating, absences, operator metrics, team summary, operator profile, inspection report and web API</w:t>
+              <w:t xml:space="preserve">13</w:t>
+            </w:r>
+          </w:p>
+        </w:tc>
+        <w:tc>
+          <w:tcPr/>
+          <w:p>
+            <w:pPr>
+              <w:pStyle w:val="Compact"/>
+            </w:pPr>
+            <w:r>
+              <w:t xml:space="preserve">67</w:t>
+            </w:r>
+          </w:p>
+        </w:tc>
+        <w:tc>
+          <w:tcPr/>
+          <w:p>
+            <w:pPr>
+              <w:pStyle w:val="Compact"/>
+            </w:pPr>
+            <w:r>
+              <w:t xml:space="preserve">Manual and automatic assignment (with the assignment lock), a single rule for bookings without an operator, bookings that ended and nobody closed and the "To close" list (</w:t>
+            </w:r>
+            <w:r>
+              <w:rPr>
+                <w:rStyle w:val="VerbatimChar"/>
+              </w:rPr>
+              <w:t xml:space="preserve">FollowUpPolicyTest</w:t>
+            </w:r>
+            <w:r>
+              <w:t xml:space="preserve">,</w:t>
+            </w:r>
+            <w:r>
+              <w:t xml:space="preserve"> </w:t>
+            </w:r>
+            <w:r>
+              <w:rPr>
+                <w:rStyle w:val="VerbatimChar"/>
+              </w:rPr>
+              <w:t xml:space="preserve">FollowUpServiceTest</w:t>
+            </w:r>
+            <w:r>
+              <w:t xml:space="preserve">), free operators, start window, execution, rating, absences, operator metrics, team summary, operator profile, inspection report and web API</w:t>
             </w:r>
           </w:p>
         </w:tc>
@@ -1935,29 +1977,53 @@
               <w:pStyle w:val="Compact"/>
             </w:pPr>
             <w:r>
-              <w:t xml:space="preserve">12</w:t>
-            </w:r>
-          </w:p>
-        </w:tc>
-        <w:tc>
-          <w:tcPr/>
-          <w:p>
-            <w:pPr>
-              <w:pStyle w:val="Compact"/>
-            </w:pPr>
-            <w:r>
-              <w:t xml:space="preserve">106</w:t>
-            </w:r>
-          </w:p>
-        </w:tc>
-        <w:tc>
-          <w:tcPr/>
-          <w:p>
-            <w:pPr>
-              <w:pStyle w:val="Compact"/>
-            </w:pPr>
-            <w:r>
-              <w:t xml:space="preserve">Notification use cases, message factory per event, notices in the account's language, reminders, alerts for bookings without an operator, new version notice, device tokens and admin controller</w:t>
+              <w:t xml:space="preserve">13</w:t>
+            </w:r>
+          </w:p>
+        </w:tc>
+        <w:tc>
+          <w:tcPr/>
+          <w:p>
+            <w:pPr>
+              <w:pStyle w:val="Compact"/>
+            </w:pPr>
+            <w:r>
+              <w:t xml:space="preserve">108</w:t>
+            </w:r>
+          </w:p>
+        </w:tc>
+        <w:tc>
+          <w:tcPr/>
+          <w:p>
+            <w:pPr>
+              <w:pStyle w:val="Compact"/>
+            </w:pPr>
+            <w:r>
+              <w:t xml:space="preserve">Notification use cases, message factory per event, notices in the account's language, reminders, alerts for bookings without an operator, unregistered service notice,</w:t>
+            </w:r>
+            <w:r>
+              <w:t xml:space="preserve"> </w:t>
+            </w:r>
+            <w:r>
+              <w:rPr>
+                <w:rStyle w:val="VerbatimChar"/>
+              </w:rPr>
+              <w:t xml:space="preserve">null</w:t>
+            </w:r>
+            <w:r>
+              <w:t xml:space="preserve"> </w:t>
+            </w:r>
+            <w:r>
+              <w:t xml:space="preserve">fields in the event (</w:t>
+            </w:r>
+            <w:r>
+              <w:rPr>
+                <w:rStyle w:val="VerbatimChar"/>
+              </w:rPr>
+              <w:t xml:space="preserve">DomainEventEnvelopeTest</w:t>
+            </w:r>
+            <w:r>
+              <w:t xml:space="preserve">), new version notice, device tokens and admin controller</w:t>
             </w:r>
           </w:p>
         </w:tc>
@@ -1992,18 +2058,18 @@
               <w:pStyle w:val="Compact"/>
             </w:pPr>
             <w:r>
-              <w:t xml:space="preserve">110</w:t>
-            </w:r>
-          </w:p>
-        </w:tc>
-        <w:tc>
-          <w:tcPr/>
-          <w:p>
-            <w:pPr>
-              <w:pStyle w:val="Compact"/>
-            </w:pPr>
-            <w:r>
-              <w:t xml:space="preserve">Payment and receipt, reused reference, history with filters, promotions, loyalty points, payment policy, command and query services, and 7 persistence tests against SQL Server</w:t>
+              <w:t xml:space="preserve">112</w:t>
+            </w:r>
+          </w:p>
+        </w:tc>
+        <w:tc>
+          <w:tcPr/>
+          <w:p>
+            <w:pPr>
+              <w:pStyle w:val="Compact"/>
+            </w:pPr>
+            <w:r>
+              <w:t xml:space="preserve">Payment and receipt (2 MB maximum), reused reference, history with filters, promotions, loyalty points, payment policy, command and query services, and 7 persistence tests against SQL Server</w:t>
             </w:r>
           </w:p>
         </w:tc>
@@ -2027,18 +2093,18 @@
               <w:pStyle w:val="Compact"/>
             </w:pPr>
             <w:r>
-              <w:t xml:space="preserve">37</w:t>
-            </w:r>
-          </w:p>
-        </w:tc>
-        <w:tc>
-          <w:tcPr/>
-          <w:p>
-            <w:pPr>
-              <w:pStyle w:val="Compact"/>
-            </w:pPr>
-            <w:r>
-              <w:t xml:space="preserve">43</w:t>
+              <w:t xml:space="preserve">41</w:t>
+            </w:r>
+          </w:p>
+        </w:tc>
+        <w:tc>
+          <w:tcPr/>
+          <w:p>
+            <w:pPr>
+              <w:pStyle w:val="Compact"/>
+            </w:pPr>
+            <w:r>
+              <w:t xml:space="preserve">62</w:t>
             </w:r>
           </w:p>
         </w:tc>
@@ -2061,7 +2127,7 @@
               <w:t xml:space="preserve"> </w:t>
             </w:r>
             <w:r>
-              <w:t xml:space="preserve">smoke tests), API error messages, and payment account selection</w:t>
+              <w:t xml:space="preserve">smoke tests), API error messages, payment account selection, session across tabs, bookings without an operator and filters, "To close" list, accounts and fixed roles, reports, and loyalty bar</w:t>
             </w:r>
           </w:p>
         </w:tc>
@@ -2205,7 +2271,7 @@
         <w:pStyle w:val="FirstParagraph"/>
       </w:pPr>
       <w:r>
-        <w:t xml:space="preserve">Backend tests are domain and application tests with in-memory doubles, plus controller tests with MockMvc. Most web tests check that each component is created;</w:t>
+        <w:t xml:space="preserve">Backend tests are domain and application tests with in-memory doubles, plus controller tests with MockMvc. Many web tests only check that each component is created;</w:t>
       </w:r>
       <w:r>
         <w:t xml:space="preserve"> </w:t>
@@ -2217,10 +2283,7 @@
         <w:t xml:space="preserve">api-error.spec.ts</w:t>
       </w:r>
       <w:r>
-        <w:t xml:space="preserve"> </w:t>
-      </w:r>
-      <w:r>
-        <w:t xml:space="preserve">and</w:t>
+        <w:t xml:space="preserve">,</w:t>
       </w:r>
       <w:r>
         <w:t xml:space="preserve"> </w:t>
@@ -2235,7 +2298,82 @@
         <w:t xml:space="preserve"> </w:t>
       </w:r>
       <w:r>
-        <w:t xml:space="preserve">test real rules (the API error messages and the payment account selection).</w:t>
+        <w:t xml:space="preserve">and, since October 21, 2026,</w:t>
+      </w:r>
+      <w:r>
+        <w:t xml:space="preserve"> </w:t>
+      </w:r>
+      <w:r>
+        <w:rPr>
+          <w:rStyle w:val="VerbatimChar"/>
+        </w:rPr>
+        <w:t xml:space="preserve">auth.spec.ts</w:t>
+      </w:r>
+      <w:r>
+        <w:t xml:space="preserve">,</w:t>
+      </w:r>
+      <w:r>
+        <w:t xml:space="preserve"> </w:t>
+      </w:r>
+      <w:r>
+        <w:rPr>
+          <w:rStyle w:val="VerbatimChar"/>
+        </w:rPr>
+        <w:t xml:space="preserve">reservations-store.spec.ts</w:t>
+      </w:r>
+      <w:r>
+        <w:t xml:space="preserve">,</w:t>
+      </w:r>
+      <w:r>
+        <w:t xml:space="preserve"> </w:t>
+      </w:r>
+      <w:r>
+        <w:rPr>
+          <w:rStyle w:val="VerbatimChar"/>
+        </w:rPr>
+        <w:t xml:space="preserve">reservations.spec.ts</w:t>
+      </w:r>
+      <w:r>
+        <w:t xml:space="preserve">,</w:t>
+      </w:r>
+      <w:r>
+        <w:t xml:space="preserve"> </w:t>
+      </w:r>
+      <w:r>
+        <w:rPr>
+          <w:rStyle w:val="VerbatimChar"/>
+        </w:rPr>
+        <w:t xml:space="preserve">management.spec.ts</w:t>
+      </w:r>
+      <w:r>
+        <w:t xml:space="preserve">,</w:t>
+      </w:r>
+      <w:r>
+        <w:t xml:space="preserve"> </w:t>
+      </w:r>
+      <w:r>
+        <w:rPr>
+          <w:rStyle w:val="VerbatimChar"/>
+        </w:rPr>
+        <w:t xml:space="preserve">reports.spec.ts</w:t>
+      </w:r>
+      <w:r>
+        <w:t xml:space="preserve">, and</w:t>
+      </w:r>
+      <w:r>
+        <w:t xml:space="preserve"> </w:t>
+      </w:r>
+      <w:r>
+        <w:rPr>
+          <w:rStyle w:val="VerbatimChar"/>
+        </w:rPr>
+        <w:t xml:space="preserve">dashboard.spec.ts</w:t>
+      </w:r>
+      <w:r>
+        <w:t xml:space="preserve"> </w:t>
+      </w:r>
+      <w:r>
+        <w:t xml:space="preserve">test real rules.</w:t>
       </w:r>
     </w:p>
     <w:bookmarkEnd w:id="26"/>
@@ -2253,7 +2391,7 @@
         <w:pStyle w:val="FirstParagraph"/>
       </w:pPr>
       <w:r>
-        <w:t xml:space="preserve">On October 19, 2026, with the</w:t>
+        <w:t xml:space="preserve">On the evening of October 21, 2026, with the</w:t>
       </w:r>
       <w:r>
         <w:t xml:space="preserve"> </w:t>
@@ -2269,7 +2407,7 @@
         <w:t xml:space="preserve"> </w:t>
       </w:r>
       <w:r>
-        <w:t xml:space="preserve">branch of the ten repositories updated that day, the eight automated suites were run: 655 tests, all passed and none skipped. This time the 7 payment persistence tests also ran, against the isolated</w:t>
+        <w:t xml:space="preserve">branch of the ten repositories updated that day, the team ran the eight automated suites again: 707 tests, all passed and none skipped, including the 7 payment persistence tests against the isolated</w:t>
       </w:r>
       <w:r>
         <w:t xml:space="preserve"> </w:t>
@@ -2284,31 +2422,22 @@
         <w:t xml:space="preserve"> </w:t>
       </w:r>
       <w:r>
-        <w:t xml:space="preserve">database. When the role change was reverted on October 20, 2 tests left security-service (</w:t>
+        <w:t xml:space="preserve">database. It is the final run of the day and includes the change to bookings that ended and nobody closed, made after the team review, and the fix for</w:t>
+      </w:r>
+      <w:r>
+        <w:t xml:space="preserve"> </w:t>
       </w:r>
       <w:r>
         <w:rPr>
           <w:rStyle w:val="VerbatimChar"/>
         </w:rPr>
-        <w:t xml:space="preserve">changingTheRoleReplacesItAndClosesTheSessions</w:t>
+        <w:t xml:space="preserve">null</w:t>
       </w:r>
       <w:r>
         <w:t xml:space="preserve"> </w:t>
       </w:r>
       <w:r>
-        <w:t xml:space="preserve">and</w:t>
-      </w:r>
-      <w:r>
-        <w:t xml:space="preserve"> </w:t>
-      </w:r>
-      <w:r>
-        <w:rPr>
-          <w:rStyle w:val="VerbatimChar"/>
-        </w:rPr>
-        <w:t xml:space="preserve">nobodyChangesTheirOwnRole</w:t>
-      </w:r>
-      <w:r>
-        <w:t xml:space="preserve">), so that suite now has 2 tests fewer than the 151 in Table 5; Table 5 keeps the real numbers of the October 19 run.</w:t>
+        <w:t xml:space="preserve">fields in notification-service events. Table 5 shows each suite and what changed from the early-morning run.</w:t>
       </w:r>
     </w:p>
     <w:p>
@@ -2332,7 +2461,7 @@
           <w:i/>
           <w:iCs/>
         </w:rPr>
-        <w:t xml:space="preserve">Actual results per artifact (October 19, 2026)</w:t>
+        <w:t xml:space="preserve">Actual results per artifact (October 21, 2026, evening run)</w:t>
       </w:r>
     </w:p>
     <w:tbl>
@@ -2427,7 +2556,7 @@
               <w:pStyle w:val="Compact"/>
             </w:pPr>
             <w:r>
-              <w:t xml:space="preserve">Duration</w:t>
+              <w:t xml:space="preserve">Compared with the early-morning run of October 21 (689)</w:t>
             </w:r>
           </w:p>
         </w:tc>
@@ -2465,18 +2594,18 @@
               <w:pStyle w:val="Compact"/>
             </w:pPr>
             <w:r>
-              <w:t xml:space="preserve">43</w:t>
-            </w:r>
-          </w:p>
-        </w:tc>
-        <w:tc>
-          <w:tcPr/>
-          <w:p>
-            <w:pPr>
-              <w:pStyle w:val="Compact"/>
-            </w:pPr>
-            <w:r>
-              <w:t xml:space="preserve">43</w:t>
+              <w:t xml:space="preserve">62</w:t>
+            </w:r>
+          </w:p>
+        </w:tc>
+        <w:tc>
+          <w:tcPr/>
+          <w:p>
+            <w:pPr>
+              <w:pStyle w:val="Compact"/>
+            </w:pPr>
+            <w:r>
+              <w:t xml:space="preserve">62</w:t>
             </w:r>
           </w:p>
         </w:tc>
@@ -2509,7 +2638,16 @@
               <w:pStyle w:val="Compact"/>
             </w:pPr>
             <w:r>
-              <w:t xml:space="preserve">6.7 s</w:t>
+              <w:t xml:space="preserve">+2: "To close" list in the bookings store (</w:t>
+            </w:r>
+            <w:r>
+              <w:rPr>
+                <w:rStyle w:val="VerbatimChar"/>
+              </w:rPr>
+              <w:t xml:space="preserve">reservations-store.spec.ts</w:t>
+            </w:r>
+            <w:r>
+              <w:t xml:space="preserve">)</w:t>
             </w:r>
           </w:p>
         </w:tc>
@@ -2547,18 +2685,18 @@
               <w:pStyle w:val="Compact"/>
             </w:pPr>
             <w:r>
-              <w:t xml:space="preserve">34</w:t>
-            </w:r>
-          </w:p>
-        </w:tc>
-        <w:tc>
-          <w:tcPr/>
-          <w:p>
-            <w:pPr>
-              <w:pStyle w:val="Compact"/>
-            </w:pPr>
-            <w:r>
-              <w:t xml:space="preserve">34</w:t>
+              <w:t xml:space="preserve">40</w:t>
+            </w:r>
+          </w:p>
+        </w:tc>
+        <w:tc>
+          <w:tcPr/>
+          <w:p>
+            <w:pPr>
+              <w:pStyle w:val="Compact"/>
+            </w:pPr>
+            <w:r>
+              <w:t xml:space="preserve">40</w:t>
             </w:r>
           </w:p>
         </w:tc>
@@ -2591,7 +2729,7 @@
               <w:pStyle w:val="Compact"/>
             </w:pPr>
             <w:r>
-              <w:t xml:space="preserve">12.2 s</w:t>
+              <w:t xml:space="preserve">No change</w:t>
             </w:r>
           </w:p>
         </w:tc>
@@ -2629,18 +2767,18 @@
               <w:pStyle w:val="Compact"/>
             </w:pPr>
             <w:r>
-              <w:t xml:space="preserve">151</w:t>
-            </w:r>
-          </w:p>
-        </w:tc>
-        <w:tc>
-          <w:tcPr/>
-          <w:p>
-            <w:pPr>
-              <w:pStyle w:val="Compact"/>
-            </w:pPr>
-            <w:r>
-              <w:t xml:space="preserve">151</w:t>
+              <w:t xml:space="preserve">155</w:t>
+            </w:r>
+          </w:p>
+        </w:tc>
+        <w:tc>
+          <w:tcPr/>
+          <w:p>
+            <w:pPr>
+              <w:pStyle w:val="Compact"/>
+            </w:pPr>
+            <w:r>
+              <w:t xml:space="preserve">155</w:t>
             </w:r>
           </w:p>
         </w:tc>
@@ -2673,7 +2811,7 @@
               <w:pStyle w:val="Compact"/>
             </w:pPr>
             <w:r>
-              <w:t xml:space="preserve">9.7 s</w:t>
+              <w:t xml:space="preserve">No change</w:t>
             </w:r>
           </w:p>
         </w:tc>
@@ -2755,7 +2893,7 @@
               <w:pStyle w:val="Compact"/>
             </w:pPr>
             <w:r>
-              <w:t xml:space="preserve">7.4 s</w:t>
+              <w:t xml:space="preserve">No change</w:t>
             </w:r>
           </w:p>
         </w:tc>
@@ -2793,18 +2931,18 @@
               <w:pStyle w:val="Compact"/>
             </w:pPr>
             <w:r>
-              <w:t xml:space="preserve">43</w:t>
-            </w:r>
-          </w:p>
-        </w:tc>
-        <w:tc>
-          <w:tcPr/>
-          <w:p>
-            <w:pPr>
-              <w:pStyle w:val="Compact"/>
-            </w:pPr>
-            <w:r>
-              <w:t xml:space="preserve">43</w:t>
+              <w:t xml:space="preserve">50</w:t>
+            </w:r>
+          </w:p>
+        </w:tc>
+        <w:tc>
+          <w:tcPr/>
+          <w:p>
+            <w:pPr>
+              <w:pStyle w:val="Compact"/>
+            </w:pPr>
+            <w:r>
+              <w:t xml:space="preserve">50</w:t>
             </w:r>
           </w:p>
         </w:tc>
@@ -2837,7 +2975,40 @@
               <w:pStyle w:val="Compact"/>
             </w:pPr>
             <w:r>
-              <w:t xml:space="preserve">6.8 s</w:t>
+              <w:t xml:space="preserve">+3: only a scheduled booking expires by itself, and a confirmed one becomes No-show only when operations asks for it through the internal route and it has already expired (</w:t>
+            </w:r>
+            <w:r>
+              <w:rPr>
+                <w:rStyle w:val="VerbatimChar"/>
+              </w:rPr>
+              <w:t xml:space="preserve">BookingTest</w:t>
+            </w:r>
+            <w:r>
+              <w:t xml:space="preserve">,</w:t>
+            </w:r>
+            <w:r>
+              <w:t xml:space="preserve"> </w:t>
+            </w:r>
+            <w:r>
+              <w:rPr>
+                <w:rStyle w:val="VerbatimChar"/>
+              </w:rPr>
+              <w:t xml:space="preserve">BookingServiceTest</w:t>
+            </w:r>
+            <w:r>
+              <w:t xml:space="preserve">,</w:t>
+            </w:r>
+            <w:r>
+              <w:t xml:space="preserve"> </w:t>
+            </w:r>
+            <w:r>
+              <w:rPr>
+                <w:rStyle w:val="VerbatimChar"/>
+              </w:rPr>
+              <w:t xml:space="preserve">BookingApiWebTest</w:t>
+            </w:r>
+            <w:r>
+              <w:t xml:space="preserve">)</w:t>
             </w:r>
           </w:p>
         </w:tc>
@@ -2875,18 +3046,18 @@
               <w:pStyle w:val="Compact"/>
             </w:pPr>
             <w:r>
-              <w:t xml:space="preserve">55</w:t>
-            </w:r>
-          </w:p>
-        </w:tc>
-        <w:tc>
-          <w:tcPr/>
-          <w:p>
-            <w:pPr>
-              <w:pStyle w:val="Compact"/>
-            </w:pPr>
-            <w:r>
-              <w:t xml:space="preserve">55</w:t>
+              <w:t xml:space="preserve">67</w:t>
+            </w:r>
+          </w:p>
+        </w:tc>
+        <w:tc>
+          <w:tcPr/>
+          <w:p>
+            <w:pPr>
+              <w:pStyle w:val="Compact"/>
+            </w:pPr>
+            <w:r>
+              <w:t xml:space="preserve">67</w:t>
             </w:r>
           </w:p>
         </w:tc>
@@ -2919,7 +3090,49 @@
               <w:pStyle w:val="Compact"/>
             </w:pPr>
             <w:r>
-              <w:t xml:space="preserve">7.6 s</w:t>
+              <w:t xml:space="preserve">+11: what to do with a booking that ended and nobody closed (</w:t>
+            </w:r>
+            <w:r>
+              <w:rPr>
+                <w:rStyle w:val="VerbatimChar"/>
+              </w:rPr>
+              <w:t xml:space="preserve">FollowUpPolicyTest</w:t>
+            </w:r>
+            <w:r>
+              <w:t xml:space="preserve">), closing the ones that never had an operator, a single notice, the "To close" list, and closing as "Attended" without made-up times (</w:t>
+            </w:r>
+            <w:r>
+              <w:rPr>
+                <w:rStyle w:val="VerbatimChar"/>
+              </w:rPr>
+              <w:t xml:space="preserve">FollowUpServiceTest</w:t>
+            </w:r>
+            <w:r>
+              <w:t xml:space="preserve">,</w:t>
+            </w:r>
+            <w:r>
+              <w:t xml:space="preserve"> </w:t>
+            </w:r>
+            <w:r>
+              <w:rPr>
+                <w:rStyle w:val="VerbatimChar"/>
+              </w:rPr>
+              <w:t xml:space="preserve">ServiceExecutionTest</w:t>
+            </w:r>
+            <w:r>
+              <w:t xml:space="preserve">,</w:t>
+            </w:r>
+            <w:r>
+              <w:t xml:space="preserve"> </w:t>
+            </w:r>
+            <w:r>
+              <w:rPr>
+                <w:rStyle w:val="VerbatimChar"/>
+              </w:rPr>
+              <w:t xml:space="preserve">OperationsApiWebTest</w:t>
+            </w:r>
+            <w:r>
+              <w:t xml:space="preserve">)</w:t>
             </w:r>
           </w:p>
         </w:tc>
@@ -2957,18 +3170,18 @@
               <w:pStyle w:val="Compact"/>
             </w:pPr>
             <w:r>
-              <w:t xml:space="preserve">112</w:t>
-            </w:r>
-          </w:p>
-        </w:tc>
-        <w:tc>
-          <w:tcPr/>
-          <w:p>
-            <w:pPr>
-              <w:pStyle w:val="Compact"/>
-            </w:pPr>
-            <w:r>
-              <w:t xml:space="preserve">112</w:t>
+              <w:t xml:space="preserve">114</w:t>
+            </w:r>
+          </w:p>
+        </w:tc>
+        <w:tc>
+          <w:tcPr/>
+          <w:p>
+            <w:pPr>
+              <w:pStyle w:val="Compact"/>
+            </w:pPr>
+            <w:r>
+              <w:t xml:space="preserve">114</w:t>
             </w:r>
           </w:p>
         </w:tc>
@@ -3001,7 +3214,40 @@
               <w:pStyle w:val="Compact"/>
             </w:pPr>
             <w:r>
-              <w:t xml:space="preserve">0.6 s</w:t>
+              <w:t xml:space="preserve">+2: notice to the operator and the administrator about an unregistered service (</w:t>
+            </w:r>
+            <w:r>
+              <w:rPr>
+                <w:rStyle w:val="VerbatimChar"/>
+              </w:rPr>
+              <w:t xml:space="preserve">StaffNotificationsTest</w:t>
+            </w:r>
+            <w:r>
+              <w:t xml:space="preserve">) and a</w:t>
+            </w:r>
+            <w:r>
+              <w:t xml:space="preserve"> </w:t>
+            </w:r>
+            <w:r>
+              <w:rPr>
+                <w:rStyle w:val="VerbatimChar"/>
+              </w:rPr>
+              <w:t xml:space="preserve">null</w:t>
+            </w:r>
+            <w:r>
+              <w:t xml:space="preserve"> </w:t>
+            </w:r>
+            <w:r>
+              <w:t xml:space="preserve">field in the event that no longer goes to the dead-letter queue (</w:t>
+            </w:r>
+            <w:r>
+              <w:rPr>
+                <w:rStyle w:val="VerbatimChar"/>
+              </w:rPr>
+              <w:t xml:space="preserve">DomainEventEnvelopeTest</w:t>
+            </w:r>
+            <w:r>
+              <w:t xml:space="preserve">)</w:t>
             </w:r>
           </w:p>
         </w:tc>
@@ -3039,18 +3285,18 @@
               <w:pStyle w:val="Compact"/>
             </w:pPr>
             <w:r>
-              <w:t xml:space="preserve">113</w:t>
-            </w:r>
-          </w:p>
-        </w:tc>
-        <w:tc>
-          <w:tcPr/>
-          <w:p>
-            <w:pPr>
-              <w:pStyle w:val="Compact"/>
-            </w:pPr>
-            <w:r>
-              <w:t xml:space="preserve">113</w:t>
+              <w:t xml:space="preserve">115</w:t>
+            </w:r>
+          </w:p>
+        </w:tc>
+        <w:tc>
+          <w:tcPr/>
+          <w:p>
+            <w:pPr>
+              <w:pStyle w:val="Compact"/>
+            </w:pPr>
+            <w:r>
+              <w:t xml:space="preserve">115</w:t>
             </w:r>
           </w:p>
         </w:tc>
@@ -3083,7 +3329,7 @@
               <w:pStyle w:val="Compact"/>
             </w:pPr>
             <w:r>
-              <w:t xml:space="preserve">0.3 s</w:t>
+              <w:t xml:space="preserve">No change</w:t>
             </w:r>
           </w:p>
         </w:tc>
@@ -3162,7 +3408,7 @@
               <w:pStyle w:val="Compact"/>
             </w:pPr>
             <w:r>
-              <w:t xml:space="preserve">0.4 s</w:t>
+              <w:t xml:space="preserve">No change</w:t>
             </w:r>
           </w:p>
         </w:tc>
@@ -3253,7 +3499,7 @@
               <w:pStyle w:val="Compact"/>
             </w:pPr>
             <w:r>
-              <w:t xml:space="preserve">2 s</w:t>
+              <w:t xml:space="preserve">No change</w:t>
             </w:r>
           </w:p>
         </w:tc>
@@ -3293,7 +3539,7 @@
                 <w:b/>
                 <w:bCs/>
               </w:rPr>
-              <w:t xml:space="preserve">655</w:t>
+              <w:t xml:space="preserve">707</w:t>
             </w:r>
           </w:p>
         </w:tc>
@@ -3308,7 +3554,7 @@
                 <w:b/>
                 <w:bCs/>
               </w:rPr>
-              <w:t xml:space="preserve">655</w:t>
+              <w:t xml:space="preserve">707</w:t>
             </w:r>
           </w:p>
         </w:tc>
@@ -3348,6 +3594,13 @@
             <w:pPr>
               <w:pStyle w:val="Compact"/>
             </w:pPr>
+            <w:r>
+              <w:rPr>
+                <w:b/>
+                <w:bCs/>
+              </w:rPr>
+              <w:t xml:space="preserve">+18</w:t>
+            </w:r>
           </w:p>
         </w:tc>
       </w:tr>
@@ -3367,7 +3620,31 @@
         <w:t xml:space="preserve"> </w:t>
       </w:r>
       <w:r>
-        <w:t xml:space="preserve">Sources: Vitest output, the</w:t>
+        <w:t xml:space="preserve">Sources: records of the team runs of October 21, 2026 (</w:t>
+      </w:r>
+      <w:r>
+        <w:rPr>
+          <w:rStyle w:val="VerbatimChar"/>
+        </w:rPr>
+        <w:t xml:space="preserve">vehicle-w-docs/11-quality/testing-strategy.md</w:t>
+      </w:r>
+      <w:r>
+        <w:t xml:space="preserve">), Vitest and</w:t>
+      </w:r>
+      <w:r>
+        <w:t xml:space="preserve"> </w:t>
+      </w:r>
+      <w:r>
+        <w:rPr>
+          <w:rStyle w:val="VerbatimChar"/>
+        </w:rPr>
+        <w:t xml:space="preserve">dotnet test</w:t>
+      </w:r>
+      <w:r>
+        <w:t xml:space="preserve"> </w:t>
+      </w:r>
+      <w:r>
+        <w:t xml:space="preserve">output, and the</w:t>
       </w:r>
       <w:r>
         <w:t xml:space="preserve"> </w:t>
@@ -3391,22 +3668,7 @@
         <w:t xml:space="preserve">Tests run:</w:t>
       </w:r>
       <w:r>
-        <w:t xml:space="preserve">) and the surefire reports of each Java service, and the</w:t>
-      </w:r>
-      <w:r>
-        <w:t xml:space="preserve"> </w:t>
-      </w:r>
-      <w:r>
-        <w:rPr>
-          <w:rStyle w:val="VerbatimChar"/>
-        </w:rPr>
-        <w:t xml:space="preserve">dotnet test</w:t>
-      </w:r>
-      <w:r>
-        <w:t xml:space="preserve"> </w:t>
-      </w:r>
-      <w:r>
-        <w:t xml:space="preserve">output. Maven durations add up the time of the test classes, without the build. More tests run than there are methods in Table 4 because parameterized tests (</w:t>
+        <w:t xml:space="preserve">) with the surefire reports. More tests run than there are methods in Table 4 because parameterized tests (</w:t>
       </w:r>
       <w:r>
         <w:rPr>
@@ -3442,12 +3704,36 @@
         <w:t xml:space="preserve"> </w:t>
       </w:r>
       <w:r>
-        <w:t xml:space="preserve">attribute of the surefire XML says 68 because of a nested test class; Maven runs and counts 69, which is the right number (the previous version of this document had taken 68).</w:t>
+        <w:t xml:space="preserve">attribute of the surefire XML says 68 because of a nested test class; Maven runs and counts 69, which is the right number.</w:t>
       </w:r>
     </w:p>
     <w:p>
       <w:pPr>
         <w:pStyle w:val="FirstParagraph"/>
+      </w:pPr>
+      <w:r>
+        <w:t xml:space="preserve">The early-morning run of October 21, 2026 had 689 tests, all passed: web 60, api-gateway 40, security-service 155, customer-service 69, booking-service 47, operations-service 56, notification-service 112, and payment-service 150 (115 domain, 28 application, and 7 persistence). Compared with October 19 it added 34: session across tabs, bookings without an operator and filters, accounts and fixed roles, reports, and loyalty bar in the web (+17); session check in the gateway (+6); sessions in security-service (+4, after removing 2 for the reverted role change); expired bookings in booking-service (+4); assignment lock in operations-service (+1); and the 2 MB receipt maximum in payment-service (+2). That same early morning, the suites that had changed were repeated separately, with the same result.</w:t>
+      </w:r>
+    </w:p>
+    <w:p>
+      <w:pPr>
+        <w:pStyle w:val="BodyText"/>
+      </w:pPr>
+      <w:r>
+        <w:t xml:space="preserve">The run of October 19, 2026 had 655 tests, all passed: web 43, api-gateway 34, security-service 151, customer-service 69, booking-service 43, operations-service 55, notification-service 112, and payment-service 148 (113 domain, 28 application, and 7 persistence). Figures 1 to 3 are from that run.</w:t>
+      </w:r>
+    </w:p>
+    <w:p>
+      <w:pPr>
+        <w:pStyle w:val="BodyText"/>
+      </w:pPr>
+      <w:r>
+        <w:t xml:space="preserve">Besides the automated tests, the "To close" list was checked live on October 21, 2026: a booking without an operator became No-show by itself; one with an operator that was never started and one started but never finished were left to close, with one notice to the operator and another to the administrator that was not repeated; closing them as "Attended" left them completed without made-up times, and closing them again answered 409. It looked the same on the web and in the mobile app (390 px).</w:t>
+      </w:r>
+    </w:p>
+    <w:p>
+      <w:pPr>
+        <w:pStyle w:val="BodyText"/>
       </w:pPr>
       <w:r>
         <w:rPr>
@@ -3537,7 +3823,7 @@
           <w:i/>
           <w:iCs/>
         </w:rPr>
-        <w:t xml:space="preserve">Result of the payment-service tests, including the persistence ones</w:t>
+        <w:t xml:space="preserve">Result of the payment-service tests, including the persistence ones (October 19, 2026)</w:t>
       </w:r>
     </w:p>
     <w:p>
@@ -3608,7 +3894,7 @@
           <w:i/>
           <w:iCs/>
         </w:rPr>
-        <w:t xml:space="preserve">Web tests and production build, and TypeScript build of the mobile app</w:t>
+        <w:t xml:space="preserve">Web tests and production build, and TypeScript build of the mobile app (October 19, 2026)</w:t>
       </w:r>
     </w:p>
     <w:p>
@@ -3753,7 +4039,7 @@
         </w:numPr>
       </w:pPr>
       <w:r>
-        <w:t xml:space="preserve">The run used JDK 25 and .NET SDK 9 on projects for Java 21 and .NET 8. GitHub Actions runs the same tests with Temurin 21 and .NET 8 on every change (Deployment Document).</w:t>
+        <w:t xml:space="preserve">The October 19 run used JDK 25 and .NET SDK 9 on projects for Java 21 and .NET 8. GitHub Actions runs the same tests with Temurin 21 and .NET 8 on every change (Deployment Document).</w:t>
       </w:r>
     </w:p>
     <w:bookmarkStart w:id="39" w:name="X1e87cdfcc1cbf65d259e528f643bdb7dd800108"/>
@@ -3812,7 +4098,7 @@
         <w:t xml:space="preserve"> </w:t>
       </w:r>
       <w:r>
-        <w:t xml:space="preserve">(the test operator of the local database). The 19 tests passed in 11.2 s. Each test deletes what it creates and leaves the customer's points as they were.</w:t>
+        <w:t xml:space="preserve">(the test operator of the local database). The 19 tests passed in 11.2 s. Each test deletes what it creates and leaves the customer's points as they were. On October 21, 2026, the team ran them again, early in the morning and in the evening, with the gateway session check on, and all 19 passed both times; the files in Table 5a have not changed since October 18.</w:t>
       </w:r>
     </w:p>
     <w:p>
@@ -5206,7 +5492,7 @@
         <w:pStyle w:val="FirstParagraph"/>
       </w:pPr>
       <w:r>
-        <w:t xml:space="preserve">Cases CP-01 to CP-33 were defined on SRS v4 and first run on October 9, 2026; cases CP-34 to CP-42 cover the requirements implemented afterwards (RF-004b, RF-008, RF-010, RF-015, RF-022, RF-036, RF-037, and RF-038) and the administrator accounts of RF-028. All 42 were run on October 19, 2026, against the full system through the API Gateway (the same calls the web and mobile clients make), with a script that creates its own accounts and data and deletes them at the end. All 42 passed (Figure 7).</w:t>
+        <w:t xml:space="preserve">Cases CP-01 to CP-33 were defined on SRS v4 and first run on October 9, 2026; cases CP-34 to CP-42 cover the requirements implemented afterwards (RF-004b, RF-008, RF-010, RF-015, RF-022, RF-036, RF-037, and RF-038) and the administrator accounts of RF-028. All 42 were run on October 19, 2026, against the full system through the API Gateway (the same calls the web and mobile clients make), with a script that creates its own accounts and data and deletes them at the end. All 42 passed (Figure 7). The changes of October 21, 2026 (the token of a closed session, the close of expired bookings, and the receipt of at most 2 MB) do not have a functional case of their own yet; the automated tests in Table 5 cover them (gap 7 in Table 8).</w:t>
       </w:r>
     </w:p>
     <w:p>
@@ -10109,7 +10395,7 @@
         <w:pStyle w:val="FirstParagraph"/>
       </w:pPr>
       <w:r>
-        <w:t xml:space="preserve">Of the 41 requirements in SRS v7.6, 38 have a functional case and 39 a related automated test; RF-032 and RF-034 only have a functional case, and RF-017, RF-023, and RF-025 only an automated test.</w:t>
+        <w:t xml:space="preserve">Of the 41 requirements in SRS v7.7, 38 have a functional case and 39 a related automated test; RF-032 and RF-034 only have a functional case, and RF-017, RF-023, and RF-025 only an automated test.</w:t>
       </w:r>
     </w:p>
     <w:p>
@@ -10839,6 +11125,24 @@
               </w:rPr>
               <w:t xml:space="preserve">POST /users/me/deactivate</w:t>
             </w:r>
+            <w:r>
+              <w:t xml:space="preserve">,</w:t>
+            </w:r>
+            <w:r>
+              <w:t xml:space="preserve"> </w:t>
+            </w:r>
+            <w:r>
+              <w:rPr>
+                <w:rStyle w:val="VerbatimChar"/>
+              </w:rPr>
+              <w:t xml:space="preserve">GET /auth/session</w:t>
+            </w:r>
+            <w:r>
+              <w:t xml:space="preserve"> </w:t>
+            </w:r>
+            <w:r>
+              <w:t xml:space="preserve">(gateway)</w:t>
+            </w:r>
           </w:p>
         </w:tc>
         <w:tc>
@@ -10901,6 +11205,54 @@
                 <w:rStyle w:val="VerbatimChar"/>
               </w:rPr>
               <w:t xml:space="preserve">AuthenticationServiceTest</w:t>
+            </w:r>
+            <w:r>
+              <w:t xml:space="preserve">,</w:t>
+            </w:r>
+            <w:r>
+              <w:t xml:space="preserve"> </w:t>
+            </w:r>
+            <w:r>
+              <w:rPr>
+                <w:rStyle w:val="VerbatimChar"/>
+              </w:rPr>
+              <w:t xml:space="preserve">ApiSecurityWebTest</w:t>
+            </w:r>
+            <w:r>
+              <w:t xml:space="preserve"> </w:t>
+            </w:r>
+            <w:r>
+              <w:t xml:space="preserve">and</w:t>
+            </w:r>
+            <w:r>
+              <w:t xml:space="preserve"> </w:t>
+            </w:r>
+            <w:r>
+              <w:rPr>
+                <w:rStyle w:val="VerbatimChar"/>
+              </w:rPr>
+              <w:t xml:space="preserve">SessionCheckFilterTest</w:t>
+            </w:r>
+            <w:r>
+              <w:t xml:space="preserve"> </w:t>
+            </w:r>
+            <w:r>
+              <w:t xml:space="preserve">(token of a closed session),</w:t>
+            </w:r>
+            <w:r>
+              <w:t xml:space="preserve"> </w:t>
+            </w:r>
+            <w:r>
+              <w:rPr>
+                <w:rStyle w:val="VerbatimChar"/>
+              </w:rPr>
+              <w:t xml:space="preserve">auth.spec.ts</w:t>
+            </w:r>
+            <w:r>
+              <w:t xml:space="preserve"> </w:t>
+            </w:r>
+            <w:r>
+              <w:t xml:space="preserve">(tabs)</w:t>
             </w:r>
           </w:p>
         </w:tc>
@@ -11104,6 +11456,24 @@
               </w:rPr>
               <w:t xml:space="preserve">RolePermissionAdministrationServiceTest</w:t>
             </w:r>
+            <w:r>
+              <w:t xml:space="preserve">,</w:t>
+            </w:r>
+            <w:r>
+              <w:t xml:space="preserve"> </w:t>
+            </w:r>
+            <w:r>
+              <w:rPr>
+                <w:rStyle w:val="VerbatimChar"/>
+              </w:rPr>
+              <w:t xml:space="preserve">management.spec.ts</w:t>
+            </w:r>
+            <w:r>
+              <w:t xml:space="preserve"> </w:t>
+            </w:r>
+            <w:r>
+              <w:t xml:space="preserve">(fixed roles)</w:t>
+            </w:r>
           </w:p>
         </w:tc>
       </w:tr>
@@ -11911,6 +12281,30 @@
               </w:rPr>
               <w:t xml:space="preserve">PATCH /admin/bookings/{id}/status</w:t>
             </w:r>
+            <w:r>
+              <w:t xml:space="preserve">,</w:t>
+            </w:r>
+            <w:r>
+              <w:t xml:space="preserve"> </w:t>
+            </w:r>
+            <w:r>
+              <w:rPr>
+                <w:rStyle w:val="VerbatimChar"/>
+              </w:rPr>
+              <w:t xml:space="preserve">GET /admin/assignments/to-close</w:t>
+            </w:r>
+            <w:r>
+              <w:t xml:space="preserve">,</w:t>
+            </w:r>
+            <w:r>
+              <w:t xml:space="preserve"> </w:t>
+            </w:r>
+            <w:r>
+              <w:rPr>
+                <w:rStyle w:val="VerbatimChar"/>
+              </w:rPr>
+              <w:t xml:space="preserve">POST /admin/assignments/{bookingId}/attended</w:t>
+            </w:r>
           </w:p>
         </w:tc>
         <w:tc>
@@ -11925,6 +12319,24 @@
               </w:rPr>
               <w:t xml:space="preserve">/admin/reservations</w:t>
             </w:r>
+            <w:r>
+              <w:t xml:space="preserve">,</w:t>
+            </w:r>
+            <w:r>
+              <w:t xml:space="preserve"> </w:t>
+            </w:r>
+            <w:r>
+              <w:rPr>
+                <w:rStyle w:val="VerbatimChar"/>
+              </w:rPr>
+              <w:t xml:space="preserve">/admin</w:t>
+            </w:r>
+            <w:r>
+              <w:t xml:space="preserve"> </w:t>
+            </w:r>
+            <w:r>
+              <w:t xml:space="preserve">("To close")</w:t>
+            </w:r>
           </w:p>
         </w:tc>
         <w:tc>
@@ -11961,6 +12373,57 @@
                 <w:rStyle w:val="VerbatimChar"/>
               </w:rPr>
               <w:t xml:space="preserve">BookingServiceTest</w:t>
+            </w:r>
+            <w:r>
+              <w:t xml:space="preserve"> </w:t>
+            </w:r>
+            <w:r>
+              <w:t xml:space="preserve">(including the cancellation of expired scheduled bookings and the internal no-show route),</w:t>
+            </w:r>
+            <w:r>
+              <w:t xml:space="preserve"> </w:t>
+            </w:r>
+            <w:r>
+              <w:rPr>
+                <w:rStyle w:val="VerbatimChar"/>
+              </w:rPr>
+              <w:t xml:space="preserve">BookingApiWebTest</w:t>
+            </w:r>
+            <w:r>
+              <w:t xml:space="preserve">,</w:t>
+            </w:r>
+            <w:r>
+              <w:t xml:space="preserve"> </w:t>
+            </w:r>
+            <w:r>
+              <w:rPr>
+                <w:rStyle w:val="VerbatimChar"/>
+              </w:rPr>
+              <w:t xml:space="preserve">FollowUpPolicyTest</w:t>
+            </w:r>
+            <w:r>
+              <w:t xml:space="preserve">,</w:t>
+            </w:r>
+            <w:r>
+              <w:t xml:space="preserve"> </w:t>
+            </w:r>
+            <w:r>
+              <w:rPr>
+                <w:rStyle w:val="VerbatimChar"/>
+              </w:rPr>
+              <w:t xml:space="preserve">FollowUpServiceTest</w:t>
+            </w:r>
+            <w:r>
+              <w:t xml:space="preserve">,</w:t>
+            </w:r>
+            <w:r>
+              <w:t xml:space="preserve"> </w:t>
+            </w:r>
+            <w:r>
+              <w:rPr>
+                <w:rStyle w:val="VerbatimChar"/>
+              </w:rPr>
+              <w:t xml:space="preserve">reservations-store.spec.ts</w:t>
             </w:r>
           </w:p>
         </w:tc>
@@ -12182,6 +12645,21 @@
               </w:rPr>
               <w:t xml:space="preserve">OperationsServiceTest</w:t>
             </w:r>
+            <w:r>
+              <w:t xml:space="preserve"> </w:t>
+            </w:r>
+            <w:r>
+              <w:t xml:space="preserve">(assignment lock and rule for bookings without an operator),</w:t>
+            </w:r>
+            <w:r>
+              <w:t xml:space="preserve"> </w:t>
+            </w:r>
+            <w:r>
+              <w:rPr>
+                <w:rStyle w:val="VerbatimChar"/>
+              </w:rPr>
+              <w:t xml:space="preserve">reservations-store.spec.ts</w:t>
+            </w:r>
           </w:p>
         </w:tc>
       </w:tr>
@@ -13124,7 +13602,10 @@
               <w:t xml:space="preserve">PaymentTests</w:t>
             </w:r>
             <w:r>
-              <w:t xml:space="preserve">,</w:t>
+              <w:t xml:space="preserve"> </w:t>
+            </w:r>
+            <w:r>
+              <w:t xml:space="preserve">(receipt of at most 2 MB),</w:t>
             </w:r>
             <w:r>
               <w:t xml:space="preserve"> </w:t>
@@ -14061,6 +14542,24 @@
                 <w:rStyle w:val="VerbatimChar"/>
               </w:rPr>
               <w:t xml:space="preserve">TeamSummaryCalculatorTest</w:t>
+            </w:r>
+            <w:r>
+              <w:t xml:space="preserve">,</w:t>
+            </w:r>
+            <w:r>
+              <w:t xml:space="preserve"> </w:t>
+            </w:r>
+            <w:r>
+              <w:rPr>
+                <w:rStyle w:val="VerbatimChar"/>
+              </w:rPr>
+              <w:t xml:space="preserve">reports.spec.ts</w:t>
+            </w:r>
+            <w:r>
+              <w:t xml:space="preserve"> </w:t>
+            </w:r>
+            <w:r>
+              <w:t xml:space="preserve">(only completed bookings count)</w:t>
             </w:r>
           </w:p>
         </w:tc>
@@ -14512,7 +15011,7 @@
               <w:pStyle w:val="Compact"/>
             </w:pPr>
             <w:r>
-              <w:t xml:space="preserve">Most of the 43 web tests only check that the component is created</w:t>
+              <w:t xml:space="preserve">Many of the 62 web tests only check that the component is created; the 19 added on October 21, 2026 already test real rules (session across tabs, bookings without an operator, "To close", fixed roles, and reports)</w:t>
             </w:r>
           </w:p>
         </w:tc>
@@ -14577,7 +15076,7 @@
               <w:pStyle w:val="Compact"/>
             </w:pPr>
             <w:r>
-              <w:t xml:space="preserve">The 7 payment persistence tests need a migrated database and skip without it; on October 19 they were run against</w:t>
+              <w:t xml:space="preserve">The 7 payment persistence tests need a migrated database and skip without it; on October 19 and 21 they were run against</w:t>
             </w:r>
             <w:r>
               <w:t xml:space="preserve"> </w:t>
@@ -14639,7 +15138,16 @@
               <w:pStyle w:val="Compact"/>
             </w:pPr>
             <w:r>
-              <w:t xml:space="preserve">For RF-023 (reports) only the operator metrics and the team summary are tested; the PDF/Excel export has no test</w:t>
+              <w:t xml:space="preserve">For RF-023 (reports) the operator metrics, the team summary and, since October 21, 2026, that only completed bookings count (</w:t>
+            </w:r>
+            <w:r>
+              <w:rPr>
+                <w:rStyle w:val="VerbatimChar"/>
+              </w:rPr>
+              <w:t xml:space="preserve">reports.spec.ts</w:t>
+            </w:r>
+            <w:r>
+              <w:t xml:space="preserve">) are tested; the PDF/Excel export has no test</w:t>
             </w:r>
           </w:p>
         </w:tc>
@@ -14751,6 +15259,56 @@
             </w:pPr>
             <w:r>
               <w:t xml:space="preserve">Closed on October 19, 2026, with cases CP-34 to CP-41</w:t>
+            </w:r>
+          </w:p>
+        </w:tc>
+      </w:tr>
+      <w:tr>
+        <w:tc>
+          <w:tcPr/>
+          <w:p>
+            <w:pPr>
+              <w:pStyle w:val="Compact"/>
+            </w:pPr>
+            <w:r>
+              <w:t xml:space="preserve">7</w:t>
+            </w:r>
+          </w:p>
+        </w:tc>
+        <w:tc>
+          <w:tcPr/>
+          <w:p>
+            <w:pPr>
+              <w:pStyle w:val="Compact"/>
+            </w:pPr>
+            <w:r>
+              <w:t xml:space="preserve">The changes of October 21, 2026 (the token of a closed session stops working, bookings that ended and nobody closed with the "To close" list, the receipt over 2 MB, and the cash option that only appears with its account active) have no functional case of their own; automated tests cover them, except the cash option, the 19 end-to-end tests were run with the session check on, and "To close" was checked live on the web and in the mobile app</w:t>
+            </w:r>
+          </w:p>
+        </w:tc>
+        <w:tc>
+          <w:tcPr/>
+          <w:p>
+            <w:pPr>
+              <w:pStyle w:val="Compact"/>
+            </w:pPr>
+            <w:r>
+              <w:t xml:space="preserve">Add those functional cases and run them against the complete system; add a</w:t>
+            </w:r>
+            <w:r>
+              <w:t xml:space="preserve"> </w:t>
+            </w:r>
+            <w:r>
+              <w:rPr>
+                <w:rStyle w:val="VerbatimChar"/>
+              </w:rPr>
+              <w:t xml:space="preserve">PaymentAccountService</w:t>
+            </w:r>
+            <w:r>
+              <w:t xml:space="preserve"> </w:t>
+            </w:r>
+            <w:r>
+              <w:t xml:space="preserve">test for the cash account</w:t>
             </w:r>
           </w:p>
         </w:tc>
@@ -15382,6 +15940,152 @@
           </w:p>
         </w:tc>
       </w:tr>
+      <w:tr>
+        <w:tc>
+          <w:tcPr/>
+          <w:p>
+            <w:pPr>
+              <w:pStyle w:val="Compact"/>
+            </w:pPr>
+            <w:r>
+              <w:t xml:space="preserve">11</w:t>
+            </w:r>
+          </w:p>
+        </w:tc>
+        <w:tc>
+          <w:tcPr/>
+          <w:p>
+            <w:pPr>
+              <w:pStyle w:val="Compact"/>
+            </w:pPr>
+            <w:r>
+              <w:t xml:space="preserve">The first version of the automatic close (October 21) set to No-show every confirmed booking nobody started one hour after its end; if the operator washed the car and forgot to press "Start", the history, reports, and metrics recorded that the customer did not come, and No-show is final</w:t>
+            </w:r>
+          </w:p>
+        </w:tc>
+        <w:tc>
+          <w:tcPr/>
+          <w:p>
+            <w:pPr>
+              <w:pStyle w:val="Compact"/>
+            </w:pPr>
+            <w:r>
+              <w:t xml:space="preserve">Team review of October 21, 2026;</w:t>
+            </w:r>
+            <w:r>
+              <w:t xml:space="preserve"> </w:t>
+            </w:r>
+            <w:r>
+              <w:rPr>
+                <w:rStyle w:val="VerbatimChar"/>
+              </w:rPr>
+              <w:t xml:space="preserve">ExpiredBookingsJob</w:t>
+            </w:r>
+            <w:r>
+              <w:t xml:space="preserve"> </w:t>
+            </w:r>
+            <w:r>
+              <w:t xml:space="preserve">and</w:t>
+            </w:r>
+            <w:r>
+              <w:t xml:space="preserve"> </w:t>
+            </w:r>
+            <w:r>
+              <w:rPr>
+                <w:rStyle w:val="VerbatimChar"/>
+              </w:rPr>
+              <w:t xml:space="preserve">Booking.expire</w:t>
+            </w:r>
+            <w:r>
+              <w:t xml:space="preserve"> </w:t>
+            </w:r>
+            <w:r>
+              <w:t xml:space="preserve">in booking-service</w:t>
+            </w:r>
+          </w:p>
+        </w:tc>
+        <w:tc>
+          <w:tcPr/>
+          <w:p>
+            <w:pPr>
+              <w:pStyle w:val="Compact"/>
+            </w:pPr>
+            <w:r>
+              <w:t xml:space="preserve">High</w:t>
+            </w:r>
+          </w:p>
+        </w:tc>
+      </w:tr>
+      <w:tr>
+        <w:tc>
+          <w:tcPr/>
+          <w:p>
+            <w:pPr>
+              <w:pStyle w:val="Compact"/>
+            </w:pPr>
+            <w:r>
+              <w:t xml:space="preserve">12</w:t>
+            </w:r>
+          </w:p>
+        </w:tc>
+        <w:tc>
+          <w:tcPr/>
+          <w:p>
+            <w:pPr>
+              <w:pStyle w:val="Compact"/>
+            </w:pPr>
+            <w:r>
+              <w:t xml:space="preserve">A</w:t>
+            </w:r>
+            <w:r>
+              <w:t xml:space="preserve"> </w:t>
+            </w:r>
+            <w:r>
+              <w:rPr>
+                <w:rStyle w:val="VerbatimChar"/>
+              </w:rPr>
+              <w:t xml:space="preserve">null</w:t>
+            </w:r>
+            <w:r>
+              <w:t xml:space="preserve"> </w:t>
+            </w:r>
+            <w:r>
+              <w:t xml:space="preserve">field in an event payload sent the whole message to notification-service's dead-letter queue (DLQ), and the notice was not created</w:t>
+            </w:r>
+          </w:p>
+        </w:tc>
+        <w:tc>
+          <w:tcPr/>
+          <w:p>
+            <w:pPr>
+              <w:pStyle w:val="Compact"/>
+            </w:pPr>
+            <w:r>
+              <w:rPr>
+                <w:rStyle w:val="VerbatimChar"/>
+              </w:rPr>
+              <w:t xml:space="preserve">DomainEventEnvelope.java</w:t>
+            </w:r>
+            <w:r>
+              <w:t xml:space="preserve"> </w:t>
+            </w:r>
+            <w:r>
+              <w:t xml:space="preserve">in notification-service</w:t>
+            </w:r>
+          </w:p>
+        </w:tc>
+        <w:tc>
+          <w:tcPr/>
+          <w:p>
+            <w:pPr>
+              <w:pStyle w:val="Compact"/>
+            </w:pPr>
+            <w:r>
+              <w:t xml:space="preserve">Medium</w:t>
+            </w:r>
+          </w:p>
+        </w:tc>
+      </w:tr>
     </w:tbl>
     <w:p>
       <w:pPr>
@@ -15414,7 +16118,58 @@
         <w:t xml:space="preserve"> </w:t>
       </w:r>
       <w:r>
-        <w:t xml:space="preserve">branch of the web and the app; 8 and 9 were measured again with no overflow (Table 5c).</w:t>
+        <w:t xml:space="preserve">branch of the web and the app; 8 and 9 were measured again with no overflow (Table 5c). Defects 11 and 12 were fixed on the evening of October 21, 2026: the system now only cancels a scheduled booking that expired without confirmation and sets to No-show a confirmed one that never had an operator; one that had an operator goes to "To close" so the administrator decides (11,</w:t>
+      </w:r>
+      <w:r>
+        <w:t xml:space="preserve"> </w:t>
+      </w:r>
+      <w:r>
+        <w:rPr>
+          <w:rStyle w:val="VerbatimChar"/>
+        </w:rPr>
+        <w:t xml:space="preserve">FollowUpPolicyTest</w:t>
+      </w:r>
+      <w:r>
+        <w:t xml:space="preserve">,</w:t>
+      </w:r>
+      <w:r>
+        <w:t xml:space="preserve"> </w:t>
+      </w:r>
+      <w:r>
+        <w:rPr>
+          <w:rStyle w:val="VerbatimChar"/>
+        </w:rPr>
+        <w:t xml:space="preserve">FollowUpServiceTest</w:t>
+      </w:r>
+      <w:r>
+        <w:t xml:space="preserve">); and the</w:t>
+      </w:r>
+      <w:r>
+        <w:t xml:space="preserve"> </w:t>
+      </w:r>
+      <w:r>
+        <w:rPr>
+          <w:rStyle w:val="VerbatimChar"/>
+        </w:rPr>
+        <w:t xml:space="preserve">null</w:t>
+      </w:r>
+      <w:r>
+        <w:t xml:space="preserve"> </w:t>
+      </w:r>
+      <w:r>
+        <w:t xml:space="preserve">field is ignored (12,</w:t>
+      </w:r>
+      <w:r>
+        <w:t xml:space="preserve"> </w:t>
+      </w:r>
+      <w:r>
+        <w:rPr>
+          <w:rStyle w:val="VerbatimChar"/>
+        </w:rPr>
+        <w:t xml:space="preserve">DomainEventEnvelopeTest</w:t>
+      </w:r>
+      <w:r>
+        <w:t xml:space="preserve">).</w:t>
       </w:r>
     </w:p>
     <w:p>

--- a/06_DOCUMENTACION_DE_PRUEBAS/EN/WORD/06_Test_Documentation.docx
+++ b/06_DOCUMENTACION_DE_PRUEBAS/EN/WORD/06_Test_Documentation.docx
@@ -2,7 +2,7 @@
 <file path=word/document.xml><?xml version="1.0" encoding="utf-8"?>
 <w:document xmlns:w="http://schemas.openxmlformats.org/wordprocessingml/2006/main" xmlns:m="http://schemas.openxmlformats.org/officeDocument/2006/math" xmlns:r="http://schemas.openxmlformats.org/officeDocument/2006/relationships" xmlns:o="urn:schemas-microsoft-com:office:office" xmlns:v="urn:schemas-microsoft-com:vml" xmlns:w10="urn:schemas-microsoft-com:office:word" xmlns:a="http://schemas.openxmlformats.org/drawingml/2006/main" xmlns:pic="http://schemas.openxmlformats.org/drawingml/2006/picture" xmlns:wp="http://schemas.openxmlformats.org/drawingml/2006/wordprocessingDrawing">
   <w:body>
-    <w:bookmarkStart w:id="59" w:name="Xcf6a0c2401a74048a359afe09f245aa0d2e1ee2"/>
+    <w:bookmarkStart w:id="50" w:name="Xcf6a0c2401a74048a359afe09f245aa0d2e1ee2"/>
     <w:p>
       <w:pPr>
         <w:pStyle w:val="Heading1"/>
@@ -11,7 +11,7 @@
         <w:t xml:space="preserve">Test Documentation — Vehicle Washing Management System</w:t>
       </w:r>
     </w:p>
-    <w:bookmarkStart w:id="20" w:name="cover-page"/>
+    <w:bookmarkStart w:id="9" w:name="cover-page"/>
     <w:p>
       <w:pPr>
         <w:pStyle w:val="Heading2"/>
@@ -268,7 +268,7 @@
               <w:pStyle w:val="Compact"/>
             </w:pPr>
             <w:r>
-              <w:t xml:space="preserve">October 21, 2026</w:t>
+              <w:t xml:space="preserve">October 26, 2026</w:t>
             </w:r>
           </w:p>
         </w:tc>
@@ -279,7 +279,7 @@
         <w:pStyle w:val="BodyText"/>
       </w:pPr>
       <w:r>
-        <w:t xml:space="preserve">This document gathers the test plan, the inventory of automated tests in the repositories, their actual results when run on October 19, 2026 (including the end-to-end, performance, and responsive design tests against the complete system) and again on October 21, and the 42 functional test cases, run on October 19, traced to the SRS v7.7 requirements (</w:t>
+        <w:t xml:space="preserve">This document gathers the test plan, the inventory of automated tests in the repositories, their actual results when run on October 19, 2026 (including the end-to-end, performance, and responsive design tests against the complete system) and again on October 21, and the 42 functional test cases, run on October 19, traced to the SRS v8.0 requirements (</w:t>
       </w:r>
       <w:r>
         <w:rPr>
@@ -288,11 +288,59 @@
         <w:t xml:space="preserve">lavarapido-docs/01_INFORME_DE_ESPECIFICACION_DE_REQUISITOS</w:t>
       </w:r>
       <w:r>
-        <w:t xml:space="preserve">). On October 20, 2026, the inventory, case CP-42 and the traceability matrix were adjusted because the role change of an account was reverted in the code that day, and the wording of CP-10 because the customer cancels without writing a reason. On October 21, 2026, two runs of the automated tests and of the 19 end-to-end tests were recorded: the early-morning run (689 tests, all passed) and the evening run (707, all passed), which is the latest. They include the changes of that day: the token of a closed session stops working, operator assignment uses a lock, the receipt has a 2 MB maximum, and, for bookings that ended and nobody closed, the system only cancels a scheduled booking that expired without confirmation and sets to "No-show" a confirmed one that never had an operator; one that had an operator goes to the administrator's "To close" list. Its structure follows the ISO/IEC/IEEE 29119-3 standard for test documentation (International Organization for Standardization [ISO], 2021). No result in this document is assumed.</w:t>
+        <w:t xml:space="preserve">, the current SRS;</w:t>
+      </w:r>
+      <w:r>
+        <w:t xml:space="preserve"> </w:t>
+      </w:r>
+      <w:r>
+        <w:rPr>
+          <w:i/>
+          <w:iCs/>
+        </w:rPr>
+        <w:t xml:space="preserve">SRS_V4.docx</w:t>
+      </w:r>
+      <w:r>
+        <w:t xml:space="preserve"> </w:t>
+      </w:r>
+      <w:r>
+        <w:t xml:space="preserve">is the previous version of October 8). On October 24, 2026, after merging 128 fix branches into</w:t>
+      </w:r>
+      <w:r>
+        <w:t xml:space="preserve"> </w:t>
+      </w:r>
+      <w:r>
+        <w:rPr>
+          <w:i/>
+          <w:iCs/>
+        </w:rPr>
+        <w:t xml:space="preserve">develop</w:t>
+      </w:r>
+      <w:r>
+        <w:t xml:space="preserve"> </w:t>
+      </w:r>
+      <w:r>
+        <w:t xml:space="preserve">and deploying them to the public server, the inventory (Table 4), the results of the latest CI (section 3.3, Table 5d), the traceability matrix (eight requirements move to Implemented), and the gaps (Table 8) were updated again; the same day, notification migration 048, which fixed what the live test found in 047, was added to gap 9. On October 26, 2026 the live tests of payment at booking were added, locally and in production, with the two simulated failures (section 3.4, Table 5e), the new test count of booking, payment, the web, and the mobile app (Table 5f), defect 13 (Table 9), and gaps 9 and 10 (Table 8). On October 23, 2026 the inventory (Table 2), the results of the latest</w:t>
+      </w:r>
+      <w:r>
+        <w:t xml:space="preserve"> </w:t>
+      </w:r>
+      <w:r>
+        <w:rPr>
+          <w:i/>
+          <w:iCs/>
+        </w:rPr>
+        <w:t xml:space="preserve">develop</w:t>
+      </w:r>
+      <w:r>
+        <w:t xml:space="preserve"> </w:t>
+      </w:r>
+      <w:r>
+        <w:t xml:space="preserve">CI (section 3.3, Table 5d), and the traceability matrix were updated; the matrix now marks as partial the requirements that the review of that day found incomplete. On October 20, 2026, the inventory, case CP-42 and the traceability matrix were adjusted because the role change of an account was reverted in the code that day, and the wording of CP-10 because the customer cancels without writing a reason. On October 21, 2026, two runs of the automated tests and of the 19 end-to-end tests were recorded: the early-morning run (689 tests, all passed) and the evening run (707, all passed), which is the latest. They include the changes of that day: the token of a closed session stops working, operator assignment uses a lock, the receipt has a 2 MB maximum, and, for bookings that ended and nobody closed, the system only cancels a scheduled booking that expired without confirmation and sets to "No-show" a confirmed one that never had an operator; one that had an operator goes to the administrator's "To close" list. Its structure follows the ISO/IEC/IEEE 29119-3 standard for test documentation (International Organization for Standardization [ISO], 2021). No result in this document is assumed.</w:t>
       </w:r>
     </w:p>
-    <w:bookmarkEnd w:id="20"/>
-    <w:bookmarkStart w:id="25" w:name="X363e6a275f4e6c60579a7b40d1140e34d2742e8"/>
+    <w:bookmarkEnd w:id="9"/>
+    <w:bookmarkStart w:id="14" w:name="X363e6a275f4e6c60579a7b40d1140e34d2742e8"/>
     <w:p>
       <w:pPr>
         <w:pStyle w:val="Heading2"/>
@@ -301,7 +349,7 @@
         <w:t xml:space="preserve">1. Test Plan</w:t>
       </w:r>
     </w:p>
-    <w:bookmarkStart w:id="21" w:name="Xd6a42351a060e0c72eb51660fc45537b6ad4c4d"/>
+    <w:bookmarkStart w:id="10" w:name="Xd6a42351a060e0c72eb51660fc45537b6ad4c4d"/>
     <w:p>
       <w:pPr>
         <w:pStyle w:val="Heading3"/>
@@ -333,8 +381,8 @@
         <w:t xml:space="preserve">branch are tested. Offensive security testing is out of scope; load is only checked through the RNF-001 response time measurement.</w:t>
       </w:r>
     </w:p>
-    <w:bookmarkEnd w:id="21"/>
-    <w:bookmarkStart w:id="22" w:name="Xc16353073d9b9286a9e468c6615557ae77aa9b7"/>
+    <w:bookmarkEnd w:id="10"/>
+    <w:bookmarkStart w:id="11" w:name="Xc16353073d9b9286a9e468c6615557ae77aa9b7"/>
     <w:p>
       <w:pPr>
         <w:pStyle w:val="Heading3"/>
@@ -1004,8 +1052,8 @@
         <w:t xml:space="preserve">Tools documented in JUnit (n.d.), xUnit.net (n.d.), and Vitest (n.d.).</w:t>
       </w:r>
     </w:p>
-    <w:bookmarkEnd w:id="22"/>
-    <w:bookmarkStart w:id="23" w:name="X1c446845cb507c5386221127651b0cacfe67cd7"/>
+    <w:bookmarkEnd w:id="11"/>
+    <w:bookmarkStart w:id="12" w:name="X1c446845cb507c5386221127651b0cacfe67cd7"/>
     <w:p>
       <w:pPr>
         <w:pStyle w:val="Heading3"/>
@@ -1304,8 +1352,8 @@
         </w:tc>
       </w:tr>
     </w:tbl>
-    <w:bookmarkEnd w:id="23"/>
-    <w:bookmarkStart w:id="24" w:name="X6797ffd116c01fdf22ea52f00d3cb0a38371cc1"/>
+    <w:bookmarkEnd w:id="12"/>
+    <w:bookmarkStart w:id="13" w:name="X6797ffd116c01fdf22ea52f00d3cb0a38371cc1"/>
     <w:p>
       <w:pPr>
         <w:pStyle w:val="Heading3"/>
@@ -1402,9 +1450,9 @@
         <w:t xml:space="preserve">the release is accepted when the automated suites pass and the high-priority functional cases are passed.</w:t>
       </w:r>
     </w:p>
-    <w:bookmarkEnd w:id="24"/>
-    <w:bookmarkEnd w:id="25"/>
-    <w:bookmarkStart w:id="26" w:name="X0bd5ccc6588118186384a60bce5ea3c768388dc"/>
+    <w:bookmarkEnd w:id="13"/>
+    <w:bookmarkEnd w:id="14"/>
+    <w:bookmarkStart w:id="15" w:name="X0bd5ccc6588118186384a60bce5ea3c768388dc"/>
     <w:p>
       <w:pPr>
         <w:pStyle w:val="Heading2"/>
@@ -1418,7 +1466,36 @@
         <w:pStyle w:val="FirstParagraph"/>
       </w:pPr>
       <w:r>
-        <w:t xml:space="preserve">As of the evening of October 21, 2026, the repositories have 602 test methods: 540 in the backend and 62 in the web. The mobile app has no automated tests; it is checked with the TypeScript build and the screen walk-through (section 3.2).</w:t>
+        <w:t xml:space="preserve">As of October 24, 2026 (</w:t>
+      </w:r>
+      <w:r>
+        <w:rPr>
+          <w:i/>
+          <w:iCs/>
+        </w:rPr>
+        <w:t xml:space="preserve">develop</w:t>
+      </w:r>
+      <w:r>
+        <w:t xml:space="preserve"> </w:t>
+      </w:r>
+      <w:r>
+        <w:t xml:space="preserve">branch), the repositories have 1,036 test methods: 759 in the backend, 204 in the web (212 cases when run, because some repeat with several data sets), and 73 in the mobile app (on October 23 there were 735: 576, 146, and 13; on October 21, 602). The mobile app has tests with</w:t>
+      </w:r>
+      <w:r>
+        <w:t xml:space="preserve"> </w:t>
+      </w:r>
+      <w:r>
+        <w:rPr>
+          <w:i/>
+          <w:iCs/>
+        </w:rPr>
+        <w:t xml:space="preserve">jest-expo</w:t>
+      </w:r>
+      <w:r>
+        <w:t xml:space="preserve"> </w:t>
+      </w:r>
+      <w:r>
+        <w:t xml:space="preserve">since October 23; it is also checked with the TypeScript build and the screen walk-through (section 3.2).</w:t>
       </w:r>
     </w:p>
     <w:p>
@@ -1636,18 +1713,18 @@
               <w:pStyle w:val="Compact"/>
             </w:pPr>
             <w:r>
-              <w:t xml:space="preserve">2</w:t>
-            </w:r>
-          </w:p>
-        </w:tc>
-        <w:tc>
-          <w:tcPr/>
-          <w:p>
-            <w:pPr>
-              <w:pStyle w:val="Compact"/>
-            </w:pPr>
-            <w:r>
-              <w:t xml:space="preserve">14</w:t>
+              <w:t xml:space="preserve">6</w:t>
+            </w:r>
+          </w:p>
+        </w:tc>
+        <w:tc>
+          <w:tcPr/>
+          <w:p>
+            <w:pPr>
+              <w:pStyle w:val="Compact"/>
+            </w:pPr>
+            <w:r>
+              <w:t xml:space="preserve">38</w:t>
             </w:r>
           </w:p>
         </w:tc>
@@ -1697,13 +1774,119 @@
               <w:t xml:space="preserve">GatewayRoutesTest</w:t>
             </w:r>
             <w:r>
-              <w:t xml:space="preserve">); session check: the token of a closed session does not get through, the answer is kept per token, logout drops it, if security-service fails the request goes on, and public routes are not checked (</w:t>
+              <w:t xml:space="preserve">); session check with any scheme (</w:t>
+            </w:r>
+            <w:r>
+              <w:rPr>
+                <w:i/>
+                <w:iCs/>
+              </w:rPr>
+              <w:t xml:space="preserve">bearer</w:t>
+            </w:r>
+            <w:r>
+              <w:t xml:space="preserve">,</w:t>
+            </w:r>
+            <w:r>
+              <w:t xml:space="preserve"> </w:t>
+            </w:r>
+            <w:r>
+              <w:rPr>
+                <w:i/>
+                <w:iCs/>
+              </w:rPr>
+              <w:t xml:space="preserve">Bearer</w:t>
+            </w:r>
+            <w:r>
+              <w:t xml:space="preserve">,</w:t>
+            </w:r>
+            <w:r>
+              <w:t xml:space="preserve"> </w:t>
+            </w:r>
+            <w:r>
+              <w:rPr>
+                <w:i/>
+                <w:iCs/>
+              </w:rPr>
+              <w:t xml:space="preserve">BEARER</w:t>
+            </w:r>
+            <w:r>
+              <w:t xml:space="preserve">,</w:t>
+            </w:r>
+            <w:r>
+              <w:t xml:space="preserve"> </w:t>
+            </w:r>
+            <w:r>
+              <w:rPr>
+                <w:i/>
+                <w:iCs/>
+              </w:rPr>
+              <w:t xml:space="preserve">Basic</w:t>
+            </w:r>
+            <w:r>
+              <w:t xml:space="preserve">), the answer is kept per token and logout drops it in all its variants (</w:t>
             </w:r>
             <w:r>
               <w:rPr>
                 <w:rStyle w:val="VerbatimChar"/>
               </w:rPr>
               <w:t xml:space="preserve">SessionCheckFilterTest</w:t>
+            </w:r>
+            <w:r>
+              <w:t xml:space="preserve">); a limit of 60 requests per minute on</w:t>
+            </w:r>
+            <w:r>
+              <w:t xml:space="preserve"> </w:t>
+            </w:r>
+            <w:r>
+              <w:rPr>
+                <w:rStyle w:val="VerbatimChar"/>
+              </w:rPr>
+              <w:t xml:space="preserve">/auth</w:t>
+            </w:r>
+            <w:r>
+              <w:t xml:space="preserve"> </w:t>
+            </w:r>
+            <w:r>
+              <w:t xml:space="preserve">with the real IP (</w:t>
+            </w:r>
+            <w:r>
+              <w:rPr>
+                <w:rStyle w:val="VerbatimChar"/>
+              </w:rPr>
+              <w:t xml:space="preserve">AuthRateLimitFilterTest</w:t>
+            </w:r>
+            <w:r>
+              <w:t xml:space="preserve">,</w:t>
+            </w:r>
+            <w:r>
+              <w:t xml:space="preserve"> </w:t>
+            </w:r>
+            <w:r>
+              <w:rPr>
+                <w:rStyle w:val="VerbatimChar"/>
+              </w:rPr>
+              <w:t xml:space="preserve">ClientIpResolverTest</w:t>
+            </w:r>
+            <w:r>
+              <w:t xml:space="preserve">,</w:t>
+            </w:r>
+            <w:r>
+              <w:t xml:space="preserve"> </w:t>
+            </w:r>
+            <w:r>
+              <w:rPr>
+                <w:rStyle w:val="VerbatimChar"/>
+              </w:rPr>
+              <w:t xml:space="preserve">GatewayAuthRateLimitTest</w:t>
+            </w:r>
+            <w:r>
+              <w:t xml:space="preserve">) and route timeouts (</w:t>
+            </w:r>
+            <w:r>
+              <w:rPr>
+                <w:rStyle w:val="VerbatimChar"/>
+              </w:rPr>
+              <w:t xml:space="preserve">GatewayRouteTimeoutTest</w:t>
             </w:r>
             <w:r>
               <w:t xml:space="preserve">)</w:t>
@@ -1730,29 +1913,56 @@
               <w:pStyle w:val="Compact"/>
             </w:pPr>
             <w:r>
-              <w:t xml:space="preserve">17</w:t>
-            </w:r>
-          </w:p>
-        </w:tc>
-        <w:tc>
-          <w:tcPr/>
-          <w:p>
-            <w:pPr>
-              <w:pStyle w:val="Compact"/>
-            </w:pPr>
-            <w:r>
-              <w:t xml:space="preserve">139</w:t>
-            </w:r>
-          </w:p>
-        </w:tc>
-        <w:tc>
-          <w:tcPr/>
-          <w:p>
-            <w:pPr>
-              <w:pStyle w:val="Compact"/>
-            </w:pPr>
-            <w:r>
-              <w:t xml:space="preserve">Registration, sign-in with lockout after failed attempts, password recovery, profile and address, user administration (including the rule that an administrator account cannot be deactivated), roles and permissions, preferences, value objects, password policy, JWT issuing, open and closed sessions (the token of a closed session answers 401), and HTTP security by role (</w:t>
+              <w:t xml:space="preserve">19</w:t>
+            </w:r>
+          </w:p>
+        </w:tc>
+        <w:tc>
+          <w:tcPr/>
+          <w:p>
+            <w:pPr>
+              <w:pStyle w:val="Compact"/>
+            </w:pPr>
+            <w:r>
+              <w:t xml:space="preserve">168</w:t>
+            </w:r>
+          </w:p>
+        </w:tc>
+        <w:tc>
+          <w:tcPr/>
+          <w:p>
+            <w:pPr>
+              <w:pStyle w:val="Compact"/>
+            </w:pPr>
+            <w:r>
+              <w:t xml:space="preserve">Registration with mandatory consent (</w:t>
+            </w:r>
+            <w:r>
+              <w:rPr>
+                <w:rStyle w:val="VerbatimChar"/>
+              </w:rPr>
+              <w:t xml:space="preserve">CONSENT_REQUIRED</w:t>
+            </w:r>
+            <w:r>
+              <w:t xml:space="preserve">), sign-in with lockout after failed attempts, a cap on the attempts for the recovery code and the current password (</w:t>
+            </w:r>
+            <w:r>
+              <w:rPr>
+                <w:rStyle w:val="VerbatimChar"/>
+              </w:rPr>
+              <w:t xml:space="preserve">TOO_MANY_ATTEMPTS</w:t>
+            </w:r>
+            <w:r>
+              <w:t xml:space="preserve">), passwords of up to 72 bytes, the client IP behind the proxy (</w:t>
+            </w:r>
+            <w:r>
+              <w:rPr>
+                <w:rStyle w:val="VerbatimChar"/>
+              </w:rPr>
+              <w:t xml:space="preserve">ClientIpBehindGatewayTest</w:t>
+            </w:r>
+            <w:r>
+              <w:t xml:space="preserve">), password recovery, profile and address, user administration (including the rule that an administrator account cannot be deactivated), roles and permissions, preferences, value objects, password policy, JWT issuing, open and closed sessions (the token of a closed session answers 401), and HTTP security by role (</w:t>
             </w:r>
             <w:r>
               <w:rPr>
@@ -1785,29 +1995,38 @@
               <w:pStyle w:val="Compact"/>
             </w:pPr>
             <w:r>
-              <w:t xml:space="preserve">6</w:t>
-            </w:r>
-          </w:p>
-        </w:tc>
-        <w:tc>
-          <w:tcPr/>
-          <w:p>
-            <w:pPr>
-              <w:pStyle w:val="Compact"/>
-            </w:pPr>
-            <w:r>
-              <w:t xml:space="preserve">50</w:t>
-            </w:r>
-          </w:p>
-        </w:tc>
-        <w:tc>
-          <w:tcPr/>
-          <w:p>
-            <w:pPr>
-              <w:pStyle w:val="Compact"/>
-            </w:pPr>
-            <w:r>
-              <w:t xml:space="preserve">Customer account, license plates, vehicle CRUD,</w:t>
+              <w:t xml:space="preserve">8</w:t>
+            </w:r>
+          </w:p>
+        </w:tc>
+        <w:tc>
+          <w:tcPr/>
+          <w:p>
+            <w:pPr>
+              <w:pStyle w:val="Compact"/>
+            </w:pPr>
+            <w:r>
+              <w:t xml:space="preserve">61</w:t>
+            </w:r>
+          </w:p>
+        </w:tc>
+        <w:tc>
+          <w:tcPr/>
+          <w:p>
+            <w:pPr>
+              <w:pStyle w:val="Compact"/>
+            </w:pPr>
+            <w:r>
+              <w:t xml:space="preserve">Customer account, license plates (strict when creating and tolerated when reading stored ones), vehicle CRUD, vehicle with active bookings (</w:t>
+            </w:r>
+            <w:r>
+              <w:rPr>
+                <w:rStyle w:val="VerbatimChar"/>
+              </w:rPr>
+              <w:t xml:space="preserve">VEHICLE_HAS_ACTIVE_BOOKINGS</w:t>
+            </w:r>
+            <w:r>
+              <w:t xml:space="preserve">), customer-only routes,</w:t>
             </w:r>
             <w:r>
               <w:t xml:space="preserve"> </w:t>
@@ -1846,29 +2065,47 @@
               <w:pStyle w:val="Compact"/>
             </w:pPr>
             <w:r>
-              <w:t xml:space="preserve">7</w:t>
-            </w:r>
-          </w:p>
-        </w:tc>
-        <w:tc>
-          <w:tcPr/>
-          <w:p>
-            <w:pPr>
-              <w:pStyle w:val="Compact"/>
-            </w:pPr>
-            <w:r>
-              <w:t xml:space="preserve">50</w:t>
-            </w:r>
-          </w:p>
-        </w:tc>
-        <w:tc>
-          <w:tcPr/>
-          <w:p>
-            <w:pPr>
-              <w:pStyle w:val="Compact"/>
-            </w:pPr>
-            <w:r>
-              <w:t xml:space="preserve">Booking life cycle, cancellation of scheduled bookings that expired without confirmation, "No-show" only for an expired confirmed booking that operations requests through the internal route, availability and the reason a time is not available, bays (</w:t>
+              <w:t xml:space="preserve">14</w:t>
+            </w:r>
+          </w:p>
+        </w:tc>
+        <w:tc>
+          <w:tcPr/>
+          <w:p>
+            <w:pPr>
+              <w:pStyle w:val="Compact"/>
+            </w:pPr>
+            <w:r>
+              <w:t xml:space="preserve">95</w:t>
+            </w:r>
+          </w:p>
+        </w:tc>
+        <w:tc>
+          <w:tcPr/>
+          <w:p>
+            <w:pPr>
+              <w:pStyle w:val="Compact"/>
+            </w:pPr>
+            <w:r>
+              <w:t xml:space="preserve">Customer rescheduling without changing services (</w:t>
+            </w:r>
+            <w:r>
+              <w:rPr>
+                <w:rStyle w:val="VerbatimChar"/>
+              </w:rPr>
+              <w:t xml:space="preserve">BOOKING_SERVICES_LOCKED</w:t>
+            </w:r>
+            <w:r>
+              <w:t xml:space="preserve">), price greater than 0, optimistic locking, frozen rate per vehicle type, schedule changes that clash with bookings (</w:t>
+            </w:r>
+            <w:r>
+              <w:rPr>
+                <w:rStyle w:val="VerbatimChar"/>
+              </w:rPr>
+              <w:t xml:space="preserve">ScheduleServiceTest</w:t>
+            </w:r>
+            <w:r>
+              <w:t xml:space="preserve">), forwarded customer errors, active bookings count per vehicle, booking life cycle, cancellation of scheduled bookings that expired without confirmation, "No-show" only for an expired confirmed booking that operations requests through the internal route, availability and the reason a time is not available, bays (</w:t>
             </w:r>
             <w:r>
               <w:rPr>
@@ -1910,29 +2147,38 @@
               <w:pStyle w:val="Compact"/>
             </w:pPr>
             <w:r>
-              <w:t xml:space="preserve">13</w:t>
-            </w:r>
-          </w:p>
-        </w:tc>
-        <w:tc>
-          <w:tcPr/>
-          <w:p>
-            <w:pPr>
-              <w:pStyle w:val="Compact"/>
-            </w:pPr>
-            <w:r>
-              <w:t xml:space="preserve">67</w:t>
-            </w:r>
-          </w:p>
-        </w:tc>
-        <w:tc>
-          <w:tcPr/>
-          <w:p>
-            <w:pPr>
-              <w:pStyle w:val="Compact"/>
-            </w:pPr>
-            <w:r>
-              <w:t xml:space="preserve">Manual and automatic assignment (with the assignment lock), a single rule for bookings without an operator, bookings that ended and nobody closed and the "To close" list (</w:t>
+              <w:t xml:space="preserve">20</w:t>
+            </w:r>
+          </w:p>
+        </w:tc>
+        <w:tc>
+          <w:tcPr/>
+          <w:p>
+            <w:pPr>
+              <w:pStyle w:val="Compact"/>
+            </w:pPr>
+            <w:r>
+              <w:t xml:space="preserve">109</w:t>
+            </w:r>
+          </w:p>
+        </w:tc>
+        <w:tc>
+          <w:tcPr/>
+          <w:p>
+            <w:pPr>
+              <w:pStyle w:val="Compact"/>
+            </w:pPr>
+            <w:r>
+              <w:t xml:space="preserve">Starting and finishing without leaving the operator blocked if booking fails (OPS-01), row locks, start window up to 4 hours after the end (</w:t>
+            </w:r>
+            <w:r>
+              <w:rPr>
+                <w:rStyle w:val="VerbatimChar"/>
+              </w:rPr>
+              <w:t xml:space="preserve">SERVICE_TOO_LATE</w:t>
+            </w:r>
+            <w:r>
+              <w:t xml:space="preserve">), notes for the operator, listener retries and dead-letter queue, sharing the inspection without a broker (503), database errors, manual and automatic assignment (with the assignment lock), a single rule for bookings without an operator, bookings that ended and nobody closed and the "To close" list (</w:t>
             </w:r>
             <w:r>
               <w:rPr>
@@ -1977,29 +2223,38 @@
               <w:pStyle w:val="Compact"/>
             </w:pPr>
             <w:r>
-              <w:t xml:space="preserve">13</w:t>
-            </w:r>
-          </w:p>
-        </w:tc>
-        <w:tc>
-          <w:tcPr/>
-          <w:p>
-            <w:pPr>
-              <w:pStyle w:val="Compact"/>
-            </w:pPr>
-            <w:r>
-              <w:t xml:space="preserve">108</w:t>
-            </w:r>
-          </w:p>
-        </w:tc>
-        <w:tc>
-          <w:tcPr/>
-          <w:p>
-            <w:pPr>
-              <w:pStyle w:val="Compact"/>
-            </w:pPr>
-            <w:r>
-              <w:t xml:space="preserve">Notification use cases, message factory per event, notices in the account's language, reminders, alerts for bookings without an operator, unregistered service notice,</w:t>
+              <w:t xml:space="preserve">18</w:t>
+            </w:r>
+          </w:p>
+        </w:tc>
+        <w:tc>
+          <w:tcPr/>
+          <w:p>
+            <w:pPr>
+              <w:pStyle w:val="Compact"/>
+            </w:pPr>
+            <w:r>
+              <w:t xml:space="preserve">127</w:t>
+            </w:r>
+          </w:p>
+        </w:tc>
+        <w:tc>
+          <w:tcPr/>
+          <w:p>
+            <w:pPr>
+              <w:pStyle w:val="Compact"/>
+            </w:pPr>
+            <w:r>
+              <w:t xml:space="preserve">Pending deliveries with retries (</w:t>
+            </w:r>
+            <w:r>
+              <w:rPr>
+                <w:rStyle w:val="VerbatimChar"/>
+              </w:rPr>
+              <w:t xml:space="preserve">pending_delivery</w:t>
+            </w:r>
+            <w:r>
+              <w:t xml:space="preserve">), reminders cancelled by IN_PROGRESS, COMPLETED, or NO_SHOW, released-operator notice, administrator lookup with retries, bindings and dead-letter queue, notification use cases, message factory per event, notices in the account's language, reminders, alerts for bookings without an operator, unregistered service notice,</w:t>
             </w:r>
             <w:r>
               <w:t xml:space="preserve"> </w:t>
@@ -2047,29 +2302,62 @@
               <w:pStyle w:val="Compact"/>
             </w:pPr>
             <w:r>
-              <w:t xml:space="preserve">9</w:t>
-            </w:r>
-          </w:p>
-        </w:tc>
-        <w:tc>
-          <w:tcPr/>
-          <w:p>
-            <w:pPr>
-              <w:pStyle w:val="Compact"/>
-            </w:pPr>
-            <w:r>
-              <w:t xml:space="preserve">112</w:t>
-            </w:r>
-          </w:p>
-        </w:tc>
-        <w:tc>
-          <w:tcPr/>
-          <w:p>
-            <w:pPr>
-              <w:pStyle w:val="Compact"/>
-            </w:pPr>
-            <w:r>
-              <w:t xml:space="preserve">Payment and receipt (2 MB maximum), reused reference, history with filters, promotions, loyalty points, payment policy, command and query services, and 7 persistence tests against SQL Server</w:t>
+              <w:t xml:space="preserve">14</w:t>
+            </w:r>
+          </w:p>
+        </w:tc>
+        <w:tc>
+          <w:tcPr/>
+          <w:p>
+            <w:pPr>
+              <w:pStyle w:val="Compact"/>
+            </w:pPr>
+            <w:r>
+              <w:t xml:space="preserve">161</w:t>
+            </w:r>
+          </w:p>
+        </w:tc>
+        <w:tc>
+          <w:tcPr/>
+          <w:p>
+            <w:pPr>
+              <w:pStyle w:val="Compact"/>
+            </w:pPr>
+            <w:r>
+              <w:t xml:space="preserve">The customer's amount and coupon (</w:t>
+            </w:r>
+            <w:r>
+              <w:rPr>
+                <w:rStyle w:val="VerbatimChar"/>
+              </w:rPr>
+              <w:t xml:space="preserve">GET /loyalty/redemptions/{bookingId}</w:t>
+            </w:r>
+            <w:r>
+              <w:t xml:space="preserve">),</w:t>
+            </w:r>
+            <w:r>
+              <w:t xml:space="preserve"> </w:t>
+            </w:r>
+            <w:r>
+              <w:rPr>
+                <w:rStyle w:val="VerbatimChar"/>
+              </w:rPr>
+              <w:t xml:space="preserve">AMOUNT_CHANGED</w:t>
+            </w:r>
+            <w:r>
+              <w:t xml:space="preserve"> </w:t>
+            </w:r>
+            <w:r>
+              <w:t xml:space="preserve">when approving, a percentage coupon with the current total, a single open payment and a unique reference, the administrator's paged queue, cancelled-booking notice, inactive cash for the administrator, API tests by role (</w:t>
+            </w:r>
+            <w:r>
+              <w:rPr>
+                <w:rStyle w:val="VerbatimChar"/>
+              </w:rPr>
+              <w:t xml:space="preserve">PaymentService.Api.UnitTests</w:t>
+            </w:r>
+            <w:r>
+              <w:t xml:space="preserve">), payment and receipt (2 MB maximum), reused reference, history with filters, promotions, loyalty points, payment policy, command and query services, and 11 persistence tests against SQL Server</w:t>
             </w:r>
           </w:p>
         </w:tc>
@@ -2093,29 +2381,65 @@
               <w:pStyle w:val="Compact"/>
             </w:pPr>
             <w:r>
-              <w:t xml:space="preserve">41</w:t>
-            </w:r>
-          </w:p>
-        </w:tc>
-        <w:tc>
-          <w:tcPr/>
-          <w:p>
-            <w:pPr>
-              <w:pStyle w:val="Compact"/>
-            </w:pPr>
-            <w:r>
-              <w:t xml:space="preserve">62</w:t>
-            </w:r>
-          </w:p>
-        </w:tc>
-        <w:tc>
-          <w:tcPr/>
-          <w:p>
-            <w:pPr>
-              <w:pStyle w:val="Compact"/>
-            </w:pPr>
-            <w:r>
-              <w:t xml:space="preserve">Creation of components, guards and services (</w:t>
+              <w:t xml:space="preserve">66</w:t>
+            </w:r>
+          </w:p>
+        </w:tc>
+        <w:tc>
+          <w:tcPr/>
+          <w:p>
+            <w:pPr>
+              <w:pStyle w:val="Compact"/>
+            </w:pPr>
+            <w:r>
+              <w:t xml:space="preserve">204</w:t>
+            </w:r>
+          </w:p>
+        </w:tc>
+        <w:tc>
+          <w:tcPr/>
+          <w:p>
+            <w:pPr>
+              <w:pStyle w:val="Compact"/>
+            </w:pPr>
+            <w:r>
+              <w:t xml:space="preserve">Real guard and interceptor with</w:t>
+            </w:r>
+            <w:r>
+              <w:t xml:space="preserve"> </w:t>
+            </w:r>
+            <w:r>
+              <w:rPr>
+                <w:rStyle w:val="VerbatimChar"/>
+              </w:rPr>
+              <w:t xml:space="preserve">app.routes</w:t>
+            </w:r>
+            <w:r>
+              <w:t xml:space="preserve"> </w:t>
+            </w:r>
+            <w:r>
+              <w:t xml:space="preserve">(role × area, expired token, 401 and 403), payment with the server's amount and the coupon that survives a reload, automatic refresh (</w:t>
+            </w:r>
+            <w:r>
+              <w:rPr>
+                <w:rStyle w:val="VerbatimChar"/>
+              </w:rPr>
+              <w:t xml:space="preserve">LiveRefresh</w:t>
+            </w:r>
+            <w:r>
+              <w:t xml:space="preserve">), the 4 languages with the same keys and translated error codes, field errors, the operator's notes and start window,</w:t>
+            </w:r>
+            <w:r>
+              <w:t xml:space="preserve"> </w:t>
+            </w:r>
+            <w:r>
+              <w:rPr>
+                <w:rStyle w:val="VerbatimChar"/>
+              </w:rPr>
+              <w:t xml:space="preserve">BOOKING_NO_SHOW</w:t>
+            </w:r>
+            <w:r>
+              <w:t xml:space="preserve">, the sign-up, payment, and dashboard ViewModels; creation of components, guards and services (</w:t>
             </w:r>
             <w:r>
               <w:rPr>
@@ -2151,29 +2475,132 @@
               <w:pStyle w:val="Compact"/>
             </w:pPr>
             <w:r>
-              <w:t xml:space="preserve">0</w:t>
-            </w:r>
-          </w:p>
-        </w:tc>
-        <w:tc>
-          <w:tcPr/>
-          <w:p>
-            <w:pPr>
-              <w:pStyle w:val="Compact"/>
-            </w:pPr>
-            <w:r>
-              <w:t xml:space="preserve">0</w:t>
-            </w:r>
-          </w:p>
-        </w:tc>
-        <w:tc>
-          <w:tcPr/>
-          <w:p>
-            <w:pPr>
-              <w:pStyle w:val="Compact"/>
-            </w:pPr>
-            <w:r>
-              <w:t xml:space="preserve">No automated tests</w:t>
+              <w:t xml:space="preserve">25</w:t>
+            </w:r>
+          </w:p>
+        </w:tc>
+        <w:tc>
+          <w:tcPr/>
+          <w:p>
+            <w:pPr>
+              <w:pStyle w:val="Compact"/>
+            </w:pPr>
+            <w:r>
+              <w:t xml:space="preserve">73</w:t>
+            </w:r>
+          </w:p>
+        </w:tc>
+        <w:tc>
+          <w:tcPr/>
+          <w:p>
+            <w:pPr>
+              <w:pStyle w:val="Compact"/>
+            </w:pPr>
+            <w:r>
+              <w:t xml:space="preserve">With</w:t>
+            </w:r>
+            <w:r>
+              <w:t xml:space="preserve"> </w:t>
+            </w:r>
+            <w:r>
+              <w:rPr>
+                <w:i/>
+                <w:iCs/>
+              </w:rPr>
+              <w:t xml:space="preserve">jest-expo</w:t>
+            </w:r>
+            <w:r>
+              <w:t xml:space="preserve">: validators (</w:t>
+            </w:r>
+            <w:r>
+              <w:rPr>
+                <w:rStyle w:val="VerbatimChar"/>
+              </w:rPr>
+              <w:t xml:space="preserve">authValidators.test.ts</w:t>
+            </w:r>
+            <w:r>
+              <w:t xml:space="preserve">), the customer's payment with the server's amount (</w:t>
+            </w:r>
+            <w:r>
+              <w:rPr>
+                <w:rStyle w:val="VerbatimChar"/>
+              </w:rPr>
+              <w:t xml:space="preserve">useClientPayment.test.tsx</w:t>
+            </w:r>
+            <w:r>
+              <w:t xml:space="preserve">), refresh on return and on each push (</w:t>
+            </w:r>
+            <w:r>
+              <w:rPr>
+                <w:rStyle w:val="VerbatimChar"/>
+              </w:rPr>
+              <w:t xml:space="preserve">useRefreshOnFocus.test.tsx</w:t>
+            </w:r>
+            <w:r>
+              <w:t xml:space="preserve">), error codes (</w:t>
+            </w:r>
+            <w:r>
+              <w:rPr>
+                <w:rStyle w:val="VerbatimChar"/>
+              </w:rPr>
+              <w:t xml:space="preserve">apiError.test.ts</w:t>
+            </w:r>
+            <w:r>
+              <w:t xml:space="preserve">), the operator contract (</w:t>
+            </w:r>
+            <w:r>
+              <w:rPr>
+                <w:rStyle w:val="VerbatimChar"/>
+              </w:rPr>
+              <w:t xml:space="preserve">opsContract.test.ts</w:t>
+            </w:r>
+            <w:r>
+              <w:t xml:space="preserve">), the paged payment queue (</w:t>
+            </w:r>
+            <w:r>
+              <w:rPr>
+                <w:rStyle w:val="VerbatimChar"/>
+              </w:rPr>
+              <w:t xml:space="preserve">paymentQueue.test.tsx</w:t>
+            </w:r>
+            <w:r>
+              <w:t xml:space="preserve">), fixed discount (</w:t>
+            </w:r>
+            <w:r>
+              <w:rPr>
+                <w:rStyle w:val="VerbatimChar"/>
+              </w:rPr>
+              <w:t xml:space="preserve">promotionDiscount.test.ts</w:t>
+            </w:r>
+            <w:r>
+              <w:t xml:space="preserve">), production URL (</w:t>
+            </w:r>
+            <w:r>
+              <w:rPr>
+                <w:rStyle w:val="VerbatimChar"/>
+              </w:rPr>
+              <w:t xml:space="preserve">config.test.ts</w:t>
+            </w:r>
+            <w:r>
+              <w:t xml:space="preserve">), recovery with "Request another code" (</w:t>
+            </w:r>
+            <w:r>
+              <w:rPr>
+                <w:rStyle w:val="VerbatimChar"/>
+              </w:rPr>
+              <w:t xml:space="preserve">useForgotPasswordFlow.test.tsx</w:t>
+            </w:r>
+            <w:r>
+              <w:t xml:space="preserve">), session and push unregistration (</w:t>
+            </w:r>
+            <w:r>
+              <w:rPr>
+                <w:rStyle w:val="VerbatimChar"/>
+              </w:rPr>
+              <w:t xml:space="preserve">AuthServiceContext.test.tsx</w:t>
+            </w:r>
+            <w:r>
+              <w:t xml:space="preserve">), accessibility of icon buttons, and pagination</w:t>
             </w:r>
           </w:p>
         </w:tc>
@@ -2239,7 +2666,7 @@
         <w:t xml:space="preserve">DatabaseFixture.cs</w:t>
       </w:r>
       <w:r>
-        <w:t xml:space="preserve">) are not counted as tests. The 7 payment persistence tests skip themselves when the</w:t>
+        <w:t xml:space="preserve">) are not counted as tests. The 11 payment persistence tests skip themselves when the</w:t>
       </w:r>
       <w:r>
         <w:t xml:space="preserve"> </w:t>
@@ -2376,8 +2803,8 @@
         <w:t xml:space="preserve">test real rules.</w:t>
       </w:r>
     </w:p>
-    <w:bookmarkEnd w:id="26"/>
-    <w:bookmarkStart w:id="47" w:name="Xa199472fa01c305a2143eae5f023829c20c68cf"/>
+    <w:bookmarkEnd w:id="15"/>
+    <w:bookmarkStart w:id="38" w:name="Xa199472fa01c305a2143eae5f023829c20c68cf"/>
     <w:p>
       <w:pPr>
         <w:pStyle w:val="Heading2"/>
@@ -3764,18 +4191,18 @@
           <wp:inline>
             <wp:extent cx="5334000" cy="4155558"/>
             <wp:effectExtent b="0" l="0" r="0" t="0"/>
-            <wp:docPr descr="Java service tests" title="" id="28" name="Picture"/>
+            <wp:docPr descr="Java service tests" title="" id="17" name="Picture"/>
             <a:graphic>
               <a:graphicData uri="http://schemas.openxmlformats.org/drawingml/2006/picture">
                 <pic:pic>
                   <pic:nvPicPr>
-                    <pic:cNvPr descr="capturas/tests-01-java-backend.png" id="29" name="Picture"/>
+                    <pic:cNvPr descr="capturas/tests-01-java-backend.png" id="18" name="Picture"/>
                     <pic:cNvPicPr>
                       <a:picLocks noChangeArrowheads="1" noChangeAspect="1"/>
                     </pic:cNvPicPr>
                   </pic:nvPicPr>
                   <pic:blipFill>
-                    <a:blip r:embed="rId27"/>
+                    <a:blip r:embed="rId16"/>
                     <a:stretch>
                       <a:fillRect/>
                     </a:stretch>
@@ -3835,18 +4262,18 @@
           <wp:inline>
             <wp:extent cx="5334000" cy="780025"/>
             <wp:effectExtent b="0" l="0" r="0" t="0"/>
-            <wp:docPr descr="payment-service tests" title="" id="31" name="Picture"/>
+            <wp:docPr descr="payment-service tests" title="" id="20" name="Picture"/>
             <a:graphic>
               <a:graphicData uri="http://schemas.openxmlformats.org/drawingml/2006/picture">
                 <pic:pic>
                   <pic:nvPicPr>
-                    <pic:cNvPr descr="capturas/tests-02-payment-service.png" id="32" name="Picture"/>
+                    <pic:cNvPr descr="capturas/tests-02-payment-service.png" id="21" name="Picture"/>
                     <pic:cNvPicPr>
                       <a:picLocks noChangeArrowheads="1" noChangeAspect="1"/>
                     </pic:cNvPicPr>
                   </pic:nvPicPr>
                   <pic:blipFill>
-                    <a:blip r:embed="rId30"/>
+                    <a:blip r:embed="rId19"/>
                     <a:stretch>
                       <a:fillRect/>
                     </a:stretch>
@@ -3906,18 +4333,18 @@
           <wp:inline>
             <wp:extent cx="5334000" cy="2031999"/>
             <wp:effectExtent b="0" l="0" r="0" t="0"/>
-            <wp:docPr descr="Web and mobile app tests" title="" id="34" name="Picture"/>
+            <wp:docPr descr="Web and mobile app tests" title="" id="23" name="Picture"/>
             <a:graphic>
               <a:graphicData uri="http://schemas.openxmlformats.org/drawingml/2006/picture">
                 <pic:pic>
                   <pic:nvPicPr>
-                    <pic:cNvPr descr="capturas/tests-03-web-and-mobile.png" id="35" name="Picture"/>
+                    <pic:cNvPr descr="capturas/tests-03-web-and-mobile.png" id="24" name="Picture"/>
                     <pic:cNvPicPr>
                       <a:picLocks noChangeArrowheads="1" noChangeAspect="1"/>
                     </pic:cNvPicPr>
                   </pic:nvPicPr>
                   <pic:blipFill>
-                    <a:blip r:embed="rId33"/>
+                    <a:blip r:embed="rId22"/>
                     <a:stretch>
                       <a:fillRect/>
                     </a:stretch>
@@ -4042,7 +4469,7 @@
         <w:t xml:space="preserve">The October 19 run used JDK 25 and .NET SDK 9 on projects for Java 21 and .NET 8. GitHub Actions runs the same tests with Temurin 21 and .NET 8 on every change (Deployment Document).</w:t>
       </w:r>
     </w:p>
-    <w:bookmarkStart w:id="39" w:name="X1e87cdfcc1cbf65d259e528f643bdb7dd800108"/>
+    <w:bookmarkStart w:id="28" w:name="X1e87cdfcc1cbf65d259e528f643bdb7dd800108"/>
     <w:p>
       <w:pPr>
         <w:pStyle w:val="Heading3"/>
@@ -4480,18 +4907,18 @@
           <wp:inline>
             <wp:extent cx="5334000" cy="4265549"/>
             <wp:effectExtent b="0" l="0" r="0" t="0"/>
-            <wp:docPr descr="End-to-end tests" title="" id="37" name="Picture"/>
+            <wp:docPr descr="End-to-end tests" title="" id="26" name="Picture"/>
             <a:graphic>
               <a:graphicData uri="http://schemas.openxmlformats.org/drawingml/2006/picture">
                 <pic:pic>
                   <pic:nvPicPr>
-                    <pic:cNvPr descr="capturas/tests-04-end-to-end.png" id="38" name="Picture"/>
+                    <pic:cNvPr descr="capturas/tests-04-end-to-end.png" id="27" name="Picture"/>
                     <pic:cNvPicPr>
                       <a:picLocks noChangeArrowheads="1" noChangeAspect="1"/>
                     </pic:cNvPicPr>
                   </pic:nvPicPr>
                   <pic:blipFill>
-                    <a:blip r:embed="rId36"/>
+                    <a:blip r:embed="rId25"/>
                     <a:stretch>
                       <a:fillRect/>
                     </a:stretch>
@@ -4518,8 +4945,8 @@
         </w:drawing>
       </w:r>
     </w:p>
-    <w:bookmarkEnd w:id="39"/>
-    <w:bookmarkStart w:id="46" w:name="X01bd3baae09ad5840ba83328e92e6f4283a96a5"/>
+    <w:bookmarkEnd w:id="28"/>
+    <w:bookmarkStart w:id="35" w:name="X01bd3baae09ad5840ba83328e92e6f4283a96a5"/>
     <w:p>
       <w:pPr>
         <w:pStyle w:val="Heading3"/>
@@ -5035,18 +5462,18 @@
           <wp:inline>
             <wp:extent cx="5334000" cy="2216297"/>
             <wp:effectExtent b="0" l="0" r="0" t="0"/>
-            <wp:docPr descr="Performance measurement" title="" id="41" name="Picture"/>
+            <wp:docPr descr="Performance measurement" title="" id="30" name="Picture"/>
             <a:graphic>
               <a:graphicData uri="http://schemas.openxmlformats.org/drawingml/2006/picture">
                 <pic:pic>
                   <pic:nvPicPr>
-                    <pic:cNvPr descr="capturas/tests-06-performance.png" id="42" name="Picture"/>
+                    <pic:cNvPr descr="capturas/tests-06-performance.png" id="31" name="Picture"/>
                     <pic:cNvPicPr>
                       <a:picLocks noChangeArrowheads="1" noChangeAspect="1"/>
                     </pic:cNvPicPr>
                   </pic:nvPicPr>
                   <pic:blipFill>
-                    <a:blip r:embed="rId40"/>
+                    <a:blip r:embed="rId29"/>
                     <a:stretch>
                       <a:fillRect/>
                     </a:stretch>
@@ -5420,18 +5847,18 @@
           <wp:inline>
             <wp:extent cx="5334000" cy="4763386"/>
             <wp:effectExtent b="0" l="0" r="0" t="0"/>
-            <wp:docPr descr="Responsive design check" title="" id="44" name="Picture"/>
+            <wp:docPr descr="Responsive design check" title="" id="33" name="Picture"/>
             <a:graphic>
               <a:graphicData uri="http://schemas.openxmlformats.org/drawingml/2006/picture">
                 <pic:pic>
                   <pic:nvPicPr>
-                    <pic:cNvPr descr="capturas/tests-07-responsive-design.png" id="45" name="Picture"/>
+                    <pic:cNvPr descr="capturas/tests-07-responsive-design.png" id="34" name="Picture"/>
                     <pic:cNvPicPr>
                       <a:picLocks noChangeArrowheads="1" noChangeAspect="1"/>
                     </pic:cNvPicPr>
                   </pic:nvPicPr>
                   <pic:blipFill>
-                    <a:blip r:embed="rId43"/>
+                    <a:blip r:embed="rId32"/>
                     <a:stretch>
                       <a:fillRect/>
                     </a:stretch>
@@ -5476,9 +5903,2983 @@
         <w:t xml:space="preserve">Taking or picking photos with the phone camera and gallery cannot be automated in this test; it remains to be tested on an Android device.</w:t>
       </w:r>
     </w:p>
-    <w:bookmarkEnd w:id="46"/>
-    <w:bookmarkEnd w:id="47"/>
-    <w:bookmarkStart w:id="51" w:name="X47a48e144f5c32641f4d74d55a0fe662ef2c4a0"/>
+    <w:bookmarkEnd w:id="35"/>
+    <w:bookmarkStart w:id="36" w:name="Xc5d59d51fd9882c8b4467eefcc1dbaf6322b2cd"/>
+    <w:p>
+      <w:pPr>
+        <w:pStyle w:val="Heading3"/>
+      </w:pPr>
+      <w:r>
+        <w:t xml:space="preserve">3.3 Latest CI of October 24, 2026</w:t>
+      </w:r>
+    </w:p>
+    <w:p>
+      <w:pPr>
+        <w:pStyle w:val="FirstParagraph"/>
+      </w:pPr>
+      <w:r>
+        <w:t xml:space="preserve">On October 23, 2026</w:t>
+      </w:r>
+      <w:r>
+        <w:t xml:space="preserve"> </w:t>
+      </w:r>
+      <w:r>
+        <w:rPr>
+          <w:i/>
+          <w:iCs/>
+        </w:rPr>
+        <w:t xml:space="preserve">v1.0.0</w:t>
+      </w:r>
+      <w:r>
+        <w:t xml:space="preserve"> </w:t>
+      </w:r>
+      <w:r>
+        <w:t xml:space="preserve">was tagged in 8 repositories (757 tests), and on October 24 the 128 fix branches of the 10 repositories were merged into</w:t>
+      </w:r>
+      <w:r>
+        <w:t xml:space="preserve"> </w:t>
+      </w:r>
+      <w:r>
+        <w:rPr>
+          <w:i/>
+          <w:iCs/>
+        </w:rPr>
+        <w:t xml:space="preserve">develop</w:t>
+      </w:r>
+      <w:r>
+        <w:t xml:space="preserve">. Before pushing each repository, its branches were merged onto</w:t>
+      </w:r>
+      <w:r>
+        <w:t xml:space="preserve"> </w:t>
+      </w:r>
+      <w:r>
+        <w:rPr>
+          <w:i/>
+          <w:iCs/>
+        </w:rPr>
+        <w:t xml:space="preserve">develop</w:t>
+      </w:r>
+      <w:r>
+        <w:t xml:space="preserve"> </w:t>
+      </w:r>
+      <w:r>
+        <w:t xml:space="preserve">in a separate copy, the full suite was run, and it was checked that what was pushed was identical to what was tested. Table 5d takes the latest GitHub Actions CI of</w:t>
+      </w:r>
+      <w:r>
+        <w:t xml:space="preserve"> </w:t>
+      </w:r>
+      <w:r>
+        <w:rPr>
+          <w:i/>
+          <w:iCs/>
+        </w:rPr>
+        <w:t xml:space="preserve">develop</w:t>
+      </w:r>
+      <w:r>
+        <w:t xml:space="preserve"> </w:t>
+      </w:r>
+      <w:r>
+        <w:t xml:space="preserve">in each repository on October 24, all green; that same day this code was deployed to the public server. The 19 local end-to-end tests and the 42 functional cases were not run that day; the new remote battery (44 cases,</w:t>
+      </w:r>
+      <w:r>
+        <w:t xml:space="preserve"> </w:t>
+      </w:r>
+      <w:r>
+        <w:rPr>
+          <w:i/>
+          <w:iCs/>
+        </w:rPr>
+        <w:t xml:space="preserve">e2e.yml</w:t>
+      </w:r>
+      <w:r>
+        <w:t xml:space="preserve">) has only been tested against a simulator.</w:t>
+      </w:r>
+    </w:p>
+    <w:p>
+      <w:pPr>
+        <w:pStyle w:val="BodyText"/>
+      </w:pPr>
+      <w:r>
+        <w:rPr>
+          <w:b/>
+          <w:bCs/>
+        </w:rPr>
+        <w:t xml:space="preserve">Table 5d</w:t>
+      </w:r>
+    </w:p>
+    <w:p>
+      <w:pPr>
+        <w:pStyle w:val="BodyText"/>
+      </w:pPr>
+      <w:r>
+        <w:rPr>
+          <w:i/>
+          <w:iCs/>
+        </w:rPr>
+        <w:t xml:space="preserve">Results of the latest develop CI per artifact (October 24, 2026)</w:t>
+      </w:r>
+    </w:p>
+    <w:tbl>
+      <w:tblPr>
+        <w:tblStyle w:val="Table"/>
+        <w:tblW w:type="auto" w:w="0"/>
+        <w:tblLook w:firstRow="1" w:lastRow="0" w:firstColumn="0" w:lastColumn="0" w:noHBand="0" w:noVBand="0" w:val="0020"/>
+      </w:tblPr>
+      <w:tblGrid>
+        <w:gridCol w:w="1131"/>
+        <w:gridCol w:w="1131"/>
+        <w:gridCol w:w="1131"/>
+        <w:gridCol w:w="1131"/>
+        <w:gridCol w:w="1131"/>
+        <w:gridCol w:w="1131"/>
+        <w:gridCol w:w="1131"/>
+      </w:tblGrid>
+      <w:tr>
+        <w:trPr>
+          <w:tblHeader w:val="on"/>
+        </w:trPr>
+        <w:tc>
+          <w:tcPr/>
+          <w:p>
+            <w:pPr>
+              <w:pStyle w:val="Compact"/>
+            </w:pPr>
+            <w:r>
+              <w:t xml:space="preserve">Artifact</w:t>
+            </w:r>
+          </w:p>
+        </w:tc>
+        <w:tc>
+          <w:tcPr/>
+          <w:p>
+            <w:pPr>
+              <w:pStyle w:val="Compact"/>
+            </w:pPr>
+            <w:r>
+              <w:t xml:space="preserve">Command in the CI</w:t>
+            </w:r>
+          </w:p>
+        </w:tc>
+        <w:tc>
+          <w:tcPr/>
+          <w:p>
+            <w:pPr>
+              <w:pStyle w:val="Compact"/>
+            </w:pPr>
+            <w:r>
+              <w:t xml:space="preserve">Run</w:t>
+            </w:r>
+          </w:p>
+        </w:tc>
+        <w:tc>
+          <w:tcPr/>
+          <w:p>
+            <w:pPr>
+              <w:pStyle w:val="Compact"/>
+            </w:pPr>
+            <w:r>
+              <w:t xml:space="preserve">Passed</w:t>
+            </w:r>
+          </w:p>
+        </w:tc>
+        <w:tc>
+          <w:tcPr/>
+          <w:p>
+            <w:pPr>
+              <w:pStyle w:val="Compact"/>
+            </w:pPr>
+            <w:r>
+              <w:t xml:space="preserve">Failed</w:t>
+            </w:r>
+          </w:p>
+        </w:tc>
+        <w:tc>
+          <w:tcPr/>
+          <w:p>
+            <w:pPr>
+              <w:pStyle w:val="Compact"/>
+            </w:pPr>
+            <w:r>
+              <w:t xml:space="preserve">Skipped</w:t>
+            </w:r>
+          </w:p>
+        </w:tc>
+        <w:tc>
+          <w:tcPr/>
+          <w:p>
+            <w:pPr>
+              <w:pStyle w:val="Compact"/>
+            </w:pPr>
+            <w:r>
+              <w:t xml:space="preserve">Compared with October 23 (838)</w:t>
+            </w:r>
+          </w:p>
+        </w:tc>
+      </w:tr>
+      <w:tr>
+        <w:tc>
+          <w:tcPr/>
+          <w:p>
+            <w:pPr>
+              <w:pStyle w:val="Compact"/>
+            </w:pPr>
+            <w:r>
+              <w:t xml:space="preserve">Web (Angular)</w:t>
+            </w:r>
+          </w:p>
+        </w:tc>
+        <w:tc>
+          <w:tcPr/>
+          <w:p>
+            <w:pPr>
+              <w:pStyle w:val="Compact"/>
+            </w:pPr>
+            <w:r>
+              <w:rPr>
+                <w:rStyle w:val="VerbatimChar"/>
+              </w:rPr>
+              <w:t xml:space="preserve">ng test</w:t>
+            </w:r>
+          </w:p>
+        </w:tc>
+        <w:tc>
+          <w:tcPr/>
+          <w:p>
+            <w:pPr>
+              <w:pStyle w:val="Compact"/>
+            </w:pPr>
+            <w:r>
+              <w:t xml:space="preserve">212</w:t>
+            </w:r>
+          </w:p>
+        </w:tc>
+        <w:tc>
+          <w:tcPr/>
+          <w:p>
+            <w:pPr>
+              <w:pStyle w:val="Compact"/>
+            </w:pPr>
+            <w:r>
+              <w:t xml:space="preserve">212</w:t>
+            </w:r>
+          </w:p>
+        </w:tc>
+        <w:tc>
+          <w:tcPr/>
+          <w:p>
+            <w:pPr>
+              <w:pStyle w:val="Compact"/>
+            </w:pPr>
+            <w:r>
+              <w:t xml:space="preserve">0</w:t>
+            </w:r>
+          </w:p>
+        </w:tc>
+        <w:tc>
+          <w:tcPr/>
+          <w:p>
+            <w:pPr>
+              <w:pStyle w:val="Compact"/>
+            </w:pPr>
+            <w:r>
+              <w:t xml:space="preserve">0</w:t>
+            </w:r>
+          </w:p>
+        </w:tc>
+        <w:tc>
+          <w:tcPr/>
+          <w:p>
+            <w:pPr>
+              <w:pStyle w:val="Compact"/>
+            </w:pPr>
+            <w:r>
+              <w:t xml:space="preserve">+66: server amount, automatic refresh, translations of the 4 languages, field errors, real guard and interceptor, read-only permissions, operator (66 files)</w:t>
+            </w:r>
+          </w:p>
+        </w:tc>
+      </w:tr>
+      <w:tr>
+        <w:tc>
+          <w:tcPr/>
+          <w:p>
+            <w:pPr>
+              <w:pStyle w:val="Compact"/>
+            </w:pPr>
+            <w:r>
+              <w:t xml:space="preserve">api-gateway</w:t>
+            </w:r>
+          </w:p>
+        </w:tc>
+        <w:tc>
+          <w:tcPr/>
+          <w:p>
+            <w:pPr>
+              <w:pStyle w:val="Compact"/>
+            </w:pPr>
+            <w:r>
+              <w:rPr>
+                <w:rStyle w:val="VerbatimChar"/>
+              </w:rPr>
+              <w:t xml:space="preserve">./mvnw verify</w:t>
+            </w:r>
+          </w:p>
+        </w:tc>
+        <w:tc>
+          <w:tcPr/>
+          <w:p>
+            <w:pPr>
+              <w:pStyle w:val="Compact"/>
+            </w:pPr>
+            <w:r>
+              <w:t xml:space="preserve">62</w:t>
+            </w:r>
+          </w:p>
+        </w:tc>
+        <w:tc>
+          <w:tcPr/>
+          <w:p>
+            <w:pPr>
+              <w:pStyle w:val="Compact"/>
+            </w:pPr>
+            <w:r>
+              <w:t xml:space="preserve">62</w:t>
+            </w:r>
+          </w:p>
+        </w:tc>
+        <w:tc>
+          <w:tcPr/>
+          <w:p>
+            <w:pPr>
+              <w:pStyle w:val="Compact"/>
+            </w:pPr>
+            <w:r>
+              <w:t xml:space="preserve">0</w:t>
+            </w:r>
+          </w:p>
+        </w:tc>
+        <w:tc>
+          <w:tcPr/>
+          <w:p>
+            <w:pPr>
+              <w:pStyle w:val="Compact"/>
+            </w:pPr>
+            <w:r>
+              <w:t xml:space="preserve">0</w:t>
+            </w:r>
+          </w:p>
+        </w:tc>
+        <w:tc>
+          <w:tcPr/>
+          <w:p>
+            <w:pPr>
+              <w:pStyle w:val="Compact"/>
+            </w:pPr>
+            <w:r>
+              <w:t xml:space="preserve">+23: session with any scheme (SEC-01),</w:t>
+            </w:r>
+            <w:r>
+              <w:t xml:space="preserve"> </w:t>
+            </w:r>
+            <w:r>
+              <w:rPr>
+                <w:rStyle w:val="VerbatimChar"/>
+              </w:rPr>
+              <w:t xml:space="preserve">/auth</w:t>
+            </w:r>
+            <w:r>
+              <w:t xml:space="preserve"> </w:t>
+            </w:r>
+            <w:r>
+              <w:t xml:space="preserve">limit and real IP (SEC-04, SEC-11), and timeouts (SEC-16)</w:t>
+            </w:r>
+          </w:p>
+        </w:tc>
+      </w:tr>
+      <w:tr>
+        <w:tc>
+          <w:tcPr/>
+          <w:p>
+            <w:pPr>
+              <w:pStyle w:val="Compact"/>
+            </w:pPr>
+            <w:r>
+              <w:t xml:space="preserve">security-service</w:t>
+            </w:r>
+          </w:p>
+        </w:tc>
+        <w:tc>
+          <w:tcPr/>
+          <w:p>
+            <w:pPr>
+              <w:pStyle w:val="Compact"/>
+            </w:pPr>
+            <w:r>
+              <w:rPr>
+                <w:rStyle w:val="VerbatimChar"/>
+              </w:rPr>
+              <w:t xml:space="preserve">./mvnw verify</w:t>
+            </w:r>
+          </w:p>
+        </w:tc>
+        <w:tc>
+          <w:tcPr/>
+          <w:p>
+            <w:pPr>
+              <w:pStyle w:val="Compact"/>
+            </w:pPr>
+            <w:r>
+              <w:t xml:space="preserve">200</w:t>
+            </w:r>
+          </w:p>
+        </w:tc>
+        <w:tc>
+          <w:tcPr/>
+          <w:p>
+            <w:pPr>
+              <w:pStyle w:val="Compact"/>
+            </w:pPr>
+            <w:r>
+              <w:t xml:space="preserve">200</w:t>
+            </w:r>
+          </w:p>
+        </w:tc>
+        <w:tc>
+          <w:tcPr/>
+          <w:p>
+            <w:pPr>
+              <w:pStyle w:val="Compact"/>
+            </w:pPr>
+            <w:r>
+              <w:t xml:space="preserve">0</w:t>
+            </w:r>
+          </w:p>
+        </w:tc>
+        <w:tc>
+          <w:tcPr/>
+          <w:p>
+            <w:pPr>
+              <w:pStyle w:val="Compact"/>
+            </w:pPr>
+            <w:r>
+              <w:t xml:space="preserve">0</w:t>
+            </w:r>
+          </w:p>
+        </w:tc>
+        <w:tc>
+          <w:tcPr/>
+          <w:p>
+            <w:pPr>
+              <w:pStyle w:val="Compact"/>
+            </w:pPr>
+            <w:r>
+              <w:t xml:space="preserve">+29: consent (SEC-07), attempt caps (SEC-05, SEC-12), 72 bytes (SEC-11), IP behind the proxy, 403 tests by role (F-04, SEC-09)</w:t>
+            </w:r>
+          </w:p>
+        </w:tc>
+      </w:tr>
+      <w:tr>
+        <w:tc>
+          <w:tcPr/>
+          <w:p>
+            <w:pPr>
+              <w:pStyle w:val="Compact"/>
+            </w:pPr>
+            <w:r>
+              <w:t xml:space="preserve">customer-service</w:t>
+            </w:r>
+          </w:p>
+        </w:tc>
+        <w:tc>
+          <w:tcPr/>
+          <w:p>
+            <w:pPr>
+              <w:pStyle w:val="Compact"/>
+            </w:pPr>
+            <w:r>
+              <w:rPr>
+                <w:rStyle w:val="VerbatimChar"/>
+              </w:rPr>
+              <w:t xml:space="preserve">./mvnw verify</w:t>
+            </w:r>
+          </w:p>
+        </w:tc>
+        <w:tc>
+          <w:tcPr/>
+          <w:p>
+            <w:pPr>
+              <w:pStyle w:val="Compact"/>
+            </w:pPr>
+            <w:r>
+              <w:t xml:space="preserve">82</w:t>
+            </w:r>
+          </w:p>
+        </w:tc>
+        <w:tc>
+          <w:tcPr/>
+          <w:p>
+            <w:pPr>
+              <w:pStyle w:val="Compact"/>
+            </w:pPr>
+            <w:r>
+              <w:t xml:space="preserve">82</w:t>
+            </w:r>
+          </w:p>
+        </w:tc>
+        <w:tc>
+          <w:tcPr/>
+          <w:p>
+            <w:pPr>
+              <w:pStyle w:val="Compact"/>
+            </w:pPr>
+            <w:r>
+              <w:t xml:space="preserve">0</w:t>
+            </w:r>
+          </w:p>
+        </w:tc>
+        <w:tc>
+          <w:tcPr/>
+          <w:p>
+            <w:pPr>
+              <w:pStyle w:val="Compact"/>
+            </w:pPr>
+            <w:r>
+              <w:t xml:space="preserve">0</w:t>
+            </w:r>
+          </w:p>
+        </w:tc>
+        <w:tc>
+          <w:tcPr/>
+          <w:p>
+            <w:pPr>
+              <w:pStyle w:val="Compact"/>
+            </w:pPr>
+            <w:r>
+              <w:t xml:space="preserve">+11: vehicle with active bookings (BIZ-08), customer-only routes (BIZ-12), stored plates (E-16), and Merari's tests (F-05)</w:t>
+            </w:r>
+          </w:p>
+        </w:tc>
+      </w:tr>
+      <w:tr>
+        <w:tc>
+          <w:tcPr/>
+          <w:p>
+            <w:pPr>
+              <w:pStyle w:val="Compact"/>
+            </w:pPr>
+            <w:r>
+              <w:t xml:space="preserve">booking-service</w:t>
+            </w:r>
+          </w:p>
+        </w:tc>
+        <w:tc>
+          <w:tcPr/>
+          <w:p>
+            <w:pPr>
+              <w:pStyle w:val="Compact"/>
+            </w:pPr>
+            <w:r>
+              <w:rPr>
+                <w:rStyle w:val="VerbatimChar"/>
+              </w:rPr>
+              <w:t xml:space="preserve">./mvnw verify</w:t>
+            </w:r>
+          </w:p>
+        </w:tc>
+        <w:tc>
+          <w:tcPr/>
+          <w:p>
+            <w:pPr>
+              <w:pStyle w:val="Compact"/>
+            </w:pPr>
+            <w:r>
+              <w:t xml:space="preserve">95</w:t>
+            </w:r>
+          </w:p>
+        </w:tc>
+        <w:tc>
+          <w:tcPr/>
+          <w:p>
+            <w:pPr>
+              <w:pStyle w:val="Compact"/>
+            </w:pPr>
+            <w:r>
+              <w:t xml:space="preserve">95</w:t>
+            </w:r>
+          </w:p>
+        </w:tc>
+        <w:tc>
+          <w:tcPr/>
+          <w:p>
+            <w:pPr>
+              <w:pStyle w:val="Compact"/>
+            </w:pPr>
+            <w:r>
+              <w:t xml:space="preserve">0</w:t>
+            </w:r>
+          </w:p>
+        </w:tc>
+        <w:tc>
+          <w:tcPr/>
+          <w:p>
+            <w:pPr>
+              <w:pStyle w:val="Compact"/>
+            </w:pPr>
+            <w:r>
+              <w:t xml:space="preserve">0</w:t>
+            </w:r>
+          </w:p>
+        </w:tc>
+        <w:tc>
+          <w:tcPr/>
+          <w:p>
+            <w:pPr>
+              <w:pStyle w:val="Compact"/>
+            </w:pPr>
+            <w:r>
+              <w:t xml:space="preserve">+35: BIZ-01, BIZ-04, BIZ-06, BIZ-08, BIZ-09, BIZ-10, BIZ-12, BIZ-13,</w:t>
+            </w:r>
+            <w:r>
+              <w:t xml:space="preserve"> </w:t>
+            </w:r>
+            <w:r>
+              <w:rPr>
+                <w:rStyle w:val="VerbatimChar"/>
+              </w:rPr>
+              <w:t xml:space="preserve">reasonCode</w:t>
+            </w:r>
+            <w:r>
+              <w:t xml:space="preserve">, and F-05</w:t>
+            </w:r>
+          </w:p>
+        </w:tc>
+      </w:tr>
+      <w:tr>
+        <w:tc>
+          <w:tcPr/>
+          <w:p>
+            <w:pPr>
+              <w:pStyle w:val="Compact"/>
+            </w:pPr>
+            <w:r>
+              <w:t xml:space="preserve">operations-service</w:t>
+            </w:r>
+          </w:p>
+        </w:tc>
+        <w:tc>
+          <w:tcPr/>
+          <w:p>
+            <w:pPr>
+              <w:pStyle w:val="Compact"/>
+            </w:pPr>
+            <w:r>
+              <w:rPr>
+                <w:rStyle w:val="VerbatimChar"/>
+              </w:rPr>
+              <w:t xml:space="preserve">./mvnw verify</w:t>
+            </w:r>
+          </w:p>
+        </w:tc>
+        <w:tc>
+          <w:tcPr/>
+          <w:p>
+            <w:pPr>
+              <w:pStyle w:val="Compact"/>
+            </w:pPr>
+            <w:r>
+              <w:t xml:space="preserve">110</w:t>
+            </w:r>
+          </w:p>
+        </w:tc>
+        <w:tc>
+          <w:tcPr/>
+          <w:p>
+            <w:pPr>
+              <w:pStyle w:val="Compact"/>
+            </w:pPr>
+            <w:r>
+              <w:t xml:space="preserve">110</w:t>
+            </w:r>
+          </w:p>
+        </w:tc>
+        <w:tc>
+          <w:tcPr/>
+          <w:p>
+            <w:pPr>
+              <w:pStyle w:val="Compact"/>
+            </w:pPr>
+            <w:r>
+              <w:t xml:space="preserve">0</w:t>
+            </w:r>
+          </w:p>
+        </w:tc>
+        <w:tc>
+          <w:tcPr/>
+          <w:p>
+            <w:pPr>
+              <w:pStyle w:val="Compact"/>
+            </w:pPr>
+            <w:r>
+              <w:t xml:space="preserve">0</w:t>
+            </w:r>
+          </w:p>
+        </w:tc>
+        <w:tc>
+          <w:tcPr/>
+          <w:p>
+            <w:pPr>
+              <w:pStyle w:val="Compact"/>
+            </w:pPr>
+            <w:r>
+              <w:t xml:space="preserve">+38: OPS-01, OPS-03, OPS-04, OPS-08, OPS-11, OPS-12, A-12, A-13, B-01, E-12, and F-05</w:t>
+            </w:r>
+          </w:p>
+        </w:tc>
+      </w:tr>
+      <w:tr>
+        <w:tc>
+          <w:tcPr/>
+          <w:p>
+            <w:pPr>
+              <w:pStyle w:val="Compact"/>
+            </w:pPr>
+            <w:r>
+              <w:t xml:space="preserve">notification-service</w:t>
+            </w:r>
+          </w:p>
+        </w:tc>
+        <w:tc>
+          <w:tcPr/>
+          <w:p>
+            <w:pPr>
+              <w:pStyle w:val="Compact"/>
+            </w:pPr>
+            <w:r>
+              <w:rPr>
+                <w:rStyle w:val="VerbatimChar"/>
+              </w:rPr>
+              <w:t xml:space="preserve">./mvnw verify</w:t>
+            </w:r>
+          </w:p>
+        </w:tc>
+        <w:tc>
+          <w:tcPr/>
+          <w:p>
+            <w:pPr>
+              <w:pStyle w:val="Compact"/>
+            </w:pPr>
+            <w:r>
+              <w:t xml:space="preserve">133</w:t>
+            </w:r>
+          </w:p>
+        </w:tc>
+        <w:tc>
+          <w:tcPr/>
+          <w:p>
+            <w:pPr>
+              <w:pStyle w:val="Compact"/>
+            </w:pPr>
+            <w:r>
+              <w:t xml:space="preserve">133</w:t>
+            </w:r>
+          </w:p>
+        </w:tc>
+        <w:tc>
+          <w:tcPr/>
+          <w:p>
+            <w:pPr>
+              <w:pStyle w:val="Compact"/>
+            </w:pPr>
+            <w:r>
+              <w:t xml:space="preserve">0</w:t>
+            </w:r>
+          </w:p>
+        </w:tc>
+        <w:tc>
+          <w:tcPr/>
+          <w:p>
+            <w:pPr>
+              <w:pStyle w:val="Compact"/>
+            </w:pPr>
+            <w:r>
+              <w:t xml:space="preserve">0</w:t>
+            </w:r>
+          </w:p>
+        </w:tc>
+        <w:tc>
+          <w:tcPr/>
+          <w:p>
+            <w:pPr>
+              <w:pStyle w:val="Compact"/>
+            </w:pPr>
+            <w:r>
+              <w:t xml:space="preserve">+18: pending deliveries (OPS-05), reminders (A-11), administrators with retries (OPS-06), released operator (E-12)</w:t>
+            </w:r>
+          </w:p>
+        </w:tc>
+      </w:tr>
+      <w:tr>
+        <w:tc>
+          <w:tcPr/>
+          <w:p>
+            <w:pPr>
+              <w:pStyle w:val="Compact"/>
+            </w:pPr>
+            <w:r>
+              <w:t xml:space="preserve">payment-service: domain</w:t>
+            </w:r>
+          </w:p>
+        </w:tc>
+        <w:tc>
+          <w:tcPr/>
+          <w:p>
+            <w:pPr>
+              <w:pStyle w:val="Compact"/>
+            </w:pPr>
+            <w:r>
+              <w:rPr>
+                <w:rStyle w:val="VerbatimChar"/>
+              </w:rPr>
+              <w:t xml:space="preserve">dotnet test</w:t>
+            </w:r>
+          </w:p>
+        </w:tc>
+        <w:tc>
+          <w:tcPr/>
+          <w:p>
+            <w:pPr>
+              <w:pStyle w:val="Compact"/>
+            </w:pPr>
+            <w:r>
+              <w:t xml:space="preserve">134</w:t>
+            </w:r>
+          </w:p>
+        </w:tc>
+        <w:tc>
+          <w:tcPr/>
+          <w:p>
+            <w:pPr>
+              <w:pStyle w:val="Compact"/>
+            </w:pPr>
+            <w:r>
+              <w:t xml:space="preserve">134</w:t>
+            </w:r>
+          </w:p>
+        </w:tc>
+        <w:tc>
+          <w:tcPr/>
+          <w:p>
+            <w:pPr>
+              <w:pStyle w:val="Compact"/>
+            </w:pPr>
+            <w:r>
+              <w:t xml:space="preserve">0</w:t>
+            </w:r>
+          </w:p>
+        </w:tc>
+        <w:tc>
+          <w:tcPr/>
+          <w:p>
+            <w:pPr>
+              <w:pStyle w:val="Compact"/>
+            </w:pPr>
+            <w:r>
+              <w:t xml:space="preserve">0</w:t>
+            </w:r>
+          </w:p>
+        </w:tc>
+        <w:tc>
+          <w:tcPr/>
+          <w:p>
+            <w:pPr>
+              <w:pStyle w:val="Compact"/>
+            </w:pPr>
+            <w:r>
+              <w:t xml:space="preserve">+15:</w:t>
+            </w:r>
+            <w:r>
+              <w:t xml:space="preserve"> </w:t>
+            </w:r>
+            <w:r>
+              <w:rPr>
+                <w:rStyle w:val="VerbatimChar"/>
+              </w:rPr>
+              <w:t xml:space="preserve">AMOUNT_CHANGED</w:t>
+            </w:r>
+            <w:r>
+              <w:t xml:space="preserve">, percentage coupon, cancelled-booking notice</w:t>
+            </w:r>
+          </w:p>
+        </w:tc>
+      </w:tr>
+      <w:tr>
+        <w:tc>
+          <w:tcPr/>
+          <w:p>
+            <w:pPr>
+              <w:pStyle w:val="Compact"/>
+            </w:pPr>
+            <w:r>
+              <w:t xml:space="preserve">payment-service: application</w:t>
+            </w:r>
+          </w:p>
+        </w:tc>
+        <w:tc>
+          <w:tcPr/>
+          <w:p>
+            <w:pPr>
+              <w:pStyle w:val="Compact"/>
+            </w:pPr>
+            <w:r>
+              <w:t xml:space="preserve">(same command)</w:t>
+            </w:r>
+          </w:p>
+        </w:tc>
+        <w:tc>
+          <w:tcPr/>
+          <w:p>
+            <w:pPr>
+              <w:pStyle w:val="Compact"/>
+            </w:pPr>
+            <w:r>
+              <w:t xml:space="preserve">52</w:t>
+            </w:r>
+          </w:p>
+        </w:tc>
+        <w:tc>
+          <w:tcPr/>
+          <w:p>
+            <w:pPr>
+              <w:pStyle w:val="Compact"/>
+            </w:pPr>
+            <w:r>
+              <w:t xml:space="preserve">52</w:t>
+            </w:r>
+          </w:p>
+        </w:tc>
+        <w:tc>
+          <w:tcPr/>
+          <w:p>
+            <w:pPr>
+              <w:pStyle w:val="Compact"/>
+            </w:pPr>
+            <w:r>
+              <w:t xml:space="preserve">0</w:t>
+            </w:r>
+          </w:p>
+        </w:tc>
+        <w:tc>
+          <w:tcPr/>
+          <w:p>
+            <w:pPr>
+              <w:pStyle w:val="Compact"/>
+            </w:pPr>
+            <w:r>
+              <w:t xml:space="preserve">0</w:t>
+            </w:r>
+          </w:p>
+        </w:tc>
+        <w:tc>
+          <w:tcPr/>
+          <w:p>
+            <w:pPr>
+              <w:pStyle w:val="Compact"/>
+            </w:pPr>
+            <w:r>
+              <w:t xml:space="preserve">+20: customer redemption (BIZ-02), paged queue (E-10), inactive cash (C-04), discount type (D-01)</w:t>
+            </w:r>
+          </w:p>
+        </w:tc>
+      </w:tr>
+      <w:tr>
+        <w:tc>
+          <w:tcPr/>
+          <w:p>
+            <w:pPr>
+              <w:pStyle w:val="Compact"/>
+            </w:pPr>
+            <w:r>
+              <w:t xml:space="preserve">payment-service: API</w:t>
+            </w:r>
+          </w:p>
+        </w:tc>
+        <w:tc>
+          <w:tcPr/>
+          <w:p>
+            <w:pPr>
+              <w:pStyle w:val="Compact"/>
+            </w:pPr>
+            <w:r>
+              <w:t xml:space="preserve">(same command)</w:t>
+            </w:r>
+          </w:p>
+        </w:tc>
+        <w:tc>
+          <w:tcPr/>
+          <w:p>
+            <w:pPr>
+              <w:pStyle w:val="Compact"/>
+            </w:pPr>
+            <w:r>
+              <w:t xml:space="preserve">34</w:t>
+            </w:r>
+          </w:p>
+        </w:tc>
+        <w:tc>
+          <w:tcPr/>
+          <w:p>
+            <w:pPr>
+              <w:pStyle w:val="Compact"/>
+            </w:pPr>
+            <w:r>
+              <w:t xml:space="preserve">34</w:t>
+            </w:r>
+          </w:p>
+        </w:tc>
+        <w:tc>
+          <w:tcPr/>
+          <w:p>
+            <w:pPr>
+              <w:pStyle w:val="Compact"/>
+            </w:pPr>
+            <w:r>
+              <w:t xml:space="preserve">0</w:t>
+            </w:r>
+          </w:p>
+        </w:tc>
+        <w:tc>
+          <w:tcPr/>
+          <w:p>
+            <w:pPr>
+              <w:pStyle w:val="Compact"/>
+            </w:pPr>
+            <w:r>
+              <w:t xml:space="preserve">0</w:t>
+            </w:r>
+          </w:p>
+        </w:tc>
+        <w:tc>
+          <w:tcPr/>
+          <w:p>
+            <w:pPr>
+              <w:pStyle w:val="Compact"/>
+            </w:pPr>
+            <w:r>
+              <w:t xml:space="preserve">+34: new project with the tests by role (F-04) and the required identifiers (BIZ-13)</w:t>
+            </w:r>
+          </w:p>
+        </w:tc>
+      </w:tr>
+      <w:tr>
+        <w:tc>
+          <w:tcPr/>
+          <w:p>
+            <w:pPr>
+              <w:pStyle w:val="Compact"/>
+            </w:pPr>
+            <w:r>
+              <w:t xml:space="preserve">payment-service: infrastructure</w:t>
+            </w:r>
+          </w:p>
+        </w:tc>
+        <w:tc>
+          <w:tcPr/>
+          <w:p>
+            <w:pPr>
+              <w:pStyle w:val="Compact"/>
+            </w:pPr>
+            <w:r>
+              <w:t xml:space="preserve">(same command, without</w:t>
+            </w:r>
+            <w:r>
+              <w:t xml:space="preserve"> </w:t>
+            </w:r>
+            <w:r>
+              <w:rPr>
+                <w:rStyle w:val="VerbatimChar"/>
+              </w:rPr>
+              <w:t xml:space="preserve">PAYMENT_INTEGRATION_DB</w:t>
+            </w:r>
+            <w:r>
+              <w:t xml:space="preserve">)</w:t>
+            </w:r>
+          </w:p>
+        </w:tc>
+        <w:tc>
+          <w:tcPr/>
+          <w:p>
+            <w:pPr>
+              <w:pStyle w:val="Compact"/>
+            </w:pPr>
+            <w:r>
+              <w:t xml:space="preserve">5</w:t>
+            </w:r>
+          </w:p>
+        </w:tc>
+        <w:tc>
+          <w:tcPr/>
+          <w:p>
+            <w:pPr>
+              <w:pStyle w:val="Compact"/>
+            </w:pPr>
+            <w:r>
+              <w:t xml:space="preserve">5</w:t>
+            </w:r>
+          </w:p>
+        </w:tc>
+        <w:tc>
+          <w:tcPr/>
+          <w:p>
+            <w:pPr>
+              <w:pStyle w:val="Compact"/>
+            </w:pPr>
+            <w:r>
+              <w:t xml:space="preserve">0</w:t>
+            </w:r>
+          </w:p>
+        </w:tc>
+        <w:tc>
+          <w:tcPr/>
+          <w:p>
+            <w:pPr>
+              <w:pStyle w:val="Compact"/>
+            </w:pPr>
+            <w:r>
+              <w:t xml:space="preserve">11</w:t>
+            </w:r>
+          </w:p>
+        </w:tc>
+        <w:tc>
+          <w:tcPr/>
+          <w:p>
+            <w:pPr>
+              <w:pStyle w:val="Compact"/>
+            </w:pPr>
+            <w:r>
+              <w:t xml:space="preserve">+5 without a database; the 11 persistence tests used to be skipped in the CI (since October 27, 2026 they run in the "Pruebas de integración" job, against SQL Server with the Liquibase migrations)</w:t>
+            </w:r>
+          </w:p>
+        </w:tc>
+      </w:tr>
+      <w:tr>
+        <w:tc>
+          <w:tcPr/>
+          <w:p>
+            <w:pPr>
+              <w:pStyle w:val="Compact"/>
+            </w:pPr>
+            <w:r>
+              <w:t xml:space="preserve">Mobile app</w:t>
+            </w:r>
+          </w:p>
+        </w:tc>
+        <w:tc>
+          <w:tcPr/>
+          <w:p>
+            <w:pPr>
+              <w:pStyle w:val="Compact"/>
+            </w:pPr>
+            <w:r>
+              <w:rPr>
+                <w:rStyle w:val="VerbatimChar"/>
+              </w:rPr>
+              <w:t xml:space="preserve">npm test -- --ci</w:t>
+            </w:r>
+          </w:p>
+        </w:tc>
+        <w:tc>
+          <w:tcPr/>
+          <w:p>
+            <w:pPr>
+              <w:pStyle w:val="Compact"/>
+            </w:pPr>
+            <w:r>
+              <w:t xml:space="preserve">73</w:t>
+            </w:r>
+          </w:p>
+        </w:tc>
+        <w:tc>
+          <w:tcPr/>
+          <w:p>
+            <w:pPr>
+              <w:pStyle w:val="Compact"/>
+            </w:pPr>
+            <w:r>
+              <w:t xml:space="preserve">73</w:t>
+            </w:r>
+          </w:p>
+        </w:tc>
+        <w:tc>
+          <w:tcPr/>
+          <w:p>
+            <w:pPr>
+              <w:pStyle w:val="Compact"/>
+            </w:pPr>
+            <w:r>
+              <w:t xml:space="preserve">0</w:t>
+            </w:r>
+          </w:p>
+        </w:tc>
+        <w:tc>
+          <w:tcPr/>
+          <w:p>
+            <w:pPr>
+              <w:pStyle w:val="Compact"/>
+            </w:pPr>
+            <w:r>
+              <w:t xml:space="preserve">0</w:t>
+            </w:r>
+          </w:p>
+        </w:tc>
+        <w:tc>
+          <w:tcPr/>
+          <w:p>
+            <w:pPr>
+              <w:pStyle w:val="Compact"/>
+            </w:pPr>
+            <w:r>
+              <w:t xml:space="preserve">+60: payment, refresh, errors, operator, paged queue, fixed discount (25 suites)</w:t>
+            </w:r>
+          </w:p>
+        </w:tc>
+      </w:tr>
+      <w:tr>
+        <w:tc>
+          <w:tcPr/>
+          <w:p>
+            <w:pPr>
+              <w:pStyle w:val="Compact"/>
+            </w:pPr>
+            <w:r>
+              <w:rPr>
+                <w:b/>
+                <w:bCs/>
+              </w:rPr>
+              <w:t xml:space="preserve">Total</w:t>
+            </w:r>
+          </w:p>
+        </w:tc>
+        <w:tc>
+          <w:tcPr/>
+          <w:p>
+            <w:pPr>
+              <w:pStyle w:val="Compact"/>
+            </w:pPr>
+          </w:p>
+        </w:tc>
+        <w:tc>
+          <w:tcPr/>
+          <w:p>
+            <w:pPr>
+              <w:pStyle w:val="Compact"/>
+            </w:pPr>
+            <w:r>
+              <w:rPr>
+                <w:b/>
+                <w:bCs/>
+              </w:rPr>
+              <w:t xml:space="preserve">1,192</w:t>
+            </w:r>
+          </w:p>
+        </w:tc>
+        <w:tc>
+          <w:tcPr/>
+          <w:p>
+            <w:pPr>
+              <w:pStyle w:val="Compact"/>
+            </w:pPr>
+            <w:r>
+              <w:rPr>
+                <w:b/>
+                <w:bCs/>
+              </w:rPr>
+              <w:t xml:space="preserve">1,192</w:t>
+            </w:r>
+          </w:p>
+        </w:tc>
+        <w:tc>
+          <w:tcPr/>
+          <w:p>
+            <w:pPr>
+              <w:pStyle w:val="Compact"/>
+            </w:pPr>
+            <w:r>
+              <w:rPr>
+                <w:b/>
+                <w:bCs/>
+              </w:rPr>
+              <w:t xml:space="preserve">0</w:t>
+            </w:r>
+          </w:p>
+        </w:tc>
+        <w:tc>
+          <w:tcPr/>
+          <w:p>
+            <w:pPr>
+              <w:pStyle w:val="Compact"/>
+            </w:pPr>
+            <w:r>
+              <w:rPr>
+                <w:b/>
+                <w:bCs/>
+              </w:rPr>
+              <w:t xml:space="preserve">11</w:t>
+            </w:r>
+          </w:p>
+        </w:tc>
+        <w:tc>
+          <w:tcPr/>
+          <w:p>
+            <w:pPr>
+              <w:pStyle w:val="Compact"/>
+            </w:pPr>
+            <w:r>
+              <w:rPr>
+                <w:b/>
+                <w:bCs/>
+              </w:rPr>
+              <w:t xml:space="preserve">+354</w:t>
+            </w:r>
+          </w:p>
+        </w:tc>
+      </w:tr>
+    </w:tbl>
+    <w:p>
+      <w:pPr>
+        <w:pStyle w:val="BlockText"/>
+      </w:pPr>
+      <w:r>
+        <w:rPr>
+          <w:i/>
+          <w:iCs/>
+        </w:rPr>
+        <w:t xml:space="preserve">Note.</w:t>
+      </w:r>
+      <w:r>
+        <w:t xml:space="preserve"> </w:t>
+      </w:r>
+      <w:r>
+        <w:t xml:space="preserve">Source: log of the</w:t>
+      </w:r>
+      <w:r>
+        <w:t xml:space="preserve"> </w:t>
+      </w:r>
+      <w:r>
+        <w:rPr>
+          <w:i/>
+          <w:iCs/>
+        </w:rPr>
+        <w:t xml:space="preserve">develop</w:t>
+      </w:r>
+      <w:r>
+        <w:t xml:space="preserve"> </w:t>
+      </w:r>
+      <w:r>
+        <w:t xml:space="preserve">GitHub Actions runs of October 24, 2026 (</w:t>
+      </w:r>
+      <w:r>
+        <w:rPr>
+          <w:i/>
+          <w:iCs/>
+        </w:rPr>
+        <w:t xml:space="preserve">gh run view --log</w:t>
+      </w:r>
+      <w:r>
+        <w:t xml:space="preserve">): Maven</w:t>
+      </w:r>
+      <w:r>
+        <w:t xml:space="preserve"> </w:t>
+      </w:r>
+      <w:r>
+        <w:rPr>
+          <w:rStyle w:val="VerbatimChar"/>
+        </w:rPr>
+        <w:t xml:space="preserve">Tests run:</w:t>
+      </w:r>
+      <w:r>
+        <w:t xml:space="preserve"> </w:t>
+      </w:r>
+      <w:r>
+        <w:t xml:space="preserve">lines,</w:t>
+      </w:r>
+      <w:r>
+        <w:t xml:space="preserve"> </w:t>
+      </w:r>
+      <w:r>
+        <w:rPr>
+          <w:i/>
+          <w:iCs/>
+        </w:rPr>
+        <w:t xml:space="preserve">dotnet test</w:t>
+      </w:r>
+      <w:r>
+        <w:t xml:space="preserve"> </w:t>
+      </w:r>
+      <w:r>
+        <w:rPr>
+          <w:rStyle w:val="VerbatimChar"/>
+        </w:rPr>
+        <w:t xml:space="preserve">Passed!</w:t>
+      </w:r>
+      <w:r>
+        <w:t xml:space="preserve">, the Vitest summary, and the Jest summary. Without the mobile app, the total is 1,119. The reasons for each difference are inferred from the branches merged that day. The October 23 table (838 tests) remains in the document's history.</w:t>
+      </w:r>
+    </w:p>
+    <w:bookmarkEnd w:id="36"/>
+    <w:bookmarkStart w:id="37" w:name="X759750c6ad4fdf9fba0fbdac5584ef84c61129a"/>
+    <w:p>
+      <w:pPr>
+        <w:pStyle w:val="Heading3"/>
+      </w:pPr>
+      <w:r>
+        <w:t xml:space="preserve">3.4 Live tests of payment at booking (October 26, 2026)</w:t>
+      </w:r>
+    </w:p>
+    <w:p>
+      <w:pPr>
+        <w:pStyle w:val="FirstParagraph"/>
+      </w:pPr>
+      <w:r>
+        <w:t xml:space="preserve">On October 26, 2026 the team tested payment at booking live (payment mode at booking, cash with a limit, and expiry of the digital payment; AC-88), first locally, with all the services running, and then in production. Locally, booking-service ran with the payment window reduced to 1 minute and the expiry job every 15 seconds, so as not to wait 30 minutes. The tests were run through the API and on the web screen. Table 5e shows each test and its result.</w:t>
+      </w:r>
+    </w:p>
+    <w:p>
+      <w:pPr>
+        <w:pStyle w:val="BodyText"/>
+      </w:pPr>
+      <w:r>
+        <w:rPr>
+          <w:b/>
+          <w:bCs/>
+        </w:rPr>
+        <w:t xml:space="preserve">Table 5e</w:t>
+      </w:r>
+    </w:p>
+    <w:p>
+      <w:pPr>
+        <w:pStyle w:val="BodyText"/>
+      </w:pPr>
+      <w:r>
+        <w:rPr>
+          <w:i/>
+          <w:iCs/>
+        </w:rPr>
+        <w:t xml:space="preserve">Local live tests of payment at booking (October 26, 2026)</w:t>
+      </w:r>
+    </w:p>
+    <w:tbl>
+      <w:tblPr>
+        <w:tblStyle w:val="Table"/>
+        <w:tblW w:type="auto" w:w="0"/>
+        <w:tblLook w:firstRow="1" w:lastRow="0" w:firstColumn="0" w:lastColumn="0" w:noHBand="0" w:noVBand="0" w:val="0020"/>
+      </w:tblPr>
+      <w:tblGrid>
+        <w:gridCol w:w="1980"/>
+        <w:gridCol w:w="1980"/>
+        <w:gridCol w:w="1980"/>
+        <w:gridCol w:w="1980"/>
+      </w:tblGrid>
+      <w:tr>
+        <w:trPr>
+          <w:tblHeader w:val="on"/>
+        </w:trPr>
+        <w:tc>
+          <w:tcPr/>
+          <w:p>
+            <w:pPr>
+              <w:pStyle w:val="Compact"/>
+            </w:pPr>
+            <w:r>
+              <w:t xml:space="preserve">#</w:t>
+            </w:r>
+          </w:p>
+        </w:tc>
+        <w:tc>
+          <w:tcPr/>
+          <w:p>
+            <w:pPr>
+              <w:pStyle w:val="Compact"/>
+            </w:pPr>
+            <w:r>
+              <w:t xml:space="preserve">Test</w:t>
+            </w:r>
+          </w:p>
+        </w:tc>
+        <w:tc>
+          <w:tcPr/>
+          <w:p>
+            <w:pPr>
+              <w:pStyle w:val="Compact"/>
+            </w:pPr>
+            <w:r>
+              <w:t xml:space="preserve">Expected result</w:t>
+            </w:r>
+          </w:p>
+        </w:tc>
+        <w:tc>
+          <w:tcPr/>
+          <w:p>
+            <w:pPr>
+              <w:pStyle w:val="Compact"/>
+            </w:pPr>
+            <w:r>
+              <w:t xml:space="preserve">Actual result</w:t>
+            </w:r>
+          </w:p>
+        </w:tc>
+      </w:tr>
+      <w:tr>
+        <w:tc>
+          <w:tcPr/>
+          <w:p>
+            <w:pPr>
+              <w:pStyle w:val="Compact"/>
+            </w:pPr>
+            <w:r>
+              <w:t xml:space="preserve">1</w:t>
+            </w:r>
+          </w:p>
+        </w:tc>
+        <w:tc>
+          <w:tcPr/>
+          <w:p>
+            <w:pPr>
+              <w:pStyle w:val="Compact"/>
+            </w:pPr>
+            <w:r>
+              <w:t xml:space="preserve">Book as a customer without</w:t>
+            </w:r>
+            <w:r>
+              <w:t xml:space="preserve"> </w:t>
+            </w:r>
+            <w:r>
+              <w:rPr>
+                <w:rStyle w:val="VerbatimChar"/>
+              </w:rPr>
+              <w:t xml:space="preserve">paymentMode</w:t>
+            </w:r>
+          </w:p>
+        </w:tc>
+        <w:tc>
+          <w:tcPr/>
+          <w:p>
+            <w:pPr>
+              <w:pStyle w:val="Compact"/>
+            </w:pPr>
+            <w:r>
+              <w:t xml:space="preserve">400</w:t>
+            </w:r>
+            <w:r>
+              <w:t xml:space="preserve"> </w:t>
+            </w:r>
+            <w:r>
+              <w:rPr>
+                <w:rStyle w:val="VerbatimChar"/>
+              </w:rPr>
+              <w:t xml:space="preserve">INVALID_PAYMENT_MODE</w:t>
+            </w:r>
+          </w:p>
+        </w:tc>
+        <w:tc>
+          <w:tcPr/>
+          <w:p>
+            <w:pPr>
+              <w:pStyle w:val="Compact"/>
+            </w:pPr>
+            <w:r>
+              <w:t xml:space="preserve">400</w:t>
+            </w:r>
+            <w:r>
+              <w:t xml:space="preserve"> </w:t>
+            </w:r>
+            <w:r>
+              <w:rPr>
+                <w:rStyle w:val="VerbatimChar"/>
+              </w:rPr>
+              <w:t xml:space="preserve">INVALID_PAYMENT_MODE</w:t>
+            </w:r>
+          </w:p>
+        </w:tc>
+      </w:tr>
+      <w:tr>
+        <w:tc>
+          <w:tcPr/>
+          <w:p>
+            <w:pPr>
+              <w:pStyle w:val="Compact"/>
+            </w:pPr>
+            <w:r>
+              <w:t xml:space="preserve">2</w:t>
+            </w:r>
+          </w:p>
+        </w:tc>
+        <w:tc>
+          <w:tcPr/>
+          <w:p>
+            <w:pPr>
+              <w:pStyle w:val="Compact"/>
+            </w:pPr>
+            <w:r>
+              <w:t xml:space="preserve">First cash booking (</w:t>
+            </w:r>
+            <w:r>
+              <w:rPr>
+                <w:rStyle w:val="VerbatimChar"/>
+              </w:rPr>
+              <w:t xml:space="preserve">CASH</w:t>
+            </w:r>
+            <w:r>
+              <w:t xml:space="preserve">)</w:t>
+            </w:r>
+          </w:p>
+        </w:tc>
+        <w:tc>
+          <w:tcPr/>
+          <w:p>
+            <w:pPr>
+              <w:pStyle w:val="Compact"/>
+            </w:pPr>
+            <w:r>
+              <w:t xml:space="preserve">201</w:t>
+            </w:r>
+          </w:p>
+        </w:tc>
+        <w:tc>
+          <w:tcPr/>
+          <w:p>
+            <w:pPr>
+              <w:pStyle w:val="Compact"/>
+            </w:pPr>
+            <w:r>
+              <w:t xml:space="preserve">201</w:t>
+            </w:r>
+          </w:p>
+        </w:tc>
+      </w:tr>
+      <w:tr>
+        <w:tc>
+          <w:tcPr/>
+          <w:p>
+            <w:pPr>
+              <w:pStyle w:val="Compact"/>
+            </w:pPr>
+            <w:r>
+              <w:t xml:space="preserve">3</w:t>
+            </w:r>
+          </w:p>
+        </w:tc>
+        <w:tc>
+          <w:tcPr/>
+          <w:p>
+            <w:pPr>
+              <w:pStyle w:val="Compact"/>
+            </w:pPr>
+            <w:r>
+              <w:t xml:space="preserve">Second cash booking while the first is active</w:t>
+            </w:r>
+          </w:p>
+        </w:tc>
+        <w:tc>
+          <w:tcPr/>
+          <w:p>
+            <w:pPr>
+              <w:pStyle w:val="Compact"/>
+            </w:pPr>
+            <w:r>
+              <w:t xml:space="preserve">409</w:t>
+            </w:r>
+            <w:r>
+              <w:t xml:space="preserve"> </w:t>
+            </w:r>
+            <w:r>
+              <w:rPr>
+                <w:rStyle w:val="VerbatimChar"/>
+              </w:rPr>
+              <w:t xml:space="preserve">CASH_BOOKING_LIMIT</w:t>
+            </w:r>
+          </w:p>
+        </w:tc>
+        <w:tc>
+          <w:tcPr/>
+          <w:p>
+            <w:pPr>
+              <w:pStyle w:val="Compact"/>
+            </w:pPr>
+            <w:r>
+              <w:t xml:space="preserve">409</w:t>
+            </w:r>
+            <w:r>
+              <w:t xml:space="preserve"> </w:t>
+            </w:r>
+            <w:r>
+              <w:rPr>
+                <w:rStyle w:val="VerbatimChar"/>
+              </w:rPr>
+              <w:t xml:space="preserve">CASH_BOOKING_LIMIT</w:t>
+            </w:r>
+          </w:p>
+        </w:tc>
+      </w:tr>
+      <w:tr>
+        <w:tc>
+          <w:tcPr/>
+          <w:p>
+            <w:pPr>
+              <w:pStyle w:val="Compact"/>
+            </w:pPr>
+            <w:r>
+              <w:t xml:space="preserve">4</w:t>
+            </w:r>
+          </w:p>
+        </w:tc>
+        <w:tc>
+          <w:tcPr/>
+          <w:p>
+            <w:pPr>
+              <w:pStyle w:val="Compact"/>
+            </w:pPr>
+            <w:r>
+              <w:rPr>
+                <w:rStyle w:val="VerbatimChar"/>
+              </w:rPr>
+              <w:t xml:space="preserve">DIGITAL</w:t>
+            </w:r>
+            <w:r>
+              <w:t xml:space="preserve"> </w:t>
+            </w:r>
+            <w:r>
+              <w:t xml:space="preserve">booking without uploading the receipt</w:t>
+            </w:r>
+          </w:p>
+        </w:tc>
+        <w:tc>
+          <w:tcPr/>
+          <w:p>
+            <w:pPr>
+              <w:pStyle w:val="Compact"/>
+            </w:pPr>
+            <w:r>
+              <w:t xml:space="preserve">Cancelled automatically when the deadline passes, with the reason</w:t>
+            </w:r>
+            <w:r>
+              <w:t xml:space="preserve"> </w:t>
+            </w:r>
+            <w:r>
+              <w:rPr>
+                <w:rStyle w:val="VerbatimChar"/>
+              </w:rPr>
+              <w:t xml:space="preserve">PAYMENT_TIMEOUT</w:t>
+            </w:r>
+          </w:p>
+        </w:tc>
+        <w:tc>
+          <w:tcPr/>
+          <w:p>
+            <w:pPr>
+              <w:pStyle w:val="Compact"/>
+            </w:pPr>
+            <w:r>
+              <w:t xml:space="preserve">Cancelled automatically after ~70 s with</w:t>
+            </w:r>
+            <w:r>
+              <w:t xml:space="preserve"> </w:t>
+            </w:r>
+            <w:r>
+              <w:rPr>
+                <w:rStyle w:val="VerbatimChar"/>
+              </w:rPr>
+              <w:t xml:space="preserve">PAYMENT_TIMEOUT</w:t>
+            </w:r>
+          </w:p>
+        </w:tc>
+      </w:tr>
+      <w:tr>
+        <w:tc>
+          <w:tcPr/>
+          <w:p>
+            <w:pPr>
+              <w:pStyle w:val="Compact"/>
+            </w:pPr>
+            <w:r>
+              <w:t xml:space="preserve">5</w:t>
+            </w:r>
+          </w:p>
+        </w:tc>
+        <w:tc>
+          <w:tcPr/>
+          <w:p>
+            <w:pPr>
+              <w:pStyle w:val="Compact"/>
+            </w:pPr>
+            <w:r>
+              <w:rPr>
+                <w:rStyle w:val="VerbatimChar"/>
+              </w:rPr>
+              <w:t xml:space="preserve">DIGITAL</w:t>
+            </w:r>
+            <w:r>
+              <w:t xml:space="preserve"> </w:t>
+            </w:r>
+            <w:r>
+              <w:t xml:space="preserve">booking paid on time</w:t>
+            </w:r>
+          </w:p>
+        </w:tc>
+        <w:tc>
+          <w:tcPr/>
+          <w:p>
+            <w:pPr>
+              <w:pStyle w:val="Compact"/>
+            </w:pPr>
+            <w:r>
+              <w:t xml:space="preserve">Stays</w:t>
+            </w:r>
+            <w:r>
+              <w:t xml:space="preserve"> </w:t>
+            </w:r>
+            <w:r>
+              <w:rPr>
+                <w:rStyle w:val="VerbatimChar"/>
+              </w:rPr>
+              <w:t xml:space="preserve">CONFIRMED</w:t>
+            </w:r>
+            <w:r>
+              <w:t xml:space="preserve"> </w:t>
+            </w:r>
+            <w:r>
+              <w:t xml:space="preserve">and the booking gets</w:t>
+            </w:r>
+            <w:r>
+              <w:t xml:space="preserve"> </w:t>
+            </w:r>
+            <w:r>
+              <w:rPr>
+                <w:rStyle w:val="VerbatimChar"/>
+              </w:rPr>
+              <w:t xml:space="preserve">paymentReported=true</w:t>
+            </w:r>
+          </w:p>
+        </w:tc>
+        <w:tc>
+          <w:tcPr/>
+          <w:p>
+            <w:pPr>
+              <w:pStyle w:val="Compact"/>
+            </w:pPr>
+            <w:r>
+              <w:t xml:space="preserve">Stayed</w:t>
+            </w:r>
+            <w:r>
+              <w:t xml:space="preserve"> </w:t>
+            </w:r>
+            <w:r>
+              <w:rPr>
+                <w:rStyle w:val="VerbatimChar"/>
+              </w:rPr>
+              <w:t xml:space="preserve">CONFIRMED</w:t>
+            </w:r>
+            <w:r>
+              <w:t xml:space="preserve">;</w:t>
+            </w:r>
+            <w:r>
+              <w:t xml:space="preserve"> </w:t>
+            </w:r>
+            <w:r>
+              <w:rPr>
+                <w:rStyle w:val="VerbatimChar"/>
+              </w:rPr>
+              <w:t xml:space="preserve">paymentReported=true</w:t>
+            </w:r>
+            <w:r>
+              <w:t xml:space="preserve"> </w:t>
+            </w:r>
+            <w:r>
+              <w:t xml:space="preserve">arrived in ~5 s through</w:t>
+            </w:r>
+            <w:r>
+              <w:t xml:space="preserve"> </w:t>
+            </w:r>
+            <w:r>
+              <w:rPr>
+                <w:rStyle w:val="VerbatimChar"/>
+              </w:rPr>
+              <w:t xml:space="preserve">payment.reported</w:t>
+            </w:r>
+          </w:p>
+        </w:tc>
+      </w:tr>
+      <w:tr>
+        <w:tc>
+          <w:tcPr/>
+          <w:p>
+            <w:pPr>
+              <w:pStyle w:val="Compact"/>
+            </w:pPr>
+            <w:r>
+              <w:t xml:space="preserve">6</w:t>
+            </w:r>
+          </w:p>
+        </w:tc>
+        <w:tc>
+          <w:tcPr/>
+          <w:p>
+            <w:pPr>
+              <w:pStyle w:val="Compact"/>
+            </w:pPr>
+            <w:r>
+              <w:t xml:space="preserve">Pay for a booking already cancelled</w:t>
+            </w:r>
+          </w:p>
+        </w:tc>
+        <w:tc>
+          <w:tcPr/>
+          <w:p>
+            <w:pPr>
+              <w:pStyle w:val="Compact"/>
+            </w:pPr>
+            <w:r>
+              <w:t xml:space="preserve">409</w:t>
+            </w:r>
+            <w:r>
+              <w:t xml:space="preserve"> </w:t>
+            </w:r>
+            <w:r>
+              <w:rPr>
+                <w:rStyle w:val="VerbatimChar"/>
+              </w:rPr>
+              <w:t xml:space="preserve">BOOKING_NOT_PAYABLE</w:t>
+            </w:r>
+          </w:p>
+        </w:tc>
+        <w:tc>
+          <w:tcPr/>
+          <w:p>
+            <w:pPr>
+              <w:pStyle w:val="Compact"/>
+            </w:pPr>
+            <w:r>
+              <w:t xml:space="preserve">409</w:t>
+            </w:r>
+            <w:r>
+              <w:t xml:space="preserve"> </w:t>
+            </w:r>
+            <w:r>
+              <w:rPr>
+                <w:rStyle w:val="VerbatimChar"/>
+              </w:rPr>
+              <w:t xml:space="preserve">BOOKING_NOT_PAYABLE</w:t>
+            </w:r>
+          </w:p>
+        </w:tc>
+      </w:tr>
+      <w:tr>
+        <w:tc>
+          <w:tcPr/>
+          <w:p>
+            <w:pPr>
+              <w:pStyle w:val="Compact"/>
+            </w:pPr>
+            <w:r>
+              <w:t xml:space="preserve">7</w:t>
+            </w:r>
+          </w:p>
+        </w:tc>
+        <w:tc>
+          <w:tcPr/>
+          <w:p>
+            <w:pPr>
+              <w:pStyle w:val="Compact"/>
+            </w:pPr>
+            <w:r>
+              <w:t xml:space="preserve">Choose</w:t>
+            </w:r>
+            <w:r>
+              <w:t xml:space="preserve"> </w:t>
+            </w:r>
+            <w:r>
+              <w:rPr>
+                <w:rStyle w:val="VerbatimChar"/>
+              </w:rPr>
+              <w:t xml:space="preserve">PAYMENT_TIMEOUT</w:t>
+            </w:r>
+            <w:r>
+              <w:t xml:space="preserve"> </w:t>
+            </w:r>
+            <w:r>
+              <w:t xml:space="preserve">when cancelling by hand</w:t>
+            </w:r>
+          </w:p>
+        </w:tc>
+        <w:tc>
+          <w:tcPr/>
+          <w:p>
+            <w:pPr>
+              <w:pStyle w:val="Compact"/>
+            </w:pPr>
+            <w:r>
+              <w:t xml:space="preserve">The reason cannot be chosen</w:t>
+            </w:r>
+          </w:p>
+        </w:tc>
+        <w:tc>
+          <w:tcPr/>
+          <w:p>
+            <w:pPr>
+              <w:pStyle w:val="Compact"/>
+            </w:pPr>
+            <w:r>
+              <w:t xml:space="preserve">It cannot be chosen</w:t>
+            </w:r>
+          </w:p>
+        </w:tc>
+      </w:tr>
+      <w:tr>
+        <w:tc>
+          <w:tcPr/>
+          <w:p>
+            <w:pPr>
+              <w:pStyle w:val="Compact"/>
+            </w:pPr>
+            <w:r>
+              <w:t xml:space="preserve">8</w:t>
+            </w:r>
+          </w:p>
+        </w:tc>
+        <w:tc>
+          <w:tcPr/>
+          <w:p>
+            <w:pPr>
+              <w:pStyle w:val="Compact"/>
+            </w:pPr>
+            <w:r>
+              <w:t xml:space="preserve">Cancel the cash booking and book in cash again</w:t>
+            </w:r>
+          </w:p>
+        </w:tc>
+        <w:tc>
+          <w:tcPr/>
+          <w:p>
+            <w:pPr>
+              <w:pStyle w:val="Compact"/>
+            </w:pPr>
+            <w:r>
+              <w:t xml:space="preserve">201: the cash slot is freed</w:t>
+            </w:r>
+          </w:p>
+        </w:tc>
+        <w:tc>
+          <w:tcPr/>
+          <w:p>
+            <w:pPr>
+              <w:pStyle w:val="Compact"/>
+            </w:pPr>
+            <w:r>
+              <w:t xml:space="preserve">201</w:t>
+            </w:r>
+          </w:p>
+        </w:tc>
+      </w:tr>
+      <w:tr>
+        <w:tc>
+          <w:tcPr/>
+          <w:p>
+            <w:pPr>
+              <w:pStyle w:val="Compact"/>
+            </w:pPr>
+            <w:r>
+              <w:t xml:space="preserve">9</w:t>
+            </w:r>
+          </w:p>
+        </w:tc>
+        <w:tc>
+          <w:tcPr/>
+          <w:p>
+            <w:pPr>
+              <w:pStyle w:val="Compact"/>
+            </w:pPr>
+            <w:r>
+              <w:rPr>
+                <w:b/>
+                <w:bCs/>
+              </w:rPr>
+              <w:t xml:space="preserve">Simulated failure 1:</w:t>
+            </w:r>
+            <w:r>
+              <w:t xml:space="preserve"> </w:t>
+            </w:r>
+            <w:r>
+              <w:t xml:space="preserve">payment-service without RabbitMQ (the</w:t>
+            </w:r>
+            <w:r>
+              <w:t xml:space="preserve"> </w:t>
+            </w:r>
+            <w:r>
+              <w:rPr>
+                <w:rStyle w:val="VerbatimChar"/>
+              </w:rPr>
+              <w:t xml:space="preserve">payment.reported</w:t>
+            </w:r>
+            <w:r>
+              <w:t xml:space="preserve"> </w:t>
+            </w:r>
+            <w:r>
+              <w:t xml:space="preserve">event is lost) and the paid</w:t>
+            </w:r>
+            <w:r>
+              <w:t xml:space="preserve"> </w:t>
+            </w:r>
+            <w:r>
+              <w:rPr>
+                <w:rStyle w:val="VerbatimChar"/>
+              </w:rPr>
+              <w:t xml:space="preserve">DIGITAL</w:t>
+            </w:r>
+            <w:r>
+              <w:t xml:space="preserve"> </w:t>
+            </w:r>
+            <w:r>
+              <w:t xml:space="preserve">booking reaches its deadline</w:t>
+            </w:r>
+          </w:p>
+        </w:tc>
+        <w:tc>
+          <w:tcPr/>
+          <w:p>
+            <w:pPr>
+              <w:pStyle w:val="Compact"/>
+            </w:pPr>
+            <w:r>
+              <w:t xml:space="preserve">Not cancelled</w:t>
+            </w:r>
+          </w:p>
+        </w:tc>
+        <w:tc>
+          <w:tcPr/>
+          <w:p>
+            <w:pPr>
+              <w:pStyle w:val="Compact"/>
+            </w:pPr>
+            <w:r>
+              <w:t xml:space="preserve">Not cancelled: the job asked payment-service, which answered</w:t>
+            </w:r>
+            <w:r>
+              <w:t xml:space="preserve"> </w:t>
+            </w:r>
+            <w:r>
+              <w:rPr>
+                <w:rStyle w:val="VerbatimChar"/>
+              </w:rPr>
+              <w:t xml:space="preserve">reported=true</w:t>
+            </w:r>
+            <w:r>
+              <w:t xml:space="preserve">, and marked the booking as reported</w:t>
+            </w:r>
+          </w:p>
+        </w:tc>
+      </w:tr>
+      <w:tr>
+        <w:tc>
+          <w:tcPr/>
+          <w:p>
+            <w:pPr>
+              <w:pStyle w:val="Compact"/>
+            </w:pPr>
+            <w:r>
+              <w:t xml:space="preserve">10</w:t>
+            </w:r>
+          </w:p>
+        </w:tc>
+        <w:tc>
+          <w:tcPr/>
+          <w:p>
+            <w:pPr>
+              <w:pStyle w:val="Compact"/>
+            </w:pPr>
+            <w:r>
+              <w:rPr>
+                <w:b/>
+                <w:bCs/>
+              </w:rPr>
+              <w:t xml:space="preserve">Simulated failure 2:</w:t>
+            </w:r>
+            <w:r>
+              <w:t xml:space="preserve"> </w:t>
+            </w:r>
+            <w:r>
+              <w:t xml:space="preserve">payment-service down when an unpaid</w:t>
+            </w:r>
+            <w:r>
+              <w:t xml:space="preserve"> </w:t>
+            </w:r>
+            <w:r>
+              <w:rPr>
+                <w:rStyle w:val="VerbatimChar"/>
+              </w:rPr>
+              <w:t xml:space="preserve">DIGITAL</w:t>
+            </w:r>
+            <w:r>
+              <w:t xml:space="preserve"> </w:t>
+            </w:r>
+            <w:r>
+              <w:t xml:space="preserve">booking expires</w:t>
+            </w:r>
+          </w:p>
+        </w:tc>
+        <w:tc>
+          <w:tcPr/>
+          <w:p>
+            <w:pPr>
+              <w:pStyle w:val="Compact"/>
+            </w:pPr>
+            <w:r>
+              <w:t xml:space="preserve">Not cancelled while payment does not answer; cancelled when it comes back</w:t>
+            </w:r>
+          </w:p>
+        </w:tc>
+        <w:tc>
+          <w:tcPr/>
+          <w:p>
+            <w:pPr>
+              <w:pStyle w:val="Compact"/>
+            </w:pPr>
+            <w:r>
+              <w:t xml:space="preserve">Not cancelled ("not cancelled this round: PAYMENT_SERVICE_UNAVAILABLE"); when payment-service came back, the job cancelled it</w:t>
+            </w:r>
+          </w:p>
+        </w:tc>
+      </w:tr>
+      <w:tr>
+        <w:tc>
+          <w:tcPr/>
+          <w:p>
+            <w:pPr>
+              <w:pStyle w:val="Compact"/>
+            </w:pPr>
+            <w:r>
+              <w:t xml:space="preserve">11</w:t>
+            </w:r>
+          </w:p>
+        </w:tc>
+        <w:tc>
+          <w:tcPr/>
+          <w:p>
+            <w:pPr>
+              <w:pStyle w:val="Compact"/>
+            </w:pPr>
+            <w:r>
+              <w:t xml:space="preserve">Web screen: step 4 "How will you pay?", cash modal, error of the second cash booking, redirect to pay with the deadline and without the cash option, and "Pay before HH:mm" badge in the history</w:t>
+            </w:r>
+          </w:p>
+        </w:tc>
+        <w:tc>
+          <w:tcPr/>
+          <w:p>
+            <w:pPr>
+              <w:pStyle w:val="Compact"/>
+            </w:pPr>
+            <w:r>
+              <w:t xml:space="preserve">Each element appears as in the User Manual</w:t>
+            </w:r>
+          </w:p>
+        </w:tc>
+        <w:tc>
+          <w:tcPr/>
+          <w:p>
+            <w:pPr>
+              <w:pStyle w:val="Compact"/>
+            </w:pPr>
+            <w:r>
+              <w:t xml:space="preserve">Passed</w:t>
+            </w:r>
+          </w:p>
+        </w:tc>
+      </w:tr>
+    </w:tbl>
+    <w:p>
+      <w:pPr>
+        <w:pStyle w:val="BlockText"/>
+      </w:pPr>
+      <w:r>
+        <w:rPr>
+          <w:i/>
+          <w:iCs/>
+        </w:rPr>
+        <w:t xml:space="preserve">Note.</w:t>
+      </w:r>
+      <w:r>
+        <w:t xml:space="preserve"> </w:t>
+      </w:r>
+      <w:r>
+        <w:t xml:space="preserve">Prepared by the authors from the live test of October 26, 2026 against</w:t>
+      </w:r>
+      <w:r>
+        <w:t xml:space="preserve"> </w:t>
+      </w:r>
+      <w:r>
+        <w:rPr>
+          <w:i/>
+          <w:iCs/>
+        </w:rPr>
+        <w:t xml:space="preserve">develop</w:t>
+      </w:r>
+      <w:r>
+        <w:t xml:space="preserve"> </w:t>
+      </w:r>
+      <w:r>
+        <w:t xml:space="preserve">of booking-service, payment-service, and the web. The loss of the event was detected in this same test: before the query to payment-service, the</w:t>
+      </w:r>
+      <w:r>
+        <w:t xml:space="preserve"> </w:t>
+      </w:r>
+      <w:r>
+        <w:rPr>
+          <w:rStyle w:val="VerbatimChar"/>
+        </w:rPr>
+        <w:t xml:space="preserve">payment.reported</w:t>
+      </w:r>
+      <w:r>
+        <w:t xml:space="preserve"> </w:t>
+      </w:r>
+      <w:r>
+        <w:t xml:space="preserve">event was lost and the job cancelled a booking that had in fact been paid. It was fixed with the synchronous query before cancelling (AC-89), and failures 1 and 2 were tested with that fix.</w:t>
+      </w:r>
+      <w:r>
+        <w:t xml:space="preserve"> </w:t>
+      </w:r>
+      <w:r>
+        <w:rPr>
+          <w:b/>
+          <w:bCs/>
+        </w:rPr>
+        <w:t xml:space="preserve">Environment finding:</w:t>
+      </w:r>
+      <w:r>
+        <w:t xml:space="preserve"> </w:t>
+      </w:r>
+      <w:r>
+        <w:t xml:space="preserve">on Windows, .NET resolved</w:t>
+      </w:r>
+      <w:r>
+        <w:t xml:space="preserve"> </w:t>
+      </w:r>
+      <w:r>
+        <w:rPr>
+          <w:rStyle w:val="VerbatimChar"/>
+        </w:rPr>
+        <w:t xml:space="preserve">localhost</w:t>
+      </w:r>
+      <w:r>
+        <w:t xml:space="preserve"> </w:t>
+      </w:r>
+      <w:r>
+        <w:t xml:space="preserve">over IPv6 and Docker Desktop cut payment-service's AMQP connection; with</w:t>
+      </w:r>
+      <w:r>
+        <w:t xml:space="preserve"> </w:t>
+      </w:r>
+      <w:r>
+        <w:rPr>
+          <w:rStyle w:val="VerbatimChar"/>
+        </w:rPr>
+        <w:t xml:space="preserve">RABBITMQ_HOST=127.0.0.1</w:t>
+      </w:r>
+      <w:r>
+        <w:t xml:space="preserve"> </w:t>
+      </w:r>
+      <w:r>
+        <w:t xml:space="preserve">it works. It does not apply in production, because the host is</w:t>
+      </w:r>
+      <w:r>
+        <w:t xml:space="preserve"> </w:t>
+      </w:r>
+      <w:r>
+        <w:rPr>
+          <w:rStyle w:val="VerbatimChar"/>
+        </w:rPr>
+        <w:t xml:space="preserve">rabbitmq</w:t>
+      </w:r>
+      <w:r>
+        <w:t xml:space="preserve">.</w:t>
+      </w:r>
+    </w:p>
+    <w:p>
+      <w:pPr>
+        <w:pStyle w:val="FirstParagraph"/>
+      </w:pPr>
+      <w:r>
+        <w:rPr>
+          <w:b/>
+          <w:bCs/>
+        </w:rPr>
+        <w:t xml:space="preserve">In production (Azure), on October 26, 2026 around 12:02 (Colombia time),</w:t>
+      </w:r>
+      <w:r>
+        <w:t xml:space="preserve"> </w:t>
+      </w:r>
+      <w:r>
+        <w:t xml:space="preserve">booking-service, payment-service, and the web were deployed from</w:t>
+      </w:r>
+      <w:r>
+        <w:t xml:space="preserve"> </w:t>
+      </w:r>
+      <w:r>
+        <w:rPr>
+          <w:i/>
+          <w:iCs/>
+        </w:rPr>
+        <w:t xml:space="preserve">develop</w:t>
+      </w:r>
+      <w:r>
+        <w:t xml:space="preserve"> </w:t>
+      </w:r>
+      <w:r>
+        <w:t xml:space="preserve">(Deployment Document, section 1.3.11). All services were healthy and there were no errors in the logs. It was verified that the new columns of</w:t>
+      </w:r>
+      <w:r>
+        <w:t xml:space="preserve"> </w:t>
+      </w:r>
+      <w:r>
+        <w:rPr>
+          <w:rStyle w:val="VerbatimChar"/>
+        </w:rPr>
+        <w:t xml:space="preserve">booking.booking</w:t>
+      </w:r>
+      <w:r>
+        <w:t xml:space="preserve"> </w:t>
+      </w:r>
+      <w:r>
+        <w:t xml:space="preserve">are</w:t>
+      </w:r>
+      <w:r>
+        <w:t xml:space="preserve"> </w:t>
+      </w:r>
+      <w:r>
+        <w:rPr>
+          <w:rStyle w:val="VerbatimChar"/>
+        </w:rPr>
+        <w:t xml:space="preserve">NVARCHAR</w:t>
+      </w:r>
+      <w:r>
+        <w:t xml:space="preserve">, that the</w:t>
+      </w:r>
+      <w:r>
+        <w:t xml:space="preserve"> </w:t>
+      </w:r>
+      <w:r>
+        <w:rPr>
+          <w:rStyle w:val="VerbatimChar"/>
+        </w:rPr>
+        <w:t xml:space="preserve">PAYMENT_TIMEOUT</w:t>
+      </w:r>
+      <w:r>
+        <w:t xml:space="preserve"> </w:t>
+      </w:r>
+      <w:r>
+        <w:t xml:space="preserve">reason exists, that the</w:t>
+      </w:r>
+      <w:r>
+        <w:t xml:space="preserve"> </w:t>
+      </w:r>
+      <w:r>
+        <w:rPr>
+          <w:rStyle w:val="VerbatimChar"/>
+        </w:rPr>
+        <w:t xml:space="preserve">booking.payment-events</w:t>
+      </w:r>
+      <w:r>
+        <w:t xml:space="preserve"> </w:t>
+      </w:r>
+      <w:r>
+        <w:t xml:space="preserve">queue has a consumer, that payment's internal path answers 401 without a key and 200</w:t>
+      </w:r>
+      <w:r>
+        <w:t xml:space="preserve"> </w:t>
+      </w:r>
+      <w:r>
+        <w:rPr>
+          <w:rStyle w:val="VerbatimChar"/>
+        </w:rPr>
+        <w:t xml:space="preserve">reported:true</w:t>
+      </w:r>
+      <w:r>
+        <w:t xml:space="preserve"> </w:t>
+      </w:r>
+      <w:r>
+        <w:t xml:space="preserve">with a key for a booking with an approved payment, and that there were no publishing failures. The team made a cash booking (#12) and a digital payment booking (#13, with its deadline at 13:06).</w:t>
+      </w:r>
+    </w:p>
+    <w:p>
+      <w:pPr>
+        <w:pStyle w:val="BodyText"/>
+      </w:pPr>
+      <w:r>
+        <w:rPr>
+          <w:b/>
+          <w:bCs/>
+        </w:rPr>
+        <w:t xml:space="preserve">Table 5f</w:t>
+      </w:r>
+    </w:p>
+    <w:p>
+      <w:pPr>
+        <w:pStyle w:val="BodyText"/>
+      </w:pPr>
+      <w:r>
+        <w:rPr>
+          <w:i/>
+          <w:iCs/>
+        </w:rPr>
+        <w:t xml:space="preserve">Automated tests that changed with payment at booking (develop, October 26, 2026)</w:t>
+      </w:r>
+    </w:p>
+    <w:tbl>
+      <w:tblPr>
+        <w:tblStyle w:val="Table"/>
+        <w:tblW w:type="auto" w:w="0"/>
+        <w:tblLook w:firstRow="1" w:lastRow="0" w:firstColumn="0" w:lastColumn="0" w:noHBand="0" w:noVBand="0" w:val="0020"/>
+      </w:tblPr>
+      <w:tblGrid>
+        <w:gridCol w:w="1980"/>
+        <w:gridCol w:w="1980"/>
+        <w:gridCol w:w="1980"/>
+        <w:gridCol w:w="1980"/>
+      </w:tblGrid>
+      <w:tr>
+        <w:trPr>
+          <w:tblHeader w:val="on"/>
+        </w:trPr>
+        <w:tc>
+          <w:tcPr/>
+          <w:p>
+            <w:pPr>
+              <w:pStyle w:val="Compact"/>
+            </w:pPr>
+            <w:r>
+              <w:t xml:space="preserve">Artifact</w:t>
+            </w:r>
+          </w:p>
+        </w:tc>
+        <w:tc>
+          <w:tcPr/>
+          <w:p>
+            <w:pPr>
+              <w:pStyle w:val="Compact"/>
+            </w:pPr>
+            <w:r>
+              <w:t xml:space="preserve">Tests</w:t>
+            </w:r>
+          </w:p>
+        </w:tc>
+        <w:tc>
+          <w:tcPr/>
+          <w:p>
+            <w:pPr>
+              <w:pStyle w:val="Compact"/>
+            </w:pPr>
+            <w:r>
+              <w:t xml:space="preserve">Before the change</w:t>
+            </w:r>
+          </w:p>
+        </w:tc>
+        <w:tc>
+          <w:tcPr/>
+          <w:p>
+            <w:pPr>
+              <w:pStyle w:val="Compact"/>
+            </w:pPr>
+            <w:r>
+              <w:t xml:space="preserve">What they add</w:t>
+            </w:r>
+          </w:p>
+        </w:tc>
+      </w:tr>
+      <w:tr>
+        <w:tc>
+          <w:tcPr/>
+          <w:p>
+            <w:pPr>
+              <w:pStyle w:val="Compact"/>
+            </w:pPr>
+            <w:r>
+              <w:t xml:space="preserve">booking-service</w:t>
+            </w:r>
+          </w:p>
+        </w:tc>
+        <w:tc>
+          <w:tcPr/>
+          <w:p>
+            <w:pPr>
+              <w:pStyle w:val="Compact"/>
+            </w:pPr>
+            <w:r>
+              <w:t xml:space="preserve">133</w:t>
+            </w:r>
+          </w:p>
+        </w:tc>
+        <w:tc>
+          <w:tcPr/>
+          <w:p>
+            <w:pPr>
+              <w:pStyle w:val="Compact"/>
+            </w:pPr>
+            <w:r>
+              <w:t xml:space="preserve">103 (95 in the CI of October 24)</w:t>
+            </w:r>
+          </w:p>
+        </w:tc>
+        <w:tc>
+          <w:tcPr/>
+          <w:p>
+            <w:pPr>
+              <w:pStyle w:val="Compact"/>
+            </w:pPr>
+            <w:r>
+              <w:rPr>
+                <w:rStyle w:val="VerbatimChar"/>
+              </w:rPr>
+              <w:t xml:space="preserve">PaymentPolicyTest</w:t>
+            </w:r>
+            <w:r>
+              <w:t xml:space="preserve"> </w:t>
+            </w:r>
+            <w:r>
+              <w:t xml:space="preserve">(limit and deadline),</w:t>
+            </w:r>
+            <w:r>
+              <w:t xml:space="preserve"> </w:t>
+            </w:r>
+            <w:r>
+              <w:rPr>
+                <w:rStyle w:val="VerbatimChar"/>
+              </w:rPr>
+              <w:t xml:space="preserve">PaymentEventsListenerTest</w:t>
+            </w:r>
+            <w:r>
+              <w:t xml:space="preserve">,</w:t>
+            </w:r>
+            <w:r>
+              <w:t xml:space="preserve"> </w:t>
+            </w:r>
+            <w:r>
+              <w:rPr>
+                <w:rStyle w:val="VerbatimChar"/>
+              </w:rPr>
+              <w:t xml:space="preserve">PaymentDeadlineJobTest</w:t>
+            </w:r>
+            <w:r>
+              <w:t xml:space="preserve">,</w:t>
+            </w:r>
+            <w:r>
+              <w:t xml:space="preserve"> </w:t>
+            </w:r>
+            <w:r>
+              <w:rPr>
+                <w:rStyle w:val="VerbatimChar"/>
+              </w:rPr>
+              <w:t xml:space="preserve">PaymentServiceDirectoryTest</w:t>
+            </w:r>
+            <w:r>
+              <w:t xml:space="preserve"> </w:t>
+            </w:r>
+            <w:r>
+              <w:t xml:space="preserve">(answer, error, and internal key), new rules in</w:t>
+            </w:r>
+            <w:r>
+              <w:t xml:space="preserve"> </w:t>
+            </w:r>
+            <w:r>
+              <w:rPr>
+                <w:rStyle w:val="VerbatimChar"/>
+              </w:rPr>
+              <w:t xml:space="preserve">BookingServiceTest</w:t>
+            </w:r>
+            <w:r>
+              <w:t xml:space="preserve">,</w:t>
+            </w:r>
+            <w:r>
+              <w:t xml:space="preserve"> </w:t>
+            </w:r>
+            <w:r>
+              <w:rPr>
+                <w:rStyle w:val="VerbatimChar"/>
+              </w:rPr>
+              <w:t xml:space="preserve">BookingTest</w:t>
+            </w:r>
+            <w:r>
+              <w:t xml:space="preserve">, and</w:t>
+            </w:r>
+            <w:r>
+              <w:t xml:space="preserve"> </w:t>
+            </w:r>
+            <w:r>
+              <w:rPr>
+                <w:rStyle w:val="VerbatimChar"/>
+              </w:rPr>
+              <w:t xml:space="preserve">CancellationReasonTest</w:t>
+            </w:r>
+            <w:r>
+              <w:t xml:space="preserve">, and</w:t>
+            </w:r>
+            <w:r>
+              <w:t xml:space="preserve"> </w:t>
+            </w:r>
+            <w:r>
+              <w:rPr>
+                <w:rStyle w:val="VerbatimChar"/>
+              </w:rPr>
+              <w:t xml:space="preserve">BookingApiWebTest</w:t>
+            </w:r>
+          </w:p>
+        </w:tc>
+      </w:tr>
+      <w:tr>
+        <w:tc>
+          <w:tcPr/>
+          <w:p>
+            <w:pPr>
+              <w:pStyle w:val="Compact"/>
+            </w:pPr>
+            <w:r>
+              <w:t xml:space="preserve">payment-service</w:t>
+            </w:r>
+          </w:p>
+        </w:tc>
+        <w:tc>
+          <w:tcPr/>
+          <w:p>
+            <w:pPr>
+              <w:pStyle w:val="Compact"/>
+            </w:pPr>
+            <w:r>
+              <w:t xml:space="preserve">247: domain 142, application 61, API 44</w:t>
+            </w:r>
+          </w:p>
+        </w:tc>
+        <w:tc>
+          <w:tcPr/>
+          <w:p>
+            <w:pPr>
+              <w:pStyle w:val="Compact"/>
+            </w:pPr>
+            <w:r>
+              <w:t xml:space="preserve">220: domain 134, application 52, API 34</w:t>
+            </w:r>
+          </w:p>
+        </w:tc>
+        <w:tc>
+          <w:tcPr/>
+          <w:p>
+            <w:pPr>
+              <w:pStyle w:val="Compact"/>
+            </w:pPr>
+            <w:r>
+              <w:rPr>
+                <w:rStyle w:val="VerbatimChar"/>
+              </w:rPr>
+              <w:t xml:space="preserve">PaymentReported</w:t>
+            </w:r>
+            <w:r>
+              <w:t xml:space="preserve"> </w:t>
+            </w:r>
+            <w:r>
+              <w:t xml:space="preserve">event (also when reporting again),</w:t>
+            </w:r>
+            <w:r>
+              <w:t xml:space="preserve"> </w:t>
+            </w:r>
+            <w:r>
+              <w:rPr>
+                <w:rStyle w:val="VerbatimChar"/>
+              </w:rPr>
+              <w:t xml:space="preserve">reported</w:t>
+            </w:r>
+            <w:r>
+              <w:t xml:space="preserve"> </w:t>
+            </w:r>
+            <w:r>
+              <w:t xml:space="preserve">query (IN_REVIEW or APPROVED),</w:t>
+            </w:r>
+            <w:r>
+              <w:t xml:space="preserve"> </w:t>
+            </w:r>
+            <w:r>
+              <w:rPr>
+                <w:rStyle w:val="VerbatimChar"/>
+              </w:rPr>
+              <w:t xml:space="preserve">InternalApiKeyTests</w:t>
+            </w:r>
+            <w:r>
+              <w:t xml:space="preserve"> </w:t>
+            </w:r>
+            <w:r>
+              <w:t xml:space="preserve">(401 without a key or with a wrong one, a JWT does not work), and the test of reporting a cancelled booking (</w:t>
+            </w:r>
+            <w:r>
+              <w:rPr>
+                <w:rStyle w:val="VerbatimChar"/>
+              </w:rPr>
+              <w:t xml:space="preserve">BOOKING_NOT_PAYABLE</w:t>
+            </w:r>
+            <w:r>
+              <w:t xml:space="preserve">). It does not count the integration tests, which are skipped without SQL Server</w:t>
+            </w:r>
+          </w:p>
+        </w:tc>
+      </w:tr>
+      <w:tr>
+        <w:tc>
+          <w:tcPr/>
+          <w:p>
+            <w:pPr>
+              <w:pStyle w:val="Compact"/>
+            </w:pPr>
+            <w:r>
+              <w:t xml:space="preserve">Web (Angular)</w:t>
+            </w:r>
+          </w:p>
+        </w:tc>
+        <w:tc>
+          <w:tcPr/>
+          <w:p>
+            <w:pPr>
+              <w:pStyle w:val="Compact"/>
+            </w:pPr>
+            <w:r>
+              <w:t xml:space="preserve">239</w:t>
+            </w:r>
+          </w:p>
+        </w:tc>
+        <w:tc>
+          <w:tcPr/>
+          <w:p>
+            <w:pPr>
+              <w:pStyle w:val="Compact"/>
+            </w:pPr>
+            <w:r>
+              <w:t xml:space="preserve">212</w:t>
+            </w:r>
+          </w:p>
+        </w:tc>
+        <w:tc>
+          <w:tcPr/>
+          <w:p>
+            <w:pPr>
+              <w:pStyle w:val="Compact"/>
+            </w:pPr>
+            <w:r>
+              <w:t xml:space="preserve">Payment method step, deadline badge and cash label in the history, payment screen according to the mode, error codes, and Terms and Conditions</w:t>
+            </w:r>
+          </w:p>
+        </w:tc>
+      </w:tr>
+      <w:tr>
+        <w:tc>
+          <w:tcPr/>
+          <w:p>
+            <w:pPr>
+              <w:pStyle w:val="Compact"/>
+            </w:pPr>
+            <w:r>
+              <w:t xml:space="preserve">Mobile app</w:t>
+            </w:r>
+          </w:p>
+        </w:tc>
+        <w:tc>
+          <w:tcPr/>
+          <w:p>
+            <w:pPr>
+              <w:pStyle w:val="Compact"/>
+            </w:pPr>
+            <w:r>
+              <w:t xml:space="preserve">100</w:t>
+            </w:r>
+          </w:p>
+        </w:tc>
+        <w:tc>
+          <w:tcPr/>
+          <w:p>
+            <w:pPr>
+              <w:pStyle w:val="Compact"/>
+            </w:pPr>
+            <w:r>
+              <w:t xml:space="preserve">73</w:t>
+            </w:r>
+          </w:p>
+        </w:tc>
+        <w:tc>
+          <w:tcPr/>
+          <w:p>
+            <w:pPr>
+              <w:pStyle w:val="Compact"/>
+            </w:pPr>
+            <w:r>
+              <w:t xml:space="preserve">Payment method step (</w:t>
+            </w:r>
+            <w:r>
+              <w:rPr>
+                <w:rStyle w:val="VerbatimChar"/>
+              </w:rPr>
+              <w:t xml:space="preserve">useReservePaymentStep</w:t>
+            </w:r>
+            <w:r>
+              <w:t xml:space="preserve">), badge, cash label, payment screen according to the mode, and texts (Jest)</w:t>
+            </w:r>
+          </w:p>
+        </w:tc>
+      </w:tr>
+    </w:tbl>
+    <w:p>
+      <w:pPr>
+        <w:pStyle w:val="BlockText"/>
+      </w:pPr>
+      <w:r>
+        <w:rPr>
+          <w:i/>
+          <w:iCs/>
+        </w:rPr>
+        <w:t xml:space="preserve">Note.</w:t>
+      </w:r>
+      <w:r>
+        <w:t xml:space="preserve"> </w:t>
+      </w:r>
+      <w:r>
+        <w:t xml:space="preserve">Prepared by the authors from the</w:t>
+      </w:r>
+      <w:r>
+        <w:t xml:space="preserve"> </w:t>
+      </w:r>
+      <w:r>
+        <w:rPr>
+          <w:i/>
+          <w:iCs/>
+        </w:rPr>
+        <w:t xml:space="preserve">develop</w:t>
+      </w:r>
+      <w:r>
+        <w:t xml:space="preserve"> </w:t>
+      </w:r>
+      <w:r>
+        <w:t xml:space="preserve">suites of each repository on October 26, 2026. With the counts of Table 5d for the other artifacts, the total is 1,306 without the tests of payment's infrastructure project (on October 24 it was 1,187 with the same criterion). The mobile app got the change with the</w:t>
+      </w:r>
+      <w:r>
+        <w:t xml:space="preserve"> </w:t>
+      </w:r>
+      <w:r>
+        <w:rPr>
+          <w:i/>
+          <w:iCs/>
+        </w:rPr>
+        <w:t xml:space="preserve">v1.1.1</w:t>
+      </w:r>
+      <w:r>
+        <w:t xml:space="preserve"> </w:t>
+      </w:r>
+      <w:r>
+        <w:t xml:space="preserve">OTA on October 26, 2026. On October 27, 2026 booking-service went up to 137 tests (alternatives that respect the vehicle's other bookings, at most 10 services, and 400 for an invalid business hours week) and customer-service to 83 (owners of many vehicles in one query), for 1,311 with the same criterion,, and the end-to-end tests send the payment method.</w:t>
+      </w:r>
+    </w:p>
+    <w:bookmarkEnd w:id="37"/>
+    <w:bookmarkEnd w:id="38"/>
+    <w:bookmarkStart w:id="42" w:name="X47a48e144f5c32641f4d74d55a0fe662ef2c4a0"/>
     <w:p>
       <w:pPr>
         <w:pStyle w:val="Heading2"/>
@@ -10342,18 +13743,18 @@
           <wp:inline>
             <wp:extent cx="5334000" cy="4116045"/>
             <wp:effectExtent b="0" l="0" r="0" t="0"/>
-            <wp:docPr descr="Run of the functional cases" title="" id="49" name="Picture"/>
+            <wp:docPr descr="Run of the functional cases" title="" id="40" name="Picture"/>
             <a:graphic>
               <a:graphicData uri="http://schemas.openxmlformats.org/drawingml/2006/picture">
                 <pic:pic>
                   <pic:nvPicPr>
-                    <pic:cNvPr descr="capturas/tests-05-functional-cases.png" id="50" name="Picture"/>
+                    <pic:cNvPr descr="capturas/tests-05-functional-cases.png" id="41" name="Picture"/>
                     <pic:cNvPicPr>
                       <a:picLocks noChangeArrowheads="1" noChangeAspect="1"/>
                     </pic:cNvPicPr>
                   </pic:nvPicPr>
                   <pic:blipFill>
-                    <a:blip r:embed="rId48"/>
+                    <a:blip r:embed="rId39"/>
                     <a:stretch>
                       <a:fillRect/>
                     </a:stretch>
@@ -10380,8 +13781,8 @@
         </w:drawing>
       </w:r>
     </w:p>
-    <w:bookmarkEnd w:id="51"/>
-    <w:bookmarkStart w:id="52" w:name="X79d3bd4b2783e4ea44ef041c7f10cc9b0fc4916"/>
+    <w:bookmarkEnd w:id="42"/>
+    <w:bookmarkStart w:id="43" w:name="X79d3bd4b2783e4ea44ef041c7f10cc9b0fc4916"/>
     <w:p>
       <w:pPr>
         <w:pStyle w:val="Heading2"/>
@@ -10395,7 +13796,7 @@
         <w:pStyle w:val="FirstParagraph"/>
       </w:pPr>
       <w:r>
-        <w:t xml:space="preserve">Of the 41 requirements in SRS v7.7, 38 have a functional case and 39 a related automated test; RF-032 and RF-034 only have a functional case, and RF-017, RF-023, and RF-025 only an automated test.</w:t>
+        <w:t xml:space="preserve">Of the 41 requirements in SRS v8.0 (3 of them partial as of October 24, 2026: RF-005, RF-015, and RF-023, with the reason in the SRS; on October 23 there were 11), 38 have a functional case and 39 a related automated test; RF-032 and RF-034 only have a functional case, and RF-017, RF-023, and RF-025 only an automated test.</w:t>
       </w:r>
     </w:p>
     <w:p>
@@ -10458,7 +13859,7 @@
               <w:pStyle w:val="Compact"/>
             </w:pPr>
             <w:r>
-              <w:t xml:space="preserve">Status (SRS v7)</w:t>
+              <w:t xml:space="preserve">Status (SRS v8.0)</w:t>
             </w:r>
           </w:p>
         </w:tc>
@@ -11974,7 +15375,7 @@
               <w:pStyle w:val="Compact"/>
             </w:pPr>
             <w:r>
-              <w:t xml:space="preserve">Implemented</w:t>
+              <w:t xml:space="preserve">Partial</w:t>
             </w:r>
           </w:p>
         </w:tc>
@@ -12025,7 +15426,7 @@
               <w:pStyle w:val="Compact"/>
             </w:pPr>
             <w:r>
-              <w:t xml:space="preserve">CP-08</w:t>
+              <w:t xml:space="preserve">CP-08; live test of October 26 (Table 5e)</w:t>
             </w:r>
           </w:p>
         </w:tc>
@@ -12052,6 +15453,66 @@
                 <w:rStyle w:val="VerbatimChar"/>
               </w:rPr>
               <w:t xml:space="preserve">BookingTest</w:t>
+            </w:r>
+            <w:r>
+              <w:t xml:space="preserve">,</w:t>
+            </w:r>
+            <w:r>
+              <w:t xml:space="preserve"> </w:t>
+            </w:r>
+            <w:r>
+              <w:rPr>
+                <w:rStyle w:val="VerbatimChar"/>
+              </w:rPr>
+              <w:t xml:space="preserve">PaymentPolicyTest</w:t>
+            </w:r>
+            <w:r>
+              <w:t xml:space="preserve">,</w:t>
+            </w:r>
+            <w:r>
+              <w:t xml:space="preserve"> </w:t>
+            </w:r>
+            <w:r>
+              <w:rPr>
+                <w:rStyle w:val="VerbatimChar"/>
+              </w:rPr>
+              <w:t xml:space="preserve">PaymentDeadlineJobTest</w:t>
+            </w:r>
+            <w:r>
+              <w:t xml:space="preserve">,</w:t>
+            </w:r>
+            <w:r>
+              <w:t xml:space="preserve"> </w:t>
+            </w:r>
+            <w:r>
+              <w:rPr>
+                <w:rStyle w:val="VerbatimChar"/>
+              </w:rPr>
+              <w:t xml:space="preserve">PaymentEventsListenerTest</w:t>
+            </w:r>
+            <w:r>
+              <w:t xml:space="preserve">,</w:t>
+            </w:r>
+            <w:r>
+              <w:t xml:space="preserve"> </w:t>
+            </w:r>
+            <w:r>
+              <w:rPr>
+                <w:rStyle w:val="VerbatimChar"/>
+              </w:rPr>
+              <w:t xml:space="preserve">PaymentServiceDirectoryTest</w:t>
+            </w:r>
+            <w:r>
+              <w:t xml:space="preserve">,</w:t>
+            </w:r>
+            <w:r>
+              <w:t xml:space="preserve"> </w:t>
+            </w:r>
+            <w:r>
+              <w:rPr>
+                <w:rStyle w:val="VerbatimChar"/>
+              </w:rPr>
+              <w:t xml:space="preserve">car-wash-form.spec.ts</w:t>
             </w:r>
           </w:p>
         </w:tc>
@@ -13739,7 +17200,7 @@
               <w:pStyle w:val="Compact"/>
             </w:pPr>
             <w:r>
-              <w:t xml:space="preserve">Implemented</w:t>
+              <w:t xml:space="preserve">Partial</w:t>
             </w:r>
           </w:p>
         </w:tc>
@@ -14844,8 +18305,8 @@
         <w:t xml:space="preserve">and needs the system running.</w:t>
       </w:r>
     </w:p>
-    <w:bookmarkEnd w:id="52"/>
-    <w:bookmarkStart w:id="53" w:name="X2996f10ad68e40bf12401970e882f375d45c8be"/>
+    <w:bookmarkEnd w:id="43"/>
+    <w:bookmarkStart w:id="44" w:name="X2996f10ad68e40bf12401970e882f375d45c8be"/>
     <w:p>
       <w:pPr>
         <w:pStyle w:val="Heading2"/>
@@ -14946,48 +18407,34 @@
               <w:pStyle w:val="Compact"/>
             </w:pPr>
             <w:r>
-              <w:t xml:space="preserve">The mobile app has no automated tests</w:t>
-            </w:r>
-          </w:p>
-        </w:tc>
-        <w:tc>
-          <w:tcPr/>
-          <w:p>
-            <w:pPr>
-              <w:pStyle w:val="Compact"/>
-            </w:pPr>
-            <w:r>
-              <w:t xml:space="preserve">Add Jest with</w:t>
-            </w:r>
-            <w:r>
-              <w:t xml:space="preserve"> </w:t>
-            </w:r>
-            <w:r>
-              <w:rPr>
-                <w:rStyle w:val="VerbatimChar"/>
+              <w:t xml:space="preserve">The mobile app had no automated tests</w:t>
+            </w:r>
+          </w:p>
+        </w:tc>
+        <w:tc>
+          <w:tcPr/>
+          <w:p>
+            <w:pPr>
+              <w:pStyle w:val="Compact"/>
+            </w:pPr>
+            <w:r>
+              <w:t xml:space="preserve">Closed: 73 tests in 25 suites with</w:t>
+            </w:r>
+            <w:r>
+              <w:t xml:space="preserve"> </w:t>
+            </w:r>
+            <w:r>
+              <w:rPr>
+                <w:i/>
+                <w:iCs/>
               </w:rPr>
               <w:t xml:space="preserve">jest-expo</w:t>
             </w:r>
             <w:r>
-              <w:t xml:space="preserve">, at least for validators (</w:t>
-            </w:r>
-            <w:r>
-              <w:rPr>
-                <w:rStyle w:val="VerbatimChar"/>
-              </w:rPr>
-              <w:t xml:space="preserve">shared/validators</w:t>
-            </w:r>
-            <w:r>
-              <w:t xml:space="preserve">) and services (</w:t>
-            </w:r>
-            <w:r>
-              <w:rPr>
-                <w:rStyle w:val="VerbatimChar"/>
-              </w:rPr>
-              <w:t xml:space="preserve">core/services</w:t>
-            </w:r>
-            <w:r>
-              <w:t xml:space="preserve">)</w:t>
+              <w:t xml:space="preserve"> </w:t>
+            </w:r>
+            <w:r>
+              <w:t xml:space="preserve">in the CI as of October 24, 2026; coverage is not measured yet</w:t>
             </w:r>
           </w:p>
         </w:tc>
@@ -15011,48 +18458,18 @@
               <w:pStyle w:val="Compact"/>
             </w:pPr>
             <w:r>
-              <w:t xml:space="preserve">Many of the 62 web tests only check that the component is created; the 19 added on October 21, 2026 already test real rules (session across tabs, bookings without an operator, "To close", fixed roles, and reports)</w:t>
-            </w:r>
-          </w:p>
-        </w:tc>
-        <w:tc>
-          <w:tcPr/>
-          <w:p>
-            <w:pPr>
-              <w:pStyle w:val="Compact"/>
-            </w:pPr>
-            <w:r>
-              <w:t xml:space="preserve">Test more real rules:</w:t>
-            </w:r>
-            <w:r>
-              <w:t xml:space="preserve"> </w:t>
-            </w:r>
-            <w:r>
-              <w:rPr>
-                <w:rStyle w:val="VerbatimChar"/>
-              </w:rPr>
-              <w:t xml:space="preserve">authGuard</w:t>
-            </w:r>
-            <w:r>
-              <w:t xml:space="preserve"> </w:t>
-            </w:r>
-            <w:r>
-              <w:t xml:space="preserve">by role,</w:t>
-            </w:r>
-            <w:r>
-              <w:t xml:space="preserve"> </w:t>
-            </w:r>
-            <w:r>
-              <w:rPr>
-                <w:rStyle w:val="VerbatimChar"/>
-              </w:rPr>
-              <w:t xml:space="preserve">authInterceptor</w:t>
-            </w:r>
-            <w:r>
-              <w:t xml:space="preserve"> </w:t>
-            </w:r>
-            <w:r>
-              <w:t xml:space="preserve">on 401, booking form</w:t>
+              <w:t xml:space="preserve">Many of the web tests only checked that the component is created</w:t>
+            </w:r>
+          </w:p>
+        </w:tc>
+        <w:tc>
+          <w:tcPr/>
+          <w:p>
+            <w:pPr>
+              <w:pStyle w:val="Compact"/>
+            </w:pPr>
+            <w:r>
+              <w:t xml:space="preserve">As of October 24, 2026 there are 212 tests in 66 files, with the real guard and interceptor, the coupon payment, the refresh, and the translations, and coverage in the CI; the booking form is still missing</w:t>
             </w:r>
           </w:p>
         </w:tc>
@@ -15076,7 +18493,7 @@
               <w:pStyle w:val="Compact"/>
             </w:pPr>
             <w:r>
-              <w:t xml:space="preserve">The 7 payment persistence tests need a migrated database and skip without it; on October 19 and 21 they were run against</w:t>
+              <w:t xml:space="preserve">The 11 payment persistence tests (7 until October 23) need a migrated database and skip without it; the first 7 were run on October 19 and 21 against</w:t>
             </w:r>
             <w:r>
               <w:t xml:space="preserve"> </w:t>
@@ -15091,7 +18508,7 @@
               <w:t xml:space="preserve"> </w:t>
             </w:r>
             <w:r>
-              <w:t xml:space="preserve">and passed</w:t>
+              <w:t xml:space="preserve">and passed; those for the indexes of migration 023 have not been run</w:t>
             </w:r>
           </w:p>
         </w:tc>
@@ -15309,6 +18726,346 @@
             </w:r>
             <w:r>
               <w:t xml:space="preserve">test for the cash account</w:t>
+            </w:r>
+          </w:p>
+        </w:tc>
+      </w:tr>
+      <w:tr>
+        <w:tc>
+          <w:tcPr/>
+          <w:p>
+            <w:pPr>
+              <w:pStyle w:val="Compact"/>
+            </w:pPr>
+            <w:r>
+              <w:t xml:space="preserve">8</w:t>
+            </w:r>
+          </w:p>
+        </w:tc>
+        <w:tc>
+          <w:tcPr/>
+          <w:p>
+            <w:pPr>
+              <w:pStyle w:val="Compact"/>
+            </w:pPr>
+            <w:r>
+              <w:t xml:space="preserve">The changes of October 24, 2026 (server amount and</w:t>
+            </w:r>
+            <w:r>
+              <w:t xml:space="preserve"> </w:t>
+            </w:r>
+            <w:r>
+              <w:rPr>
+                <w:rStyle w:val="VerbatimChar"/>
+              </w:rPr>
+              <w:t xml:space="preserve">AMOUNT_CHANGED</w:t>
+            </w:r>
+            <w:r>
+              <w:t xml:space="preserve">,</w:t>
+            </w:r>
+            <w:r>
+              <w:t xml:space="preserve"> </w:t>
+            </w:r>
+            <w:r>
+              <w:rPr>
+                <w:rStyle w:val="VerbatimChar"/>
+              </w:rPr>
+              <w:t xml:space="preserve">BOOKING_SERVICES_LOCKED</w:t>
+            </w:r>
+            <w:r>
+              <w:t xml:space="preserve">,</w:t>
+            </w:r>
+            <w:r>
+              <w:t xml:space="preserve"> </w:t>
+            </w:r>
+            <w:r>
+              <w:rPr>
+                <w:rStyle w:val="VerbatimChar"/>
+              </w:rPr>
+              <w:t xml:space="preserve">VEHICLE_HAS_ACTIVE_BOOKINGS</w:t>
+            </w:r>
+            <w:r>
+              <w:t xml:space="preserve">, consent,</w:t>
+            </w:r>
+            <w:r>
+              <w:t xml:space="preserve"> </w:t>
+            </w:r>
+            <w:r>
+              <w:rPr>
+                <w:rStyle w:val="VerbatimChar"/>
+              </w:rPr>
+              <w:t xml:space="preserve">/auth</w:t>
+            </w:r>
+            <w:r>
+              <w:t xml:space="preserve"> </w:t>
+            </w:r>
+            <w:r>
+              <w:t xml:space="preserve">limit,</w:t>
+            </w:r>
+            <w:r>
+              <w:t xml:space="preserve"> </w:t>
+            </w:r>
+            <w:r>
+              <w:rPr>
+                <w:rStyle w:val="VerbatimChar"/>
+              </w:rPr>
+              <w:t xml:space="preserve">TOO_MANY_ATTEMPTS</w:t>
+            </w:r>
+            <w:r>
+              <w:t xml:space="preserve">, 4-hour window to start, operator notes) have no functional case of their own; the automated tests and the remote battery of</w:t>
+            </w:r>
+            <w:r>
+              <w:t xml:space="preserve"> </w:t>
+            </w:r>
+            <w:r>
+              <w:rPr>
+                <w:rStyle w:val="VerbatimChar"/>
+              </w:rPr>
+              <w:t xml:space="preserve">lavarapido-infra/e2e/remote</w:t>
+            </w:r>
+            <w:r>
+              <w:t xml:space="preserve"> </w:t>
+            </w:r>
+            <w:r>
+              <w:t xml:space="preserve">(44 cases) cover them, but the battery has not been run against the public server yet</w:t>
+            </w:r>
+          </w:p>
+        </w:tc>
+        <w:tc>
+          <w:tcPr/>
+          <w:p>
+            <w:pPr>
+              <w:pStyle w:val="Compact"/>
+            </w:pPr>
+            <w:r>
+              <w:t xml:space="preserve">Create the three test accounts and the</w:t>
+            </w:r>
+            <w:r>
+              <w:t xml:space="preserve"> </w:t>
+            </w:r>
+            <w:r>
+              <w:rPr>
+                <w:rStyle w:val="VerbatimChar"/>
+              </w:rPr>
+              <w:t xml:space="preserve">E2E_*</w:t>
+            </w:r>
+            <w:r>
+              <w:t xml:space="preserve"> </w:t>
+            </w:r>
+            <w:r>
+              <w:t xml:space="preserve">secrets, run</w:t>
+            </w:r>
+            <w:r>
+              <w:t xml:space="preserve"> </w:t>
+            </w:r>
+            <w:r>
+              <w:rPr>
+                <w:i/>
+                <w:iCs/>
+              </w:rPr>
+              <w:t xml:space="preserve">e2e.yml</w:t>
+            </w:r>
+            <w:r>
+              <w:t xml:space="preserve"> </w:t>
+            </w:r>
+            <w:r>
+              <w:t xml:space="preserve">without flags and then with</w:t>
+            </w:r>
+            <w:r>
+              <w:t xml:space="preserve"> </w:t>
+            </w:r>
+            <w:r>
+              <w:rPr>
+                <w:rStyle w:val="VerbatimChar"/>
+              </w:rPr>
+              <w:t xml:space="preserve">allow_writes</w:t>
+            </w:r>
+            <w:r>
+              <w:t xml:space="preserve">, and add the corresponding functional cases</w:t>
+            </w:r>
+          </w:p>
+        </w:tc>
+      </w:tr>
+      <w:tr>
+        <w:tc>
+          <w:tcPr/>
+          <w:p>
+            <w:pPr>
+              <w:pStyle w:val="Compact"/>
+            </w:pPr>
+            <w:r>
+              <w:t xml:space="preserve">9</w:t>
+            </w:r>
+          </w:p>
+        </w:tc>
+        <w:tc>
+          <w:tcPr/>
+          <w:p>
+            <w:pPr>
+              <w:pStyle w:val="Compact"/>
+            </w:pPr>
+            <w:r>
+              <w:t xml:space="preserve">Migrations 044, 045, and 113 (booking), 047, 116, and 048 (notification), and 022 and 023 (payment) were only tested when applied on the public server on October 24, 2026. 047 was applied without error, but notification could not read</w:t>
+            </w:r>
+            <w:r>
+              <w:t xml:space="preserve"> </w:t>
+            </w:r>
+            <w:r>
+              <w:rPr>
+                <w:rStyle w:val="VerbatimChar"/>
+              </w:rPr>
+              <w:t xml:space="preserve">channel</w:t>
+            </w:r>
+            <w:r>
+              <w:t xml:space="preserve"> </w:t>
+            </w:r>
+            <w:r>
+              <w:t xml:space="preserve">or</w:t>
+            </w:r>
+            <w:r>
+              <w:t xml:space="preserve"> </w:t>
+            </w:r>
+            <w:r>
+              <w:rPr>
+                <w:rStyle w:val="VerbatimChar"/>
+              </w:rPr>
+              <w:t xml:space="preserve">language</w:t>
+            </w:r>
+            <w:r>
+              <w:t xml:space="preserve"> </w:t>
+            </w:r>
+            <w:r>
+              <w:t xml:space="preserve">(VARCHAR read as NCHAR because of</w:t>
+            </w:r>
+            <w:r>
+              <w:t xml:space="preserve"> </w:t>
+            </w:r>
+            <w:r>
+              <w:rPr>
+                <w:rStyle w:val="VerbatimChar"/>
+              </w:rPr>
+              <w:t xml:space="preserve">use_nationalized_character_data</w:t>
+            </w:r>
+            <w:r>
+              <w:t xml:space="preserve">) and stopped sending push notifications and emails; the unit tests, which run without SQL Server, did not catch it, and the live test found it. 048 (NVARCHAR) was first tested in</w:t>
+            </w:r>
+            <w:r>
+              <w:t xml:space="preserve"> </w:t>
+            </w:r>
+            <w:r>
+              <w:rPr>
+                <w:rStyle w:val="VerbatimChar"/>
+              </w:rPr>
+              <w:t xml:space="preserve">tempdb</w:t>
+            </w:r>
+            <w:r>
+              <w:t xml:space="preserve"> </w:t>
+            </w:r>
+            <w:r>
+              <w:t xml:space="preserve">with the data kept and deployed that day at 17:12 UTC (AC-87)</w:t>
+            </w:r>
+          </w:p>
+        </w:tc>
+        <w:tc>
+          <w:tcPr/>
+          <w:p>
+            <w:pPr>
+              <w:pStyle w:val="Compact"/>
+            </w:pPr>
+            <w:r>
+              <w:t xml:space="preserve">Integration tests against SQL Server in the CI (RNF-003): the 047 failure shows they are needed; meanwhile, a live test after each deployment. Booking migration 049 and seed 117 (October 26, 2026) were tested this way, locally and in production: columns in</w:t>
+            </w:r>
+            <w:r>
+              <w:t xml:space="preserve"> </w:t>
+            </w:r>
+            <w:r>
+              <w:rPr>
+                <w:rStyle w:val="VerbatimChar"/>
+              </w:rPr>
+              <w:t xml:space="preserve">NVARCHAR</w:t>
+            </w:r>
+            <w:r>
+              <w:t xml:space="preserve"> </w:t>
+            </w:r>
+            <w:r>
+              <w:t xml:space="preserve">and the</w:t>
+            </w:r>
+            <w:r>
+              <w:t xml:space="preserve"> </w:t>
+            </w:r>
+            <w:r>
+              <w:rPr>
+                <w:rStyle w:val="VerbatimChar"/>
+              </w:rPr>
+              <w:t xml:space="preserve">PAYMENT_TIMEOUT</w:t>
+            </w:r>
+            <w:r>
+              <w:t xml:space="preserve"> </w:t>
+            </w:r>
+            <w:r>
+              <w:t xml:space="preserve">reason present</w:t>
+            </w:r>
+          </w:p>
+        </w:tc>
+      </w:tr>
+      <w:tr>
+        <w:tc>
+          <w:tcPr/>
+          <w:p>
+            <w:pPr>
+              <w:pStyle w:val="Compact"/>
+            </w:pPr>
+            <w:r>
+              <w:t xml:space="preserve">10</w:t>
+            </w:r>
+          </w:p>
+        </w:tc>
+        <w:tc>
+          <w:tcPr/>
+          <w:p>
+            <w:pPr>
+              <w:pStyle w:val="Compact"/>
+            </w:pPr>
+            <w:r>
+              <w:t xml:space="preserve">The loss of an event between services was only detected in the live test of October 26, 2026 (the paid booking that was cancelled, Table 9, defect 13): there is no Outbox nor an automated test that simulates it between services</w:t>
+            </w:r>
+          </w:p>
+        </w:tc>
+        <w:tc>
+          <w:tcPr/>
+          <w:p>
+            <w:pPr>
+              <w:pStyle w:val="Compact"/>
+            </w:pPr>
+            <w:r>
+              <w:t xml:space="preserve">Keep the query to payment-service before cancelling (AC-89), covered by</w:t>
+            </w:r>
+            <w:r>
+              <w:t xml:space="preserve"> </w:t>
+            </w:r>
+            <w:r>
+              <w:rPr>
+                <w:rStyle w:val="VerbatimChar"/>
+              </w:rPr>
+              <w:t xml:space="preserve">PaymentDeadlineJobTest</w:t>
+            </w:r>
+            <w:r>
+              <w:t xml:space="preserve"> </w:t>
+            </w:r>
+            <w:r>
+              <w:t xml:space="preserve">and</w:t>
+            </w:r>
+            <w:r>
+              <w:t xml:space="preserve"> </w:t>
+            </w:r>
+            <w:r>
+              <w:rPr>
+                <w:rStyle w:val="VerbatimChar"/>
+              </w:rPr>
+              <w:t xml:space="preserve">PaymentServiceDirectoryTest</w:t>
+            </w:r>
+            <w:r>
+              <w:t xml:space="preserve">; add payment at booking to the end-to-end battery, and the Outbox (AP-02)</w:t>
             </w:r>
           </w:p>
         </w:tc>
@@ -16086,6 +19843,97 @@
           </w:p>
         </w:tc>
       </w:tr>
+      <w:tr>
+        <w:tc>
+          <w:tcPr/>
+          <w:p>
+            <w:pPr>
+              <w:pStyle w:val="Compact"/>
+            </w:pPr>
+            <w:r>
+              <w:t xml:space="preserve">13</w:t>
+            </w:r>
+          </w:p>
+        </w:tc>
+        <w:tc>
+          <w:tcPr/>
+          <w:p>
+            <w:pPr>
+              <w:pStyle w:val="Compact"/>
+            </w:pPr>
+            <w:r>
+              <w:t xml:space="preserve">When the</w:t>
+            </w:r>
+            <w:r>
+              <w:t xml:space="preserve"> </w:t>
+            </w:r>
+            <w:r>
+              <w:rPr>
+                <w:rStyle w:val="VerbatimChar"/>
+              </w:rPr>
+              <w:t xml:space="preserve">payment.reported</w:t>
+            </w:r>
+            <w:r>
+              <w:t xml:space="preserve"> </w:t>
+            </w:r>
+            <w:r>
+              <w:t xml:space="preserve">event was lost, the expiry job cancelled with</w:t>
+            </w:r>
+            <w:r>
+              <w:t xml:space="preserve"> </w:t>
+            </w:r>
+            <w:r>
+              <w:rPr>
+                <w:rStyle w:val="VerbatimChar"/>
+              </w:rPr>
+              <w:t xml:space="preserve">PAYMENT_TIMEOUT</w:t>
+            </w:r>
+            <w:r>
+              <w:t xml:space="preserve"> </w:t>
+            </w:r>
+            <w:r>
+              <w:t xml:space="preserve">a booking with digital payment that had in fact been paid</w:t>
+            </w:r>
+          </w:p>
+        </w:tc>
+        <w:tc>
+          <w:tcPr/>
+          <w:p>
+            <w:pPr>
+              <w:pStyle w:val="Compact"/>
+            </w:pPr>
+            <w:r>
+              <w:t xml:space="preserve">Live test of October 26, 2026 (Table 5e);</w:t>
+            </w:r>
+            <w:r>
+              <w:t xml:space="preserve"> </w:t>
+            </w:r>
+            <w:r>
+              <w:rPr>
+                <w:rStyle w:val="VerbatimChar"/>
+              </w:rPr>
+              <w:t xml:space="preserve">PaymentDeadlineJob</w:t>
+            </w:r>
+            <w:r>
+              <w:t xml:space="preserve"> </w:t>
+            </w:r>
+            <w:r>
+              <w:t xml:space="preserve">in booking-service</w:t>
+            </w:r>
+          </w:p>
+        </w:tc>
+        <w:tc>
+          <w:tcPr/>
+          <w:p>
+            <w:pPr>
+              <w:pStyle w:val="Compact"/>
+            </w:pPr>
+            <w:r>
+              <w:t xml:space="preserve">High</w:t>
+            </w:r>
+          </w:p>
+        </w:tc>
+      </w:tr>
     </w:tbl>
     <w:p>
       <w:pPr>
@@ -16169,7 +20017,31 @@
         <w:t xml:space="preserve">DomainEventEnvelopeTest</w:t>
       </w:r>
       <w:r>
-        <w:t xml:space="preserve">).</w:t>
+        <w:t xml:space="preserve">). Defect 13 was fixed on October 26, 2026, before deploying: the job asks payment-service before cancelling and, if payment does not answer, it does not cancel in that round (AC-89,</w:t>
+      </w:r>
+      <w:r>
+        <w:t xml:space="preserve"> </w:t>
+      </w:r>
+      <w:r>
+        <w:rPr>
+          <w:rStyle w:val="VerbatimChar"/>
+        </w:rPr>
+        <w:t xml:space="preserve">PaymentDeadlineJobTest</w:t>
+      </w:r>
+      <w:r>
+        <w:t xml:space="preserve">,</w:t>
+      </w:r>
+      <w:r>
+        <w:t xml:space="preserve"> </w:t>
+      </w:r>
+      <w:r>
+        <w:rPr>
+          <w:rStyle w:val="VerbatimChar"/>
+        </w:rPr>
+        <w:t xml:space="preserve">PaymentServiceDirectoryTest</w:t>
+      </w:r>
+      <w:r>
+        <w:t xml:space="preserve">; simulated failures 1 and 2 of Table 5e).</w:t>
       </w:r>
     </w:p>
     <w:p>
@@ -16202,8 +20074,8 @@
         <w:t xml:space="preserve">).</w:t>
       </w:r>
     </w:p>
-    <w:bookmarkEnd w:id="53"/>
-    <w:bookmarkStart w:id="58" w:name="references"/>
+    <w:bookmarkEnd w:id="44"/>
+    <w:bookmarkStart w:id="49" w:name="references"/>
     <w:p>
       <w:pPr>
         <w:pStyle w:val="Heading2"/>
@@ -16238,7 +20110,7 @@
       <w:r>
         <w:t xml:space="preserve"> </w:t>
       </w:r>
-      <w:hyperlink r:id="rId54">
+      <w:hyperlink r:id="rId45">
         <w:r>
           <w:rPr>
             <w:rStyle w:val="Hyperlink"/>
@@ -16270,7 +20142,7 @@
       <w:r>
         <w:t xml:space="preserve"> </w:t>
       </w:r>
-      <w:hyperlink r:id="rId55">
+      <w:hyperlink r:id="rId46">
         <w:r>
           <w:rPr>
             <w:rStyle w:val="Hyperlink"/>
@@ -16302,7 +20174,7 @@
       <w:r>
         <w:t xml:space="preserve"> </w:t>
       </w:r>
-      <w:hyperlink r:id="rId56">
+      <w:hyperlink r:id="rId47">
         <w:r>
           <w:rPr>
             <w:rStyle w:val="Hyperlink"/>
@@ -16334,7 +20206,7 @@
       <w:r>
         <w:t xml:space="preserve"> </w:t>
       </w:r>
-      <w:hyperlink r:id="rId57">
+      <w:hyperlink r:id="rId48">
         <w:r>
           <w:rPr>
             <w:rStyle w:val="Hyperlink"/>
@@ -16343,8 +20215,8 @@
         </w:r>
       </w:hyperlink>
     </w:p>
-    <w:bookmarkEnd w:id="58"/>
-    <w:bookmarkEnd w:id="59"/>
+    <w:bookmarkEnd w:id="49"/>
+    <w:bookmarkEnd w:id="50"/>
     <w:sectPr>
       <w:footnotePr>
         <w:numRestart w:val="eachSect"/>

--- a/06_DOCUMENTACION_DE_PRUEBAS/EN/WORD/06_Test_Documentation.docx
+++ b/06_DOCUMENTACION_DE_PRUEBAS/EN/WORD/06_Test_Documentation.docx
@@ -268,7 +268,7 @@
               <w:pStyle w:val="Compact"/>
             </w:pPr>
             <w:r>
-              <w:t xml:space="preserve">October 26, 2026</w:t>
+              <w:t xml:space="preserve">October 27, 2026</w:t>
             </w:r>
           </w:p>
         </w:tc>
@@ -279,7 +279,7 @@
         <w:pStyle w:val="BodyText"/>
       </w:pPr>
       <w:r>
-        <w:t xml:space="preserve">This document gathers the test plan, the inventory of automated tests in the repositories, their actual results when run on October 19, 2026 (including the end-to-end, performance, and responsive design tests against the complete system) and again on October 21, and the 42 functional test cases, run on October 19, traced to the SRS v8.0 requirements (</w:t>
+        <w:t xml:space="preserve">This document gathers the test plan, the inventory of automated tests in the repositories, their actual results when run on October 19, 2026 (including the end-to-end, performance, and responsive design tests against the complete system) and again on October 21, and the 42 functional test cases, run on October 19, traced to the SRS v8.3 requirements (</w:t>
       </w:r>
       <w:r>
         <w:rPr>
@@ -320,7 +320,22 @@
         <w:t xml:space="preserve"> </w:t>
       </w:r>
       <w:r>
-        <w:t xml:space="preserve">and deploying them to the public server, the inventory (Table 4), the results of the latest CI (section 3.3, Table 5d), the traceability matrix (eight requirements move to Implemented), and the gaps (Table 8) were updated again; the same day, notification migration 048, which fixed what the live test found in 047, was added to gap 9. On October 26, 2026 the live tests of payment at booking were added, locally and in production, with the two simulated failures (section 3.4, Table 5e), the new test count of booking, payment, the web, and the mobile app (Table 5f), defect 13 (Table 9), and gaps 9 and 10 (Table 8). On October 23, 2026 the inventory (Table 2), the results of the latest</w:t>
+        <w:t xml:space="preserve">and deploying them to the public server, the inventory (Table 4), the results of the latest CI (section 3.3, Table 5d), the traceability matrix (eight requirements move to Implemented), and the gaps (Table 8) were updated again; the same day, notification migration 048, which fixed what the live test found in 047, was added to gap 9. On October 26, 2026 the live tests of payment at booking were added, locally and in production, with the two simulated failures (section 3.4, Table 5e), the new test count of booking, payment, the web, and the mobile app (Table 5f), defect 13 (Table 9), and gaps 9 and 10 (Table 8). On October 27, 2026, against</w:t>
+      </w:r>
+      <w:r>
+        <w:t xml:space="preserve"> </w:t>
+      </w:r>
+      <w:r>
+        <w:rPr>
+          <w:rStyle w:val="VerbatimChar"/>
+        </w:rPr>
+        <w:t xml:space="preserve">main</w:t>
+      </w:r>
+      <w:r>
+        <w:t xml:space="preserve"> </w:t>
+      </w:r>
+      <w:r>
+        <w:t xml:space="preserve">of that day, the counts (Table 5f: 1,337 tests, with payment's 17 integration tests, which now run in the CI against SQL Server), the end-to-end run (section 3.1: 19 of 19), the booking step of CP-08, the new cases CP-43 to CP-46, and gaps 1 to 3 (Table 8) were updated. On October 23, 2026 the inventory (Table 2), the results of the latest</w:t>
       </w:r>
       <w:r>
         <w:t xml:space="preserve"> </w:t>
@@ -2357,7 +2372,7 @@
               <w:t xml:space="preserve">PaymentService.Api.UnitTests</w:t>
             </w:r>
             <w:r>
-              <w:t xml:space="preserve">), payment and receipt (2 MB maximum), reused reference, history with filters, promotions, loyalty points, payment policy, command and query services, and 11 persistence tests against SQL Server</w:t>
+              <w:t xml:space="preserve">), payment and receipt (2 MB maximum), reused reference, history with filters, promotions, loyalty points, payment policy, command and query services, and the persistence tests against SQL Server (11 as of October 24; 17 integration tests since October 27, 2026, which run in the CI)</w:t>
             </w:r>
           </w:p>
         </w:tc>
@@ -2690,7 +2705,7 @@
         <w:t xml:space="preserve">DatabaseFixture.cs:16-21</w:t>
       </w:r>
       <w:r>
-        <w:t xml:space="preserve">).</w:t>
+        <w:t xml:space="preserve">). Since October 27, 2026 they are 17 integration tests and the CI runs them in the "Pruebas de integración" job, against SQL Server 2022 with the Liquibase migrations, without skipping any; on a machine without a database, 12 are skipped.</w:t>
       </w:r>
     </w:p>
     <w:p>
@@ -4525,7 +4540,43 @@
         <w:t xml:space="preserve"> </w:t>
       </w:r>
       <w:r>
-        <w:t xml:space="preserve">(the test operator of the local database). The 19 tests passed in 11.2 s. Each test deletes what it creates and leaves the customer's points as they were. On October 21, 2026, the team ran them again, early in the morning and in the evening, with the gateway session check on, and all 19 passed both times; the files in Table 5a have not changed since October 18.</w:t>
+        <w:t xml:space="preserve">(the test operator of the local database). The 19 tests passed in 11.2 s. Each test deletes what it creates and leaves the customer's points as they were. On October 21, 2026, the team ran them again, early in the morning and in the evening, with the gateway session check on, and all 19 passed both times; the files in Table 5a have not changed since October 18. On October 27, 2026 they were run again against the local system with the</w:t>
+      </w:r>
+      <w:r>
+        <w:t xml:space="preserve"> </w:t>
+      </w:r>
+      <w:r>
+        <w:rPr>
+          <w:rStyle w:val="VerbatimChar"/>
+        </w:rPr>
+        <w:t xml:space="preserve">main</w:t>
+      </w:r>
+      <w:r>
+        <w:t xml:space="preserve"> </w:t>
+      </w:r>
+      <w:r>
+        <w:t xml:space="preserve">code and passed 19 of 19, after the suite was adjusted to send the payment mode (</w:t>
+      </w:r>
+      <w:r>
+        <w:rPr>
+          <w:rStyle w:val="VerbatimChar"/>
+        </w:rPr>
+        <w:t xml:space="preserve">paymentMode</w:t>
+      </w:r>
+      <w:r>
+        <w:t xml:space="preserve">) when booking: booking-service requires it since October 26, and without it the tests that book failed with 400</w:t>
+      </w:r>
+      <w:r>
+        <w:t xml:space="preserve"> </w:t>
+      </w:r>
+      <w:r>
+        <w:rPr>
+          <w:rStyle w:val="VerbatimChar"/>
+        </w:rPr>
+        <w:t xml:space="preserve">INVALID_PAYMENT_MODE</w:t>
+      </w:r>
+      <w:r>
+        <w:t xml:space="preserve">.</w:t>
       </w:r>
     </w:p>
     <w:p>
@@ -8428,7 +8479,7 @@
           <w:i/>
           <w:iCs/>
         </w:rPr>
-        <w:t xml:space="preserve">Automated tests that changed with payment at booking (develop, October 26, 2026)</w:t>
+        <w:t xml:space="preserve">Automated tests that changed with payment at booking (develop of October 26 and main of October 27, 2026)</w:t>
       </w:r>
     </w:p>
     <w:tbl>
@@ -8511,7 +8562,7 @@
               <w:pStyle w:val="Compact"/>
             </w:pPr>
             <w:r>
-              <w:t xml:space="preserve">133</w:t>
+              <w:t xml:space="preserve">137 (133 on October 26)</w:t>
             </w:r>
           </w:p>
         </w:tc>
@@ -8650,7 +8701,7 @@
               <w:pStyle w:val="Compact"/>
             </w:pPr>
             <w:r>
-              <w:t xml:space="preserve">247: domain 142, application 61, API 44</w:t>
+              <w:t xml:space="preserve">264: domain 142, application 61, API 44, and integration 17 (247 on October 26, without the integration tests)</w:t>
             </w:r>
           </w:p>
         </w:tc>
@@ -8720,7 +8771,7 @@
               <w:t xml:space="preserve">BOOKING_NOT_PAYABLE</w:t>
             </w:r>
             <w:r>
-              <w:t xml:space="preserve">). It does not count the integration tests, which are skipped without SQL Server</w:t>
+              <w:t xml:space="preserve">). The 17 integration tests run in the CI against SQL Server 2022 since October 27, 2026</w:t>
             </w:r>
           </w:p>
         </w:tc>
@@ -8744,7 +8795,7 @@
               <w:pStyle w:val="Compact"/>
             </w:pPr>
             <w:r>
-              <w:t xml:space="preserve">239</w:t>
+              <w:t xml:space="preserve">242 in 68 files (239 on October 26)</w:t>
             </w:r>
           </w:p>
         </w:tc>
@@ -8790,7 +8841,7 @@
               <w:pStyle w:val="Compact"/>
             </w:pPr>
             <w:r>
-              <w:t xml:space="preserve">100</w:t>
+              <w:t xml:space="preserve">106 (100 on October 26)</w:t>
             </w:r>
           </w:p>
         </w:tc>
@@ -8874,7 +8925,35 @@
         <w:t xml:space="preserve"> </w:t>
       </w:r>
       <w:r>
-        <w:t xml:space="preserve">OTA on October 26, 2026. On October 27, 2026 booking-service went up to 137 tests (alternatives that respect the vehicle's other bookings, at most 10 services, and 400 for an invalid business hours week) and customer-service to 83 (owners of many vehicles in one query), for 1,311 with the same criterion,, and the end-to-end tests send the payment method.</w:t>
+        <w:t xml:space="preserve">OTA on October 26, 2026. On October 27, 2026 booking-service went up to 137 tests (alternatives that respect the vehicle's other bookings, at most 10 services, and 400 for an invalid business hours week) and customer-service to 83 (owners of many vehicles in one query), for 1,311 with the same criterion, and the end-to-end tests send the payment method. In the</w:t>
+      </w:r>
+      <w:r>
+        <w:t xml:space="preserve"> </w:t>
+      </w:r>
+      <w:r>
+        <w:rPr>
+          <w:rStyle w:val="VerbatimChar"/>
+        </w:rPr>
+        <w:t xml:space="preserve">main</w:t>
+      </w:r>
+      <w:r>
+        <w:t xml:space="preserve"> </w:t>
+      </w:r>
+      <w:r>
+        <w:t xml:space="preserve">CI of October 27, 2026 all of them passed: gateway 62, security-service 200, customer-service 83, booking-service 137, operations-service 110, notification-service 133, and payment-service 264 (989 in the backend), web 242, and mobile app 106, for a total of</w:t>
+      </w:r>
+      <w:r>
+        <w:t xml:space="preserve"> </w:t>
+      </w:r>
+      <w:r>
+        <w:rPr>
+          <w:b/>
+          <w:bCs/>
+        </w:rPr>
+        <w:t xml:space="preserve">1,337</w:t>
+      </w:r>
+      <w:r>
+        <w:t xml:space="preserve">, which already includes payment's 17 integration tests.</w:t>
       </w:r>
     </w:p>
     <w:bookmarkEnd w:id="37"/>
@@ -8893,7 +8972,22 @@
         <w:pStyle w:val="FirstParagraph"/>
       </w:pPr>
       <w:r>
-        <w:t xml:space="preserve">Cases CP-01 to CP-33 were defined on SRS v4 and first run on October 9, 2026; cases CP-34 to CP-42 cover the requirements implemented afterwards (RF-004b, RF-008, RF-010, RF-015, RF-022, RF-036, RF-037, and RF-038) and the administrator accounts of RF-028. All 42 were run on October 19, 2026, against the full system through the API Gateway (the same calls the web and mobile clients make), with a script that creates its own accounts and data and deletes them at the end. All 42 passed (Figure 7). The changes of October 21, 2026 (the token of a closed session, the close of expired bookings, and the receipt of at most 2 MB) do not have a functional case of their own yet; the automated tests in Table 5 cover them (gap 7 in Table 8).</w:t>
+        <w:t xml:space="preserve">Cases CP-01 to CP-33 were defined on SRS v4 and first run on October 9, 2026; cases CP-34 to CP-42 cover the requirements implemented afterwards (RF-004b, RF-008, RF-010, RF-015, RF-022, RF-036, RF-037, and RF-038) and the administrator accounts of RF-028. All 42 were run on October 19, 2026, against the full system through the API Gateway (the same calls the web and mobile clients make), with a script that creates its own accounts and data and deletes them at the end. All 42 passed (Figure 7). The changes of October 21, 2026 (the token of a closed session, the close of expired bookings, and the receipt of at most 2 MB) do not have a functional case of their own yet; the automated tests in Table 5 cover them (gap 7 in Table 8). Cases CP-43 to CP-46 were added on October 27, 2026 for payment at booking and the new booking-service validations; the October 19 script did not run them: their result is that of the booking-service automated tests that cover them, green in the</w:t>
+      </w:r>
+      <w:r>
+        <w:t xml:space="preserve"> </w:t>
+      </w:r>
+      <w:r>
+        <w:rPr>
+          <w:rStyle w:val="VerbatimChar"/>
+        </w:rPr>
+        <w:t xml:space="preserve">main</w:t>
+      </w:r>
+      <w:r>
+        <w:t xml:space="preserve"> </w:t>
+      </w:r>
+      <w:r>
+        <w:t xml:space="preserve">CI of October 27 (137 tests).</w:t>
       </w:r>
     </w:p>
     <w:p>
@@ -9887,18 +9981,60 @@
               <w:pStyle w:val="Compact"/>
             </w:pPr>
             <w:r>
-              <w:t xml:space="preserve">Choose vehicle, Basic service, a free date and time</w:t>
-            </w:r>
-          </w:p>
-        </w:tc>
-        <w:tc>
-          <w:tcPr/>
-          <w:p>
-            <w:pPr>
-              <w:pStyle w:val="Compact"/>
-            </w:pPr>
-            <w:r>
-              <w:t xml:space="preserve">SUV, Basic</w:t>
+              <w:t xml:space="preserve">Choose vehicle, Basic service, a free date and time and, since October 26, 2026, the payment method (</w:t>
+            </w:r>
+            <w:r>
+              <w:rPr>
+                <w:rStyle w:val="VerbatimChar"/>
+              </w:rPr>
+              <w:t xml:space="preserve">paymentMode</w:t>
+            </w:r>
+            <w:r>
+              <w:t xml:space="preserve">)</w:t>
+            </w:r>
+          </w:p>
+        </w:tc>
+        <w:tc>
+          <w:tcPr/>
+          <w:p>
+            <w:pPr>
+              <w:pStyle w:val="Compact"/>
+            </w:pPr>
+            <w:r>
+              <w:t xml:space="preserve">SUV, Basic,</w:t>
+            </w:r>
+            <w:r>
+              <w:t xml:space="preserve"> </w:t>
+            </w:r>
+            <w:r>
+              <w:rPr>
+                <w:rStyle w:val="VerbatimChar"/>
+              </w:rPr>
+              <w:t xml:space="preserve">paymentMode</w:t>
+            </w:r>
+            <w:r>
+              <w:t xml:space="preserve"> </w:t>
+            </w:r>
+            <w:r>
+              <w:rPr>
+                <w:rStyle w:val="VerbatimChar"/>
+              </w:rPr>
+              <w:t xml:space="preserve">DIGITAL</w:t>
+            </w:r>
+            <w:r>
+              <w:t xml:space="preserve"> </w:t>
+            </w:r>
+            <w:r>
+              <w:t xml:space="preserve">or</w:t>
+            </w:r>
+            <w:r>
+              <w:t xml:space="preserve"> </w:t>
+            </w:r>
+            <w:r>
+              <w:rPr>
+                <w:rStyle w:val="VerbatimChar"/>
+              </w:rPr>
+              <w:t xml:space="preserve">CASH</w:t>
             </w:r>
           </w:p>
         </w:tc>
@@ -13607,6 +13743,689 @@
                 <w:rStyle w:val="VerbatimChar"/>
               </w:rPr>
               <w:t xml:space="preserve">ADMIN_CANNOT_BE_DISABLED</w:t>
+            </w:r>
+          </w:p>
+        </w:tc>
+        <w:tc>
+          <w:tcPr/>
+          <w:p>
+            <w:pPr>
+              <w:pStyle w:val="Compact"/>
+            </w:pPr>
+            <w:r>
+              <w:t xml:space="preserve">Passed</w:t>
+            </w:r>
+          </w:p>
+        </w:tc>
+      </w:tr>
+      <w:tr>
+        <w:tc>
+          <w:tcPr/>
+          <w:p>
+            <w:pPr>
+              <w:pStyle w:val="Compact"/>
+            </w:pPr>
+            <w:r>
+              <w:t xml:space="preserve">CP-43</w:t>
+            </w:r>
+          </w:p>
+        </w:tc>
+        <w:tc>
+          <w:tcPr/>
+          <w:p>
+            <w:pPr>
+              <w:pStyle w:val="Compact"/>
+            </w:pPr>
+            <w:r>
+              <w:t xml:space="preserve">RF-005</w:t>
+            </w:r>
+          </w:p>
+        </w:tc>
+        <w:tc>
+          <w:tcPr/>
+          <w:p>
+            <w:pPr>
+              <w:pStyle w:val="Compact"/>
+            </w:pPr>
+            <w:r>
+              <w:t xml:space="preserve">Payment mode is required</w:t>
+            </w:r>
+          </w:p>
+        </w:tc>
+        <w:tc>
+          <w:tcPr/>
+          <w:p>
+            <w:pPr>
+              <w:pStyle w:val="Compact"/>
+            </w:pPr>
+            <w:r>
+              <w:t xml:space="preserve">Customer with a vehicle</w:t>
+            </w:r>
+          </w:p>
+        </w:tc>
+        <w:tc>
+          <w:tcPr/>
+          <w:p>
+            <w:pPr>
+              <w:pStyle w:val="Compact"/>
+            </w:pPr>
+            <w:r>
+              <w:t xml:space="preserve">Book without</w:t>
+            </w:r>
+            <w:r>
+              <w:t xml:space="preserve"> </w:t>
+            </w:r>
+            <w:r>
+              <w:rPr>
+                <w:rStyle w:val="VerbatimChar"/>
+              </w:rPr>
+              <w:t xml:space="preserve">paymentMode</w:t>
+            </w:r>
+            <w:r>
+              <w:t xml:space="preserve"> </w:t>
+            </w:r>
+            <w:r>
+              <w:t xml:space="preserve">and then with a mode that does not exist</w:t>
+            </w:r>
+          </w:p>
+        </w:tc>
+        <w:tc>
+          <w:tcPr/>
+          <w:p>
+            <w:pPr>
+              <w:pStyle w:val="Compact"/>
+            </w:pPr>
+            <w:r>
+              <w:t xml:space="preserve">No</w:t>
+            </w:r>
+            <w:r>
+              <w:t xml:space="preserve"> </w:t>
+            </w:r>
+            <w:r>
+              <w:rPr>
+                <w:rStyle w:val="VerbatimChar"/>
+              </w:rPr>
+              <w:t xml:space="preserve">paymentMode</w:t>
+            </w:r>
+            <w:r>
+              <w:t xml:space="preserve">;</w:t>
+            </w:r>
+            <w:r>
+              <w:t xml:space="preserve"> </w:t>
+            </w:r>
+            <w:r>
+              <w:rPr>
+                <w:rStyle w:val="VerbatimChar"/>
+              </w:rPr>
+              <w:t xml:space="preserve">CARD</w:t>
+            </w:r>
+          </w:p>
+        </w:tc>
+        <w:tc>
+          <w:tcPr/>
+          <w:p>
+            <w:pPr>
+              <w:pStyle w:val="Compact"/>
+            </w:pPr>
+            <w:r>
+              <w:t xml:space="preserve">The booking is rejected with 400</w:t>
+            </w:r>
+            <w:r>
+              <w:t xml:space="preserve"> </w:t>
+            </w:r>
+            <w:r>
+              <w:rPr>
+                <w:rStyle w:val="VerbatimChar"/>
+              </w:rPr>
+              <w:t xml:space="preserve">INVALID_PAYMENT_MODE</w:t>
+            </w:r>
+            <w:r>
+              <w:t xml:space="preserve"> </w:t>
+            </w:r>
+            <w:r>
+              <w:t xml:space="preserve">and is not saved</w:t>
+            </w:r>
+          </w:p>
+        </w:tc>
+        <w:tc>
+          <w:tcPr/>
+          <w:p>
+            <w:pPr>
+              <w:pStyle w:val="Compact"/>
+            </w:pPr>
+            <w:r>
+              <w:t xml:space="preserve">Meets (automated test green in the CI of 10-27:</w:t>
+            </w:r>
+            <w:r>
+              <w:t xml:space="preserve"> </w:t>
+            </w:r>
+            <w:r>
+              <w:rPr>
+                <w:rStyle w:val="VerbatimChar"/>
+              </w:rPr>
+              <w:t xml:space="preserve">PaymentPolicyTest</w:t>
+            </w:r>
+            <w:r>
+              <w:t xml:space="preserve">,</w:t>
+            </w:r>
+            <w:r>
+              <w:t xml:space="preserve"> </w:t>
+            </w:r>
+            <w:r>
+              <w:rPr>
+                <w:rStyle w:val="VerbatimChar"/>
+              </w:rPr>
+              <w:t xml:space="preserve">BookingServiceTest</w:t>
+            </w:r>
+            <w:r>
+              <w:t xml:space="preserve">, and</w:t>
+            </w:r>
+            <w:r>
+              <w:t xml:space="preserve"> </w:t>
+            </w:r>
+            <w:r>
+              <w:rPr>
+                <w:rStyle w:val="VerbatimChar"/>
+              </w:rPr>
+              <w:t xml:space="preserve">BookingApiWebTest.paymentRuleErrorsKeepTheirCodes</w:t>
+            </w:r>
+            <w:r>
+              <w:t xml:space="preserve">)</w:t>
+            </w:r>
+          </w:p>
+        </w:tc>
+        <w:tc>
+          <w:tcPr/>
+          <w:p>
+            <w:pPr>
+              <w:pStyle w:val="Compact"/>
+            </w:pPr>
+            <w:r>
+              <w:t xml:space="preserve">Passed</w:t>
+            </w:r>
+          </w:p>
+        </w:tc>
+      </w:tr>
+      <w:tr>
+        <w:tc>
+          <w:tcPr/>
+          <w:p>
+            <w:pPr>
+              <w:pStyle w:val="Compact"/>
+            </w:pPr>
+            <w:r>
+              <w:t xml:space="preserve">CP-44</w:t>
+            </w:r>
+          </w:p>
+        </w:tc>
+        <w:tc>
+          <w:tcPr/>
+          <w:p>
+            <w:pPr>
+              <w:pStyle w:val="Compact"/>
+            </w:pPr>
+            <w:r>
+              <w:t xml:space="preserve">RF-005</w:t>
+            </w:r>
+          </w:p>
+        </w:tc>
+        <w:tc>
+          <w:tcPr/>
+          <w:p>
+            <w:pPr>
+              <w:pStyle w:val="Compact"/>
+            </w:pPr>
+            <w:r>
+              <w:t xml:space="preserve">Cash booking limit</w:t>
+            </w:r>
+          </w:p>
+        </w:tc>
+        <w:tc>
+          <w:tcPr/>
+          <w:p>
+            <w:pPr>
+              <w:pStyle w:val="Compact"/>
+            </w:pPr>
+            <w:r>
+              <w:t xml:space="preserve">Customer with one active cash booking made by themselves</w:t>
+            </w:r>
+          </w:p>
+        </w:tc>
+        <w:tc>
+          <w:tcPr/>
+          <w:p>
+            <w:pPr>
+              <w:pStyle w:val="Compact"/>
+            </w:pPr>
+            <w:r>
+              <w:t xml:space="preserve">Make another cash booking</w:t>
+            </w:r>
+          </w:p>
+        </w:tc>
+        <w:tc>
+          <w:tcPr/>
+          <w:p>
+            <w:pPr>
+              <w:pStyle w:val="Compact"/>
+            </w:pPr>
+            <w:r>
+              <w:rPr>
+                <w:rStyle w:val="VerbatimChar"/>
+              </w:rPr>
+              <w:t xml:space="preserve">paymentMode</w:t>
+            </w:r>
+            <w:r>
+              <w:t xml:space="preserve"> </w:t>
+            </w:r>
+            <w:r>
+              <w:rPr>
+                <w:rStyle w:val="VerbatimChar"/>
+              </w:rPr>
+              <w:t xml:space="preserve">CASH</w:t>
+            </w:r>
+          </w:p>
+        </w:tc>
+        <w:tc>
+          <w:tcPr/>
+          <w:p>
+            <w:pPr>
+              <w:pStyle w:val="Compact"/>
+            </w:pPr>
+            <w:r>
+              <w:t xml:space="preserve">409</w:t>
+            </w:r>
+            <w:r>
+              <w:t xml:space="preserve"> </w:t>
+            </w:r>
+            <w:r>
+              <w:rPr>
+                <w:rStyle w:val="VerbatimChar"/>
+              </w:rPr>
+              <w:t xml:space="preserve">CASH_BOOKING_LIMIT</w:t>
+            </w:r>
+            <w:r>
+              <w:t xml:space="preserve">; nothing is saved</w:t>
+            </w:r>
+          </w:p>
+        </w:tc>
+        <w:tc>
+          <w:tcPr/>
+          <w:p>
+            <w:pPr>
+              <w:pStyle w:val="Compact"/>
+            </w:pPr>
+            <w:r>
+              <w:t xml:space="preserve">Meets (automated test green in the CI of 10-27:</w:t>
+            </w:r>
+            <w:r>
+              <w:t xml:space="preserve"> </w:t>
+            </w:r>
+            <w:r>
+              <w:rPr>
+                <w:rStyle w:val="VerbatimChar"/>
+              </w:rPr>
+              <w:t xml:space="preserve">PaymentPolicyTest</w:t>
+            </w:r>
+            <w:r>
+              <w:t xml:space="preserve">,</w:t>
+            </w:r>
+            <w:r>
+              <w:t xml:space="preserve"> </w:t>
+            </w:r>
+            <w:r>
+              <w:rPr>
+                <w:rStyle w:val="VerbatimChar"/>
+              </w:rPr>
+              <w:t xml:space="preserve">BookingServiceTest</w:t>
+            </w:r>
+            <w:r>
+              <w:t xml:space="preserve">, and</w:t>
+            </w:r>
+            <w:r>
+              <w:t xml:space="preserve"> </w:t>
+            </w:r>
+            <w:r>
+              <w:rPr>
+                <w:rStyle w:val="VerbatimChar"/>
+              </w:rPr>
+              <w:t xml:space="preserve">BookingApiWebTest.paymentRuleErrorsKeepTheirCodes</w:t>
+            </w:r>
+            <w:r>
+              <w:t xml:space="preserve">)</w:t>
+            </w:r>
+          </w:p>
+        </w:tc>
+        <w:tc>
+          <w:tcPr/>
+          <w:p>
+            <w:pPr>
+              <w:pStyle w:val="Compact"/>
+            </w:pPr>
+            <w:r>
+              <w:t xml:space="preserve">Passed</w:t>
+            </w:r>
+          </w:p>
+        </w:tc>
+      </w:tr>
+      <w:tr>
+        <w:tc>
+          <w:tcPr/>
+          <w:p>
+            <w:pPr>
+              <w:pStyle w:val="Compact"/>
+            </w:pPr>
+            <w:r>
+              <w:t xml:space="preserve">CP-45</w:t>
+            </w:r>
+          </w:p>
+        </w:tc>
+        <w:tc>
+          <w:tcPr/>
+          <w:p>
+            <w:pPr>
+              <w:pStyle w:val="Compact"/>
+            </w:pPr>
+            <w:r>
+              <w:t xml:space="preserve">RF-005</w:t>
+            </w:r>
+          </w:p>
+        </w:tc>
+        <w:tc>
+          <w:tcPr/>
+          <w:p>
+            <w:pPr>
+              <w:pStyle w:val="Compact"/>
+            </w:pPr>
+            <w:r>
+              <w:t xml:space="preserve">At most 10 services per booking</w:t>
+            </w:r>
+          </w:p>
+        </w:tc>
+        <w:tc>
+          <w:tcPr/>
+          <w:p>
+            <w:pPr>
+              <w:pStyle w:val="Compact"/>
+            </w:pPr>
+            <w:r>
+              <w:t xml:space="preserve">Customer with a vehicle; administrator session</w:t>
+            </w:r>
+          </w:p>
+        </w:tc>
+        <w:tc>
+          <w:tcPr/>
+          <w:p>
+            <w:pPr>
+              <w:pStyle w:val="Compact"/>
+            </w:pPr>
+            <w:r>
+              <w:t xml:space="preserve">Book with</w:t>
+            </w:r>
+            <w:r>
+              <w:t xml:space="preserve"> </w:t>
+            </w:r>
+            <w:r>
+              <w:rPr>
+                <w:rStyle w:val="VerbatimChar"/>
+              </w:rPr>
+              <w:t xml:space="preserve">serviceIds</w:t>
+            </w:r>
+            <w:r>
+              <w:t xml:space="preserve"> </w:t>
+            </w:r>
+            <w:r>
+              <w:rPr>
+                <w:rStyle w:val="VerbatimChar"/>
+              </w:rPr>
+              <w:t xml:space="preserve">[null]</w:t>
+            </w:r>
+            <w:r>
+              <w:t xml:space="preserve"> </w:t>
+            </w:r>
+            <w:r>
+              <w:t xml:space="preserve">and with 11 services; reschedule as administrator with</w:t>
+            </w:r>
+            <w:r>
+              <w:t xml:space="preserve"> </w:t>
+            </w:r>
+            <w:r>
+              <w:rPr>
+                <w:rStyle w:val="VerbatimChar"/>
+              </w:rPr>
+              <w:t xml:space="preserve">[null]</w:t>
+            </w:r>
+          </w:p>
+        </w:tc>
+        <w:tc>
+          <w:tcPr/>
+          <w:p>
+            <w:pPr>
+              <w:pStyle w:val="Compact"/>
+            </w:pPr>
+            <w:r>
+              <w:rPr>
+                <w:rStyle w:val="VerbatimChar"/>
+              </w:rPr>
+              <w:t xml:space="preserve">serviceIds</w:t>
+            </w:r>
+            <w:r>
+              <w:t xml:space="preserve"> </w:t>
+            </w:r>
+            <w:r>
+              <w:rPr>
+                <w:rStyle w:val="VerbatimChar"/>
+              </w:rPr>
+              <w:t xml:space="preserve">[null]</w:t>
+            </w:r>
+            <w:r>
+              <w:t xml:space="preserve"> </w:t>
+            </w:r>
+            <w:r>
+              <w:t xml:space="preserve">and</w:t>
+            </w:r>
+            <w:r>
+              <w:t xml:space="preserve"> </w:t>
+            </w:r>
+            <w:r>
+              <w:rPr>
+                <w:rStyle w:val="VerbatimChar"/>
+              </w:rPr>
+              <w:t xml:space="preserve">[1..11]</w:t>
+            </w:r>
+          </w:p>
+        </w:tc>
+        <w:tc>
+          <w:tcPr/>
+          <w:p>
+            <w:pPr>
+              <w:pStyle w:val="Compact"/>
+            </w:pPr>
+            <w:r>
+              <w:t xml:space="preserve">400</w:t>
+            </w:r>
+            <w:r>
+              <w:t xml:space="preserve"> </w:t>
+            </w:r>
+            <w:r>
+              <w:rPr>
+                <w:rStyle w:val="VerbatimChar"/>
+              </w:rPr>
+              <w:t xml:space="preserve">VALIDATION_ERROR</w:t>
+            </w:r>
+            <w:r>
+              <w:t xml:space="preserve"> </w:t>
+            </w:r>
+            <w:r>
+              <w:t xml:space="preserve">(500 before); the use case is not called</w:t>
+            </w:r>
+          </w:p>
+        </w:tc>
+        <w:tc>
+          <w:tcPr/>
+          <w:p>
+            <w:pPr>
+              <w:pStyle w:val="Compact"/>
+            </w:pPr>
+            <w:r>
+              <w:t xml:space="preserve">Meets (automated test green in the CI of 10-27:</w:t>
+            </w:r>
+            <w:r>
+              <w:t xml:space="preserve"> </w:t>
+            </w:r>
+            <w:r>
+              <w:rPr>
+                <w:rStyle w:val="VerbatimChar"/>
+              </w:rPr>
+              <w:t xml:space="preserve">BookingApiWebTest.nullOrTooManyServicesAreValidationErrors</w:t>
+            </w:r>
+            <w:r>
+              <w:t xml:space="preserve">)</w:t>
+            </w:r>
+          </w:p>
+        </w:tc>
+        <w:tc>
+          <w:tcPr/>
+          <w:p>
+            <w:pPr>
+              <w:pStyle w:val="Compact"/>
+            </w:pPr>
+            <w:r>
+              <w:t xml:space="preserve">Passed</w:t>
+            </w:r>
+          </w:p>
+        </w:tc>
+      </w:tr>
+      <w:tr>
+        <w:tc>
+          <w:tcPr/>
+          <w:p>
+            <w:pPr>
+              <w:pStyle w:val="Compact"/>
+            </w:pPr>
+            <w:r>
+              <w:t xml:space="preserve">CP-46</w:t>
+            </w:r>
+          </w:p>
+        </w:tc>
+        <w:tc>
+          <w:tcPr/>
+          <w:p>
+            <w:pPr>
+              <w:pStyle w:val="Compact"/>
+            </w:pPr>
+            <w:r>
+              <w:t xml:space="preserve">RF-021</w:t>
+            </w:r>
+          </w:p>
+        </w:tc>
+        <w:tc>
+          <w:tcPr/>
+          <w:p>
+            <w:pPr>
+              <w:pStyle w:val="Compact"/>
+            </w:pPr>
+            <w:r>
+              <w:t xml:space="preserve">Invalid day in the weekly opening hours</w:t>
+            </w:r>
+          </w:p>
+        </w:tc>
+        <w:tc>
+          <w:tcPr/>
+          <w:p>
+            <w:pPr>
+              <w:pStyle w:val="Compact"/>
+            </w:pPr>
+            <w:r>
+              <w:t xml:space="preserve">Administrator session</w:t>
+            </w:r>
+          </w:p>
+        </w:tc>
+        <w:tc>
+          <w:tcPr/>
+          <w:p>
+            <w:pPr>
+              <w:pStyle w:val="Compact"/>
+            </w:pPr>
+            <w:r>
+              <w:t xml:space="preserve">Save the opening-hours week with a day that does not exist and then with an empty list</w:t>
+            </w:r>
+          </w:p>
+        </w:tc>
+        <w:tc>
+          <w:tcPr/>
+          <w:p>
+            <w:pPr>
+              <w:pStyle w:val="Compact"/>
+            </w:pPr>
+            <w:r>
+              <w:rPr>
+                <w:rStyle w:val="VerbatimChar"/>
+              </w:rPr>
+              <w:t xml:space="preserve">dayOfWeek</w:t>
+            </w:r>
+            <w:r>
+              <w:t xml:space="preserve"> </w:t>
+            </w:r>
+            <w:r>
+              <w:t xml:space="preserve">9;</w:t>
+            </w:r>
+            <w:r>
+              <w:t xml:space="preserve"> </w:t>
+            </w:r>
+            <w:r>
+              <w:rPr>
+                <w:rStyle w:val="VerbatimChar"/>
+              </w:rPr>
+              <w:t xml:space="preserve">[]</w:t>
+            </w:r>
+          </w:p>
+        </w:tc>
+        <w:tc>
+          <w:tcPr/>
+          <w:p>
+            <w:pPr>
+              <w:pStyle w:val="Compact"/>
+            </w:pPr>
+            <w:r>
+              <w:t xml:space="preserve">400</w:t>
+            </w:r>
+            <w:r>
+              <w:t xml:space="preserve"> </w:t>
+            </w:r>
+            <w:r>
+              <w:rPr>
+                <w:rStyle w:val="VerbatimChar"/>
+              </w:rPr>
+              <w:t xml:space="preserve">VALIDATION_ERROR</w:t>
+            </w:r>
+            <w:r>
+              <w:t xml:space="preserve"> </w:t>
+            </w:r>
+            <w:r>
+              <w:t xml:space="preserve">(500 before); the opening hours do not change</w:t>
+            </w:r>
+          </w:p>
+        </w:tc>
+        <w:tc>
+          <w:tcPr/>
+          <w:p>
+            <w:pPr>
+              <w:pStyle w:val="Compact"/>
+            </w:pPr>
+            <w:r>
+              <w:t xml:space="preserve">Meets (automated test green in the CI of 10-27:</w:t>
+            </w:r>
+            <w:r>
+              <w:t xml:space="preserve"> </w:t>
+            </w:r>
+            <w:r>
+              <w:rPr>
+                <w:rStyle w:val="VerbatimChar"/>
+              </w:rPr>
+              <w:t xml:space="preserve">BookingApiWebTest.anInvalidDayInTheWeekIsAValidationError</w:t>
+            </w:r>
+            <w:r>
+              <w:t xml:space="preserve">)</w:t>
             </w:r>
           </w:p>
         </w:tc>
@@ -13796,7 +14615,7 @@
         <w:pStyle w:val="FirstParagraph"/>
       </w:pPr>
       <w:r>
-        <w:t xml:space="preserve">Of the 41 requirements in SRS v8.0 (3 of them partial as of October 24, 2026: RF-005, RF-015, and RF-023, with the reason in the SRS; on October 23 there were 11), 38 have a functional case and 39 a related automated test; RF-032 and RF-034 only have a functional case, and RF-017, RF-023, and RF-025 only an automated test.</w:t>
+        <w:t xml:space="preserve">Of the 41 requirements in SRS v8.3 (3 of them partial as of October 27, 2026: RF-005, RF-015, and RF-023, with the reason in the SRS; on October 23 there were 11), 38 have a functional case and 39 a related automated test; RF-032 and RF-034 only have a functional case, and RF-017, RF-023, and RF-025 only an automated test.</w:t>
       </w:r>
     </w:p>
     <w:p>
@@ -13859,7 +14678,7 @@
               <w:pStyle w:val="Compact"/>
             </w:pPr>
             <w:r>
-              <w:t xml:space="preserve">Status (SRS v8.0)</w:t>
+              <w:t xml:space="preserve">Status (SRS v8.3)</w:t>
             </w:r>
           </w:p>
         </w:tc>
@@ -15162,7 +15981,7 @@
               <w:pStyle w:val="Compact"/>
             </w:pPr>
             <w:r>
-              <w:t xml:space="preserve">CP-22</w:t>
+              <w:t xml:space="preserve">CP-22, CP-46</w:t>
             </w:r>
           </w:p>
         </w:tc>
@@ -15177,6 +15996,18 @@
                 <w:rStyle w:val="VerbatimChar"/>
               </w:rPr>
               <w:t xml:space="preserve">AvailabilityPolicyTest</w:t>
+            </w:r>
+            <w:r>
+              <w:t xml:space="preserve">,</w:t>
+            </w:r>
+            <w:r>
+              <w:t xml:space="preserve"> </w:t>
+            </w:r>
+            <w:r>
+              <w:rPr>
+                <w:rStyle w:val="VerbatimChar"/>
+              </w:rPr>
+              <w:t xml:space="preserve">BookingApiWebTest</w:t>
             </w:r>
           </w:p>
         </w:tc>
@@ -15426,7 +16257,7 @@
               <w:pStyle w:val="Compact"/>
             </w:pPr>
             <w:r>
-              <w:t xml:space="preserve">CP-08; live test of October 26 (Table 5e)</w:t>
+              <w:t xml:space="preserve">CP-08, CP-43 to CP-45; live test of October 26 (Table 5e)</w:t>
             </w:r>
           </w:p>
         </w:tc>
@@ -17225,10 +18056,22 @@
               <w:pStyle w:val="Compact"/>
             </w:pPr>
             <w:r>
+              <w:t xml:space="preserve">None:</w:t>
+            </w:r>
+            <w:r>
+              <w:t xml:space="preserve"> </w:t>
+            </w:r>
+            <w:r>
               <w:rPr>
                 <w:rStyle w:val="VerbatimChar"/>
               </w:rPr>
               <w:t xml:space="preserve">/client/history</w:t>
+            </w:r>
+            <w:r>
+              <w:t xml:space="preserve"> </w:t>
+            </w:r>
+            <w:r>
+              <w:t xml:space="preserve">is the booking history</w:t>
             </w:r>
           </w:p>
         </w:tc>
@@ -18418,7 +19261,7 @@
               <w:pStyle w:val="Compact"/>
             </w:pPr>
             <w:r>
-              <w:t xml:space="preserve">Closed: 73 tests in 25 suites with</w:t>
+              <w:t xml:space="preserve">Closed: 106 tests with</w:t>
             </w:r>
             <w:r>
               <w:t xml:space="preserve"> </w:t>
@@ -18434,7 +19277,22 @@
               <w:t xml:space="preserve"> </w:t>
             </w:r>
             <w:r>
-              <w:t xml:space="preserve">in the CI as of October 24, 2026; coverage is not measured yet</w:t>
+              <w:t xml:space="preserve">in the</w:t>
+            </w:r>
+            <w:r>
+              <w:t xml:space="preserve"> </w:t>
+            </w:r>
+            <w:r>
+              <w:rPr>
+                <w:rStyle w:val="VerbatimChar"/>
+              </w:rPr>
+              <w:t xml:space="preserve">main</w:t>
+            </w:r>
+            <w:r>
+              <w:t xml:space="preserve"> </w:t>
+            </w:r>
+            <w:r>
+              <w:t xml:space="preserve">CI of October 27, 2026 (73 in 25 suites on October 24); coverage is not measured yet</w:t>
             </w:r>
           </w:p>
         </w:tc>
@@ -18469,7 +19327,7 @@
               <w:pStyle w:val="Compact"/>
             </w:pPr>
             <w:r>
-              <w:t xml:space="preserve">As of October 24, 2026 there are 212 tests in 66 files, with the real guard and interceptor, the coupon payment, the refresh, and the translations, and coverage in the CI; the booking form is still missing</w:t>
+              <w:t xml:space="preserve">As of October 27, 2026 there are 242 tests in 68 files (212 in 66 on October 24), with the real guard and interceptor, the coupon payment, the refresh, and the translations, and coverage in the CI; the booking form is still missing</w:t>
             </w:r>
           </w:p>
         </w:tc>
@@ -18508,30 +19366,18 @@
               <w:t xml:space="preserve"> </w:t>
             </w:r>
             <w:r>
-              <w:t xml:space="preserve">and passed; those for the indexes of migration 023 have not been run</w:t>
-            </w:r>
-          </w:p>
-        </w:tc>
-        <w:tc>
-          <w:tcPr/>
-          <w:p>
-            <w:pPr>
-              <w:pStyle w:val="Compact"/>
-            </w:pPr>
-            <w:r>
-              <w:t xml:space="preserve">Document in the README how to create the test database and set</w:t>
-            </w:r>
-            <w:r>
-              <w:t xml:space="preserve"> </w:t>
-            </w:r>
-            <w:r>
-              <w:rPr>
-                <w:rStyle w:val="VerbatimChar"/>
-              </w:rPr>
-              <w:t xml:space="preserve">PAYMENT_INTEGRATION_DB</w:t>
-            </w:r>
-            <w:r>
-              <w:t xml:space="preserve">, and run them in GitHub Actions with a SQL Server service</w:t>
+              <w:t xml:space="preserve">and passed; those for the indexes of migration 023 had not been run</w:t>
+            </w:r>
+          </w:p>
+        </w:tc>
+        <w:tc>
+          <w:tcPr/>
+          <w:p>
+            <w:pPr>
+              <w:pStyle w:val="Compact"/>
+            </w:pPr>
+            <w:r>
+              <w:t xml:space="preserve">Closed for payment-service on October 27, 2026: they are 17 integration tests and they run in the CI, in the "Pruebas de integración" job, against SQL Server 2022 with the Liquibase migrations, without skipping any. Doing the same in the other services is still pending</w:t>
             </w:r>
           </w:p>
         </w:tc>
@@ -18973,7 +19819,7 @@
               <w:pStyle w:val="Compact"/>
             </w:pPr>
             <w:r>
-              <w:t xml:space="preserve">Integration tests against SQL Server in the CI (RNF-003): the 047 failure shows they are needed; meanwhile, a live test after each deployment. Booking migration 049 and seed 117 (October 26, 2026) were tested this way, locally and in production: columns in</w:t>
+              <w:t xml:space="preserve">Integration tests against SQL Server in the CI (RNF-003): the 047 failure shows they are needed (since October 27, 2026 payment-service's run; notification's and the other services' are missing); meanwhile, a live test after each deployment. Booking migration 049 and seed 117 (October 26, 2026) were tested this way, locally and in production: columns in</w:t>
             </w:r>
             <w:r>
               <w:t xml:space="preserve"> </w:t>
